--- a/Game Dev Challenges and Programming.docx
+++ b/Game Dev Challenges and Programming.docx
@@ -88,20 +88,7 @@
         <w:t xml:space="preserve"> 3D or 2D </w:t>
       </w:r>
       <w:r>
-        <w:t>“</w:t>
-      </w:r>
-      <w:proofErr w:type="spellStart"/>
-      <w:r>
-        <w:t>things”</w:t>
-      </w:r>
-      <w:proofErr w:type="gramStart"/>
-      <w:r>
-        <w:t>,”stuff</w:t>
-      </w:r>
-      <w:proofErr w:type="spellEnd"/>
-      <w:proofErr w:type="gramEnd"/>
-      <w:r>
-        <w:t xml:space="preserve">” and objects and a set </w:t>
+        <w:t xml:space="preserve">“things”,”stuff” and objects and a set </w:t>
       </w:r>
       <w:r>
         <w:t xml:space="preserve">of rules that define </w:t>
@@ -110,13 +97,8 @@
         <w:t>how they are to be</w:t>
       </w:r>
       <w:r>
-        <w:t xml:space="preserve">have in the </w:t>
-      </w:r>
-      <w:proofErr w:type="spellStart"/>
-      <w:r>
-        <w:t>gameworld</w:t>
-      </w:r>
-      <w:proofErr w:type="spellEnd"/>
+        <w:t>have in the gameworld</w:t>
+      </w:r>
       <w:r>
         <w:t>.</w:t>
       </w:r>
@@ -168,15 +150,8 @@
         <w:t xml:space="preserve"> an equally necessary aspect of </w:t>
       </w:r>
       <w:r>
-        <w:t xml:space="preserve">for </w:t>
-      </w:r>
-      <w:proofErr w:type="spellStart"/>
-      <w:proofErr w:type="gramStart"/>
-      <w:r>
-        <w:t>it’s</w:t>
-      </w:r>
-      <w:proofErr w:type="spellEnd"/>
-      <w:proofErr w:type="gramEnd"/>
+        <w:t>for it’s</w:t>
+      </w:r>
       <w:r>
         <w:t xml:space="preserve"> mapping.</w:t>
       </w:r>
@@ -209,21 +184,8 @@
       </w:r>
     </w:p>
     <w:p>
-      <w:proofErr w:type="gramStart"/>
-      <w:r>
-        <w:t>Stores  surface</w:t>
-      </w:r>
-      <w:proofErr w:type="gramEnd"/>
-      <w:r>
-        <w:t xml:space="preserve"> direction </w:t>
-      </w:r>
-      <w:proofErr w:type="spellStart"/>
-      <w:r>
-        <w:t>xyz</w:t>
-      </w:r>
-      <w:proofErr w:type="spellEnd"/>
-      <w:r>
-        <w:t xml:space="preserve"> in RGB.</w:t>
+      <w:r>
+        <w:t>Stores  surface direction xyz in RGB.</w:t>
       </w:r>
     </w:p>
     <w:p>
@@ -290,121 +252,42 @@
     </w:p>
     <w:p>
       <w:pPr>
+        <w:pStyle w:val="Heading6"/>
+      </w:pPr>
+      <w:r>
+        <w:t>Material Instances</w:t>
+      </w:r>
+    </w:p>
+    <w:p>
+      <w:r>
+        <w:t>Tweaked version of material</w:t>
+      </w:r>
+      <w:r>
+        <w:t xml:space="preserve"> still reliant on the base version</w:t>
+      </w:r>
+      <w:r>
+        <w:t>.</w:t>
+      </w:r>
+      <w:r>
+        <w:t xml:space="preserve"> e.g: We have a Sky material then we create a morning on outta it </w:t>
+      </w:r>
+    </w:p>
+    <w:p/>
+    <w:p>
+      <w:pPr>
         <w:pStyle w:val="Heading5"/>
       </w:pPr>
       <w:r>
-        <w:t>Material Instances</w:t>
-      </w:r>
-    </w:p>
-    <w:p>
-      <w:r>
-        <w:t>Tweaked version of material</w:t>
-      </w:r>
-      <w:r>
-        <w:t xml:space="preserve"> still reliant on the base version</w:t>
-      </w:r>
-      <w:r>
-        <w:t>.</w:t>
-      </w:r>
-      <w:r>
-        <w:t xml:space="preserve"> </w:t>
-      </w:r>
-      <w:proofErr w:type="spellStart"/>
-      <w:r>
-        <w:t>e.g</w:t>
-      </w:r>
-      <w:proofErr w:type="spellEnd"/>
-      <w:r>
-        <w:t xml:space="preserve">: We have a Sky material then we create a morning on </w:t>
-      </w:r>
-      <w:proofErr w:type="spellStart"/>
-      <w:r>
-        <w:t>outta</w:t>
-      </w:r>
-      <w:proofErr w:type="spellEnd"/>
-      <w:r>
-        <w:t xml:space="preserve"> it </w:t>
-      </w:r>
-    </w:p>
-    <w:p>
-      <w:pPr>
-        <w:pStyle w:val="Heading5"/>
-      </w:pPr>
-      <w:r>
-        <w:t xml:space="preserve">Shader </w:t>
-      </w:r>
-      <w:r>
-        <w:t>Node Graph</w:t>
-      </w:r>
-      <w:r>
-        <w:t>s</w:t>
-      </w:r>
-    </w:p>
-    <w:p>
-      <w:r>
-        <w:t>Are abstracted inputs to shader compilation.</w:t>
-      </w:r>
-    </w:p>
-    <w:p/>
-    <w:p>
-      <w:pPr>
-        <w:pStyle w:val="Heading4"/>
-      </w:pPr>
-      <w:r>
-        <w:t>Pipelining</w:t>
-      </w:r>
-    </w:p>
-    <w:p>
-      <w:pPr>
-        <w:pStyle w:val="Heading5"/>
-      </w:pPr>
-      <w:r>
         <w:t>Cell</w:t>
       </w:r>
     </w:p>
     <w:p>
       <w:r>
-        <w:t xml:space="preserve">Game worlds are purposefully divided into </w:t>
-      </w:r>
-      <w:r>
-        <w:t>chunks</w:t>
-      </w:r>
-      <w:r>
-        <w:t xml:space="preserve"> for </w:t>
-      </w:r>
-      <w:r>
-        <w:t>manageability</w:t>
-      </w:r>
-      <w:r>
-        <w:t xml:space="preserve"> upon load. These chunks are called Levels/Cells/Worlds in Game Engine</w:t>
-      </w:r>
-      <w:r>
-        <w:t xml:space="preserve"> system</w:t>
-      </w:r>
-      <w:r>
-        <w:t xml:space="preserve"> view</w:t>
-      </w:r>
-      <w:r>
-        <w:t>.</w:t>
+        <w:t>Game worlds are purposefully divided into chunks for manageability upon load. These chunks are called Levels/Cells/Worlds in Game Engine system view.</w:t>
       </w:r>
       <w:r>
         <w:br/>
-        <w:t>From open world games to l</w:t>
-      </w:r>
-      <w:r>
-        <w:t xml:space="preserve">inear ones they all use this system but </w:t>
-      </w:r>
-      <w:r>
-        <w:t>in open world ones typically the world loading should happen</w:t>
-      </w:r>
-      <w:r>
-        <w:t xml:space="preserve"> by more estimations and according to variables such as draw distance and player location to keep the open world from being loaded late.</w:t>
-      </w:r>
-      <w:r>
-        <w:t xml:space="preserve"> </w:t>
-      </w:r>
-      <w:r>
-        <w:t xml:space="preserve"> </w:t>
+        <w:t xml:space="preserve">From open world games to linear ones they all use this system but in open world ones typically the world loading should happen by more estimations and according to variables such as draw distance and player location to keep the open world from being loaded late.  </w:t>
       </w:r>
     </w:p>
     <w:p/>
@@ -414,90 +297,78 @@
         <w:pStyle w:val="Heading5"/>
       </w:pPr>
       <w:r>
-        <w:t>Level/</w:t>
-      </w:r>
-      <w:proofErr w:type="spellStart"/>
-      <w:r>
-        <w:t>UMap</w:t>
-      </w:r>
-      <w:proofErr w:type="spellEnd"/>
-    </w:p>
-    <w:p>
-      <w:r>
-        <w:t>A saved definition of a</w:t>
-      </w:r>
-      <w:r>
-        <w:t xml:space="preserve"> </w:t>
-      </w:r>
-      <w:r>
-        <w:t>noticeably large</w:t>
-      </w:r>
-      <w:r>
-        <w:t xml:space="preserve"> world </w:t>
-      </w:r>
-      <w:r>
-        <w:t>section.</w:t>
+        <w:t>Level/UMap</w:t>
+      </w:r>
+    </w:p>
+    <w:p>
+      <w:r>
+        <w:t>A saved definition of a noticeably large world section.</w:t>
       </w:r>
     </w:p>
     <w:p>
       <w:pPr>
         <w:pStyle w:val="Heading5"/>
       </w:pPr>
-      <w:proofErr w:type="spellStart"/>
-      <w:r>
+      <w:r>
+        <w:lastRenderedPageBreak/>
         <w:t>UWorld</w:t>
       </w:r>
-      <w:proofErr w:type="spellEnd"/>
-    </w:p>
-    <w:p>
-      <w:r>
-        <w:t xml:space="preserve">A runtime simulation instance created from one or more </w:t>
-      </w:r>
-      <w:proofErr w:type="spellStart"/>
-      <w:r>
-        <w:t>umap</w:t>
-      </w:r>
-      <w:proofErr w:type="spellEnd"/>
-      <w:r>
-        <w:t xml:space="preserve"> defined levels.</w:t>
-      </w:r>
-    </w:p>
-    <w:p>
-      <w:r>
-        <w:t>The engine could run</w:t>
-      </w:r>
-      <w:r>
-        <w:t xml:space="preserve">/bind </w:t>
-      </w:r>
-      <w:proofErr w:type="gramStart"/>
-      <w:r>
-        <w:t xml:space="preserve">to </w:t>
-      </w:r>
-      <w:r>
-        <w:t xml:space="preserve"> only</w:t>
-      </w:r>
-      <w:proofErr w:type="gramEnd"/>
-      <w:r>
-        <w:t xml:space="preserve"> one </w:t>
-      </w:r>
-      <w:proofErr w:type="spellStart"/>
-      <w:r>
-        <w:t>UWorld</w:t>
-      </w:r>
-      <w:proofErr w:type="spellEnd"/>
-      <w:r>
-        <w:t xml:space="preserve"> at a time</w:t>
-      </w:r>
-      <w:r>
-        <w:t>.</w:t>
+    </w:p>
+    <w:p>
+      <w:r>
+        <w:t>A runtime simulation instance created from one or more umap defined levels.</w:t>
+      </w:r>
+    </w:p>
+    <w:p>
+      <w:r>
+        <w:t>The engine could run/bind to  only one UWorld at a time.</w:t>
       </w:r>
     </w:p>
     <w:p/>
     <w:p>
       <w:pPr>
+        <w:pStyle w:val="Heading4"/>
+      </w:pPr>
+      <w:r>
+        <w:t>Pipelining</w:t>
+      </w:r>
+    </w:p>
+    <w:p>
+      <w:pPr>
+        <w:pStyle w:val="Heading5"/>
+      </w:pPr>
+      <w:r>
+        <w:t>Coordinate Systems</w:t>
+      </w:r>
+    </w:p>
+    <w:p>
+      <w:pPr>
+        <w:pStyle w:val="Heading6"/>
+      </w:pPr>
+      <w:r>
+        <w:t>UV Coordinate System</w:t>
+      </w:r>
+    </w:p>
+    <w:p>
+      <w:pPr>
+        <w:pStyle w:val="Heading5"/>
+      </w:pPr>
+      <w:r>
+        <w:t>Shader Node Graphs</w:t>
+      </w:r>
+    </w:p>
+    <w:p>
+      <w:r>
+        <w:t>Abstractions for basic functions involved in shading.</w:t>
+      </w:r>
+    </w:p>
+    <w:p/>
+    <w:p>
+      <w:pPr>
         <w:pStyle w:val="Heading3"/>
       </w:pPr>
       <w:r>
+        <w:lastRenderedPageBreak/>
         <w:t>Graphics</w:t>
       </w:r>
     </w:p>
@@ -545,13 +416,8 @@
       </w:r>
     </w:p>
     <w:p>
-      <w:proofErr w:type="gramStart"/>
-      <w:r>
-        <w:t>Generally</w:t>
-      </w:r>
-      <w:proofErr w:type="gramEnd"/>
-      <w:r>
-        <w:t xml:space="preserve"> there are 2 main reflection models</w:t>
+      <w:r>
+        <w:t>Generally there are 2 main reflection models</w:t>
       </w:r>
       <w:r>
         <w:t>:</w:t>
@@ -566,7 +432,6 @@
         </w:numPr>
       </w:pPr>
       <w:r>
-        <w:lastRenderedPageBreak/>
         <w:t>Blinn Phong</w:t>
       </w:r>
     </w:p>
@@ -604,17 +469,7 @@
     </w:p>
     <w:p>
       <w:r>
-        <w:t xml:space="preserve">Base </w:t>
-      </w:r>
-      <w:proofErr w:type="spellStart"/>
-      <w:proofErr w:type="gramStart"/>
-      <w:r>
-        <w:t>Color,Metallic</w:t>
-      </w:r>
-      <w:proofErr w:type="spellEnd"/>
-      <w:proofErr w:type="gramEnd"/>
-      <w:r>
-        <w:t>, Roughness</w:t>
+        <w:t>Base Color,Metallic, Roughness</w:t>
       </w:r>
     </w:p>
     <w:p>
@@ -641,6 +496,7 @@
         <w:pStyle w:val="Heading5"/>
       </w:pPr>
       <w:r>
+        <w:lastRenderedPageBreak/>
         <w:t>Screen Space Reflections</w:t>
       </w:r>
       <w:r>
@@ -672,61 +528,146 @@
         <w:t>Culling</w:t>
       </w:r>
     </w:p>
+    <w:p>
+      <w:pPr>
+        <w:pStyle w:val="Heading2"/>
+      </w:pPr>
+      <w:r>
+        <w:t>Technical Art Concepts</w:t>
+      </w:r>
+    </w:p>
+    <w:p>
+      <w:pPr>
+        <w:pStyle w:val="Heading5"/>
+      </w:pPr>
+      <w:r>
+        <w:t>Sky</w:t>
+      </w:r>
+    </w:p>
+    <w:p>
+      <w:r>
+        <w:t>Previously implemented as a dome mesh</w:t>
+      </w:r>
+      <w:r>
+        <w:t xml:space="preserve"> with materials defining what was rendered on it</w:t>
+      </w:r>
+      <w:r>
+        <w:t xml:space="preserve"> but new procedural methods have emerged in UE5 for per pixel</w:t>
+      </w:r>
+      <w:r>
+        <w:t xml:space="preserve"> rendering</w:t>
+      </w:r>
+      <w:r>
+        <w:t xml:space="preserve"> such as the atmosphere</w:t>
+      </w:r>
+      <w:r>
+        <w:t xml:space="preserve"> role.</w:t>
+      </w:r>
+    </w:p>
+    <w:p>
+      <w:pPr>
+        <w:pStyle w:val="Heading6"/>
+      </w:pPr>
+      <w:r>
+        <w:t>Sky Material</w:t>
+      </w:r>
+    </w:p>
+    <w:p>
+      <w:r>
+        <w:t>The implementation of sky using</w:t>
+      </w:r>
+      <w:r>
+        <w:t xml:space="preserve"> material</w:t>
+      </w:r>
+      <w:r>
+        <w:t xml:space="preserve"> is</w:t>
+      </w:r>
+      <w:r>
+        <w:t xml:space="preserve"> done through</w:t>
+      </w:r>
+      <w:r>
+        <w:t>:</w:t>
+      </w:r>
+    </w:p>
+    <w:p>
+      <w:pPr>
+        <w:pStyle w:val="ListParagraph"/>
+        <w:numPr>
+          <w:ilvl w:val="0"/>
+          <w:numId w:val="12"/>
+        </w:numPr>
+      </w:pPr>
+      <w:r>
+        <w:t>Implementing a gradient</w:t>
+      </w:r>
+      <w:r>
+        <w:t>:</w:t>
+      </w:r>
+      <w:r>
+        <w:t xml:space="preserve"> Using </w:t>
+      </w:r>
+      <w:r>
+        <w:t>texture coordinates</w:t>
+      </w:r>
+      <w:r>
+        <w:t>.</w:t>
+      </w:r>
+    </w:p>
+    <w:p>
+      <w:pPr>
+        <w:pStyle w:val="Heading2"/>
+      </w:pPr>
+      <w:r>
+        <w:lastRenderedPageBreak/>
+        <w:t>Adhoc</w:t>
+      </w:r>
+    </w:p>
+    <w:p>
+      <w:pPr>
+        <w:pStyle w:val="Heading3"/>
+      </w:pPr>
+      <w:r>
+        <w:t>Rendering</w:t>
+      </w:r>
+    </w:p>
+    <w:p>
+      <w:pPr>
+        <w:pStyle w:val="Heading4"/>
+      </w:pPr>
+      <w:r>
+        <w:t>Optimization Aliasing Reduction</w:t>
+      </w:r>
+    </w:p>
+    <w:p>
+      <w:r>
+        <w:t>Aliasing happens as the details get too small for the</w:t>
+      </w:r>
+      <w:r>
+        <w:t xml:space="preserve"> pixels to be rendered well enough</w:t>
+      </w:r>
+      <w:r>
+        <w:t xml:space="preserve">. The reason in many older games this wasn’t as big of a deal was with how </w:t>
+      </w:r>
+      <w:r>
+        <w:t>the engines handled 3D objects through</w:t>
+      </w:r>
+      <w:r>
+        <w:t xml:space="preserve"> decreasing the LOD</w:t>
+      </w:r>
+      <w:r>
+        <w:t xml:space="preserve"> / Using a decreased LOD version of objects after a distance back in the days of DL1 and such.</w:t>
+      </w:r>
+      <w:r>
+        <w:t xml:space="preserve"> </w:t>
+      </w:r>
+    </w:p>
     <w:p/>
-    <w:p/>
-    <w:p>
-      <w:pPr>
-        <w:pStyle w:val="Heading2"/>
-      </w:pPr>
-      <w:r>
-        <w:lastRenderedPageBreak/>
-        <w:t>Technical Art Concepts</w:t>
-      </w:r>
-    </w:p>
-    <w:p>
-      <w:pPr>
-        <w:pStyle w:val="Heading5"/>
-      </w:pPr>
-      <w:r>
-        <w:t>Sky</w:t>
-      </w:r>
-    </w:p>
-    <w:p>
-      <w:r>
-        <w:t>Previously implemented as a dome mesh</w:t>
-      </w:r>
-      <w:r>
-        <w:t xml:space="preserve"> with materials defining what was rendered on it</w:t>
-      </w:r>
-      <w:r>
-        <w:t xml:space="preserve"> but new procedural methods have emerged in UE5 for per pixel</w:t>
-      </w:r>
-      <w:r>
-        <w:t xml:space="preserve"> rendering</w:t>
-      </w:r>
-      <w:r>
-        <w:t xml:space="preserve"> such as the atmosphere</w:t>
-      </w:r>
-      <w:r>
-        <w:t xml:space="preserve"> role.</w:t>
-      </w:r>
-    </w:p>
-    <w:p>
-      <w:pPr>
-        <w:pStyle w:val="Heading2"/>
-      </w:pPr>
-      <w:proofErr w:type="spellStart"/>
-      <w:r>
-        <w:t>Adhoc</w:t>
-      </w:r>
-      <w:proofErr w:type="spellEnd"/>
-    </w:p>
     <w:p>
       <w:pPr>
         <w:pStyle w:val="Heading3"/>
       </w:pPr>
       <w:r>
-        <w:t>Rendering</w:t>
+        <w:t>3D Modelling</w:t>
       </w:r>
     </w:p>
     <w:p>
@@ -734,66 +675,12 @@
         <w:pStyle w:val="Heading4"/>
       </w:pPr>
       <w:r>
-        <w:t>Optimization Aliasing Reduction</w:t>
-      </w:r>
-    </w:p>
-    <w:p>
-      <w:r>
-        <w:t>Aliasing happens as the details get too small for the</w:t>
-      </w:r>
-      <w:r>
-        <w:t xml:space="preserve"> pixels to be rendered well enough</w:t>
-      </w:r>
-      <w:r>
-        <w:t xml:space="preserve">. The reason in many older games this wasn’t as big of a deal was with how </w:t>
-      </w:r>
-      <w:r>
-        <w:t>the engines handled 3D objects through</w:t>
-      </w:r>
-      <w:r>
-        <w:t xml:space="preserve"> decreasing the LOD</w:t>
-      </w:r>
-      <w:r>
-        <w:t xml:space="preserve"> / Using a decreased LOD version of objects after a distance back in the days of DL1 and such.</w:t>
-      </w:r>
-      <w:r>
-        <w:t xml:space="preserve"> </w:t>
-      </w:r>
-    </w:p>
-    <w:p/>
-    <w:p>
-      <w:pPr>
-        <w:pStyle w:val="Heading3"/>
-      </w:pPr>
-      <w:r>
-        <w:lastRenderedPageBreak/>
-        <w:t>3D Modelling</w:t>
-      </w:r>
-    </w:p>
-    <w:p>
-      <w:pPr>
-        <w:pStyle w:val="Heading4"/>
-      </w:pPr>
-      <w:r>
         <w:t>Optimization Technique</w:t>
       </w:r>
     </w:p>
     <w:p>
-      <w:proofErr w:type="gramStart"/>
-      <w:r>
-        <w:t>Typically</w:t>
-      </w:r>
-      <w:proofErr w:type="gramEnd"/>
-      <w:r>
-        <w:t xml:space="preserve"> the 3D </w:t>
-      </w:r>
-      <w:proofErr w:type="gramStart"/>
-      <w:r>
-        <w:t>models  use</w:t>
-      </w:r>
-      <w:proofErr w:type="gramEnd"/>
-      <w:r>
-        <w:t xml:space="preserve"> rather simple meshes for hair and then proceed to</w:t>
+      <w:r>
+        <w:t>Typically the 3D models  use rather simple meshes for hair and then proceed to</w:t>
       </w:r>
       <w:r>
         <w:t xml:space="preserve"> implement the hair thru</w:t>
@@ -821,247 +708,165 @@
         <w:pStyle w:val="Heading2"/>
       </w:pPr>
       <w:r>
+        <w:t>UDK</w:t>
+      </w:r>
+      <w:r>
+        <w:t xml:space="preserve"> (Older Approaches)</w:t>
+      </w:r>
+    </w:p>
+    <w:p>
+      <w:r>
+        <w:t>Upon running UDK it loads the core modules</w:t>
+      </w:r>
+      <w:r>
+        <w:t xml:space="preserve"> and </w:t>
+      </w:r>
+      <w:r>
+        <w:t xml:space="preserve"> Engine packages (some basic default template) upk files</w:t>
+      </w:r>
+      <w:r>
+        <w:t xml:space="preserve"> which are precompiled asset libraries </w:t>
+      </w:r>
+      <w:r>
+        <w:t xml:space="preserve"> mounted at runtime.</w:t>
+      </w:r>
+    </w:p>
+    <w:p>
+      <w:r>
         <w:lastRenderedPageBreak/>
-        <w:t>UDK</w:t>
-      </w:r>
-      <w:r>
-        <w:t xml:space="preserve"> (Older Approaches)</w:t>
-      </w:r>
-    </w:p>
-    <w:p>
-      <w:r>
-        <w:t>Upon running UDK it loads the core modules</w:t>
-      </w:r>
-      <w:r>
+        <w:t>In UDK sky is a dome</w:t>
+      </w:r>
+      <w:r>
+        <w:t xml:space="preserve">, like an actual 3D </w:t>
+      </w:r>
+      <w:r>
+        <w:t>mesh</w:t>
+      </w:r>
+      <w:r>
+        <w:t xml:space="preserve"> as a dome </w:t>
+      </w:r>
+    </w:p>
+    <w:p>
+      <w:pPr>
+        <w:pStyle w:val="Heading3"/>
+      </w:pPr>
+      <w:r>
+        <w:t>Material Editor</w:t>
+      </w:r>
+    </w:p>
+    <w:p>
+      <w:r>
+        <w:t xml:space="preserve">The material editor actually </w:t>
+      </w:r>
+      <w:r>
+        <w:t>builds the GPU shader graph</w:t>
+      </w:r>
+      <w:r>
+        <w:t xml:space="preserve"> for materials.</w:t>
+      </w:r>
+    </w:p>
+    <w:p>
+      <w:r>
+        <w:t xml:space="preserve">It uses a </w:t>
+      </w:r>
+      <w:r>
+        <w:t>chain</w:t>
+      </w:r>
+      <w:r>
+        <w:t xml:space="preserve"> of nodes to achieve it’s results.</w:t>
+      </w:r>
+      <w:r>
+        <w:t xml:space="preserve"> This c</w:t>
+      </w:r>
+      <w:r>
+        <w:t>hains of nodes</w:t>
+      </w:r>
+      <w:r>
+        <w:t xml:space="preserve"> is made of:</w:t>
+      </w:r>
+    </w:p>
+    <w:p>
+      <w:pPr>
+        <w:rPr>
+          <w:b/>
+          <w:bCs/>
+        </w:rPr>
+      </w:pPr>
+      <w:r>
+        <w:rPr>
+          <w:b/>
+          <w:bCs/>
+        </w:rPr>
+        <w:t xml:space="preserve">- </w:t>
+      </w:r>
+      <w:r>
+        <w:rPr>
+          <w:b/>
+          <w:bCs/>
+        </w:rPr>
+        <w:t>Nodes</w:t>
+      </w:r>
+      <w:r>
+        <w:rPr>
+          <w:b/>
+          <w:bCs/>
+        </w:rPr>
+        <w:t>:</w:t>
+      </w:r>
+      <w:r>
+        <w:rPr>
+          <w:b/>
+          <w:bCs/>
+        </w:rPr>
+        <w:t xml:space="preserve">basic </w:t>
+      </w:r>
+      <w:r>
+        <w:rPr>
+          <w:b/>
+          <w:bCs/>
+        </w:rPr>
+        <w:t>building blcoks of</w:t>
+      </w:r>
+      <w:r>
+        <w:rPr>
+          <w:b/>
+          <w:bCs/>
+        </w:rPr>
+        <w:t xml:space="preserve"> material graphs.</w:t>
+      </w:r>
+      <w:r>
+        <w:rPr>
+          <w:b/>
+          <w:bCs/>
+        </w:rPr>
         <w:t xml:space="preserve"> </w:t>
       </w:r>
-      <w:proofErr w:type="gramStart"/>
-      <w:r>
-        <w:t xml:space="preserve">and </w:t>
-      </w:r>
-      <w:r>
-        <w:t xml:space="preserve"> Engine</w:t>
-      </w:r>
-      <w:proofErr w:type="gramEnd"/>
-      <w:r>
-        <w:t xml:space="preserve"> packages (some basic default template) </w:t>
-      </w:r>
-      <w:proofErr w:type="spellStart"/>
-      <w:r>
-        <w:t>upk</w:t>
-      </w:r>
-      <w:proofErr w:type="spellEnd"/>
-      <w:r>
-        <w:t xml:space="preserve"> files</w:t>
-      </w:r>
-      <w:r>
-        <w:t xml:space="preserve"> which are precompiled asset </w:t>
-      </w:r>
-      <w:proofErr w:type="gramStart"/>
-      <w:r>
-        <w:t xml:space="preserve">libraries </w:t>
-      </w:r>
-      <w:r>
-        <w:t xml:space="preserve"> mounted</w:t>
-      </w:r>
-      <w:proofErr w:type="gramEnd"/>
-      <w:r>
-        <w:t xml:space="preserve"> at runtime.</w:t>
-      </w:r>
-    </w:p>
-    <w:p>
-      <w:r>
-        <w:t>In UDK sky is a dome</w:t>
-      </w:r>
-      <w:r>
-        <w:t xml:space="preserve">, like an actual 3D </w:t>
-      </w:r>
-      <w:r>
-        <w:t>mesh</w:t>
-      </w:r>
-      <w:r>
-        <w:t xml:space="preserve"> as a dome </w:t>
-      </w:r>
-    </w:p>
-    <w:p>
-      <w:pPr>
-        <w:pStyle w:val="Heading3"/>
-      </w:pPr>
-      <w:r>
-        <w:t>Material Editor</w:t>
-      </w:r>
-    </w:p>
-    <w:p>
-      <w:r>
-        <w:t xml:space="preserve">The material editor actually </w:t>
-      </w:r>
-      <w:r>
-        <w:t>builds the GPU shader graph</w:t>
-      </w:r>
-      <w:r>
-        <w:t xml:space="preserve"> for materials.</w:t>
-      </w:r>
-    </w:p>
-    <w:p>
-      <w:r>
-        <w:t xml:space="preserve">It uses a </w:t>
-      </w:r>
-      <w:r>
-        <w:t>chain</w:t>
-      </w:r>
-      <w:r>
-        <w:t xml:space="preserve"> of nodes to achieve </w:t>
-      </w:r>
-      <w:proofErr w:type="spellStart"/>
-      <w:proofErr w:type="gramStart"/>
-      <w:r>
-        <w:t>it’s</w:t>
-      </w:r>
-      <w:proofErr w:type="spellEnd"/>
-      <w:proofErr w:type="gramEnd"/>
-      <w:r>
-        <w:t xml:space="preserve"> results.</w:t>
-      </w:r>
-      <w:r>
-        <w:t xml:space="preserve"> This c</w:t>
-      </w:r>
-      <w:r>
-        <w:t>hains of nodes</w:t>
-      </w:r>
-      <w:r>
-        <w:t xml:space="preserve"> </w:t>
-      </w:r>
-      <w:proofErr w:type="gramStart"/>
-      <w:r>
-        <w:t>is</w:t>
-      </w:r>
-      <w:proofErr w:type="gramEnd"/>
-      <w:r>
-        <w:t xml:space="preserve"> made of:</w:t>
-      </w:r>
-    </w:p>
-    <w:p>
-      <w:pPr>
+    </w:p>
+    <w:p>
+      <w:r>
+        <w:t xml:space="preserve">Within the material editor we use </w:t>
+      </w:r>
+      <w:r>
         <w:rPr>
           <w:b/>
           <w:bCs/>
         </w:rPr>
-      </w:pPr>
+        <w:t>ctrl</w:t>
+      </w:r>
       <w:r>
         <w:rPr>
           <w:b/>
           <w:bCs/>
         </w:rPr>
-        <w:t xml:space="preserve">- </w:t>
-      </w:r>
-      <w:proofErr w:type="spellStart"/>
-      <w:proofErr w:type="gramStart"/>
-      <w:r>
-        <w:rPr>
-          <w:b/>
-          <w:bCs/>
-        </w:rPr>
-        <w:t>Nodes</w:t>
-      </w:r>
-      <w:r>
-        <w:rPr>
-          <w:b/>
-          <w:bCs/>
-        </w:rPr>
-        <w:t>:</w:t>
-      </w:r>
-      <w:r>
-        <w:rPr>
-          <w:b/>
-          <w:bCs/>
-        </w:rPr>
-        <w:t>basic</w:t>
-      </w:r>
-      <w:proofErr w:type="spellEnd"/>
-      <w:proofErr w:type="gramEnd"/>
-      <w:r>
-        <w:rPr>
-          <w:b/>
-          <w:bCs/>
-        </w:rPr>
-        <w:t xml:space="preserve"> </w:t>
-      </w:r>
-      <w:r>
-        <w:rPr>
-          <w:b/>
-          <w:bCs/>
-        </w:rPr>
-        <w:t xml:space="preserve">building </w:t>
-      </w:r>
-      <w:proofErr w:type="spellStart"/>
-      <w:r>
-        <w:rPr>
-          <w:b/>
-          <w:bCs/>
-        </w:rPr>
-        <w:t>blcoks</w:t>
-      </w:r>
-      <w:proofErr w:type="spellEnd"/>
-      <w:r>
-        <w:rPr>
-          <w:b/>
-          <w:bCs/>
-        </w:rPr>
-        <w:t xml:space="preserve"> of</w:t>
-      </w:r>
-      <w:r>
-        <w:rPr>
-          <w:b/>
-          <w:bCs/>
-        </w:rPr>
-        <w:t xml:space="preserve"> material graphs.</w:t>
-      </w:r>
-      <w:r>
-        <w:rPr>
-          <w:b/>
-          <w:bCs/>
-        </w:rPr>
-        <w:t xml:space="preserve"> </w:t>
-      </w:r>
-    </w:p>
-    <w:p>
-      <w:r>
-        <w:t xml:space="preserve">Within the material editor we use </w:t>
-      </w:r>
-      <w:r>
-        <w:rPr>
-          <w:b/>
-          <w:bCs/>
-        </w:rPr>
-        <w:t>ctrl</w:t>
-      </w:r>
-      <w:r>
-        <w:rPr>
-          <w:b/>
-          <w:bCs/>
-        </w:rPr>
-        <w:t xml:space="preserve"> + </w:t>
-      </w:r>
-      <w:proofErr w:type="gramStart"/>
-      <w:r>
-        <w:rPr>
-          <w:b/>
-          <w:bCs/>
-        </w:rPr>
-        <w:t xml:space="preserve">click </w:t>
-      </w:r>
-      <w:r>
-        <w:t xml:space="preserve"> to</w:t>
-      </w:r>
-      <w:proofErr w:type="gramEnd"/>
-      <w:r>
-        <w:t xml:space="preserve"> drag the nodes close and away to each other.</w:t>
-      </w:r>
-    </w:p>
-    <w:p>
-      <w:pPr>
-        <w:rPr>
-          <w:rFonts w:hint="cs"/>
+        <w:t xml:space="preserve"> + click </w:t>
+      </w:r>
+      <w:r>
+        <w:t xml:space="preserve"> to drag the nodes close and away to each other.</w:t>
+      </w:r>
+    </w:p>
+    <w:p>
+      <w:pPr>
+        <w:rPr>
           <w:rtl/>
           <w:lang w:bidi="fa-IR"/>
         </w:rPr>
@@ -1112,7 +917,6 @@
           <w:b/>
           <w:bCs/>
         </w:rPr>
-        <w:lastRenderedPageBreak/>
         <w:t>T</w:t>
       </w:r>
       <w:r>
@@ -1190,24 +994,28 @@
     </w:p>
     <w:p>
       <w:r>
-        <w:t xml:space="preserve">These are the final interface between graph and </w:t>
-      </w:r>
-      <w:proofErr w:type="gramStart"/>
-      <w:r>
-        <w:t xml:space="preserve">the </w:t>
-      </w:r>
-      <w:r>
-        <w:t xml:space="preserve"> GPU</w:t>
-      </w:r>
-      <w:proofErr w:type="gramEnd"/>
+        <w:t xml:space="preserve">These are the final interface between graph and the </w:t>
+      </w:r>
+      <w:r>
+        <w:t xml:space="preserve"> GPU </w:t>
+      </w:r>
+      <w:r>
+        <w:t>s</w:t>
+      </w:r>
+      <w:r>
+        <w:t>hader result</w:t>
+      </w:r>
+      <w:r>
+        <w:t>.</w:t>
+      </w:r>
       <w:r>
         <w:t xml:space="preserve"> </w:t>
       </w:r>
       <w:r>
-        <w:t>s</w:t>
-      </w:r>
-      <w:r>
-        <w:t>hader result</w:t>
+        <w:t xml:space="preserve">Everything built in graph must ultimately be plugged into </w:t>
+      </w:r>
+      <w:r>
+        <w:t>them</w:t>
       </w:r>
       <w:r>
         <w:t>.</w:t>
@@ -1216,18 +1024,6 @@
         <w:t xml:space="preserve"> </w:t>
       </w:r>
       <w:r>
-        <w:t xml:space="preserve">Everything built in graph must ultimately be plugged into </w:t>
-      </w:r>
-      <w:r>
-        <w:t>them</w:t>
-      </w:r>
-      <w:r>
-        <w:t>.</w:t>
-      </w:r>
-      <w:r>
-        <w:t xml:space="preserve"> </w:t>
-      </w:r>
-      <w:r>
         <w:t>It defines the values the generated shader must compute.</w:t>
       </w:r>
     </w:p>
@@ -1243,6 +1039,7 @@
           <w:b/>
           <w:bCs/>
         </w:rPr>
+        <w:lastRenderedPageBreak/>
         <w:t xml:space="preserve">- </w:t>
       </w:r>
       <w:r>
@@ -1398,7 +1195,10 @@
         <w:t>Diffuse:</w:t>
       </w:r>
       <w:r>
-        <w:t xml:space="preserve"> Takes color.</w:t>
+        <w:t xml:space="preserve"> Takes color</w:t>
+      </w:r>
+      <w:r>
+        <w:t>, constant3vector.</w:t>
       </w:r>
     </w:p>
     <w:p>
@@ -1409,13 +1209,8 @@
           <w:numId w:val="5"/>
         </w:numPr>
       </w:pPr>
-      <w:proofErr w:type="spellStart"/>
-      <w:r>
-        <w:t>DiffusePower</w:t>
-      </w:r>
-      <w:proofErr w:type="spellEnd"/>
-      <w:r>
-        <w:t>:</w:t>
+      <w:r>
+        <w:t>DiffusePower:</w:t>
       </w:r>
     </w:p>
     <w:p>
@@ -1442,7 +1237,10 @@
         <w:t>Specular:</w:t>
       </w:r>
       <w:r>
-        <w:t xml:space="preserve"> Strength of light reflection effect.</w:t>
+        <w:t xml:space="preserve"> Strength of light reflection effect</w:t>
+      </w:r>
+      <w:r>
+        <w:t>, takes a number.</w:t>
       </w:r>
     </w:p>
     <w:p>
@@ -1453,11 +1251,9 @@
           <w:numId w:val="5"/>
         </w:numPr>
       </w:pPr>
-      <w:proofErr w:type="spellStart"/>
       <w:r>
         <w:t>SpecularPower</w:t>
       </w:r>
-      <w:proofErr w:type="spellEnd"/>
       <w:r>
         <w:t>:</w:t>
       </w:r>
@@ -1465,18 +1261,10 @@
         <w:t xml:space="preserve"> The amount of area of reflection</w:t>
       </w:r>
       <w:r>
-        <w:t xml:space="preserve"> </w:t>
-      </w:r>
-      <w:proofErr w:type="spellStart"/>
-      <w:r>
-        <w:t>divid</w:t>
-      </w:r>
-      <w:r>
-        <w:t>ee</w:t>
-      </w:r>
-      <w:proofErr w:type="spellEnd"/>
-      <w:r>
-        <w:t>.</w:t>
+        <w:t xml:space="preserve"> divid</w:t>
+      </w:r>
+      <w:r>
+        <w:t>ee.</w:t>
       </w:r>
     </w:p>
     <w:p>
@@ -1499,13 +1287,8 @@
           <w:numId w:val="5"/>
         </w:numPr>
       </w:pPr>
-      <w:proofErr w:type="spellStart"/>
-      <w:r>
-        <w:t>OpacityMask</w:t>
-      </w:r>
-      <w:proofErr w:type="spellEnd"/>
-      <w:r>
-        <w:t>:</w:t>
+      <w:r>
+        <w:t>OpacityMask:</w:t>
       </w:r>
     </w:p>
     <w:p>
@@ -1528,13 +1311,8 @@
           <w:numId w:val="5"/>
         </w:numPr>
       </w:pPr>
-      <w:proofErr w:type="spellStart"/>
-      <w:r>
-        <w:t>TransmissionMask</w:t>
-      </w:r>
-      <w:proofErr w:type="spellEnd"/>
-      <w:r>
-        <w:t>:</w:t>
+      <w:r>
+        <w:t>TransmissionMask:</w:t>
       </w:r>
     </w:p>
     <w:p>
@@ -1545,17 +1323,11 @@
           <w:numId w:val="8"/>
         </w:numPr>
       </w:pPr>
-      <w:proofErr w:type="spellStart"/>
-      <w:r>
-        <w:lastRenderedPageBreak/>
+      <w:r>
         <w:t>Transmissi</w:t>
       </w:r>
       <w:r>
-        <w:t>onColor</w:t>
-      </w:r>
-      <w:proofErr w:type="spellEnd"/>
-      <w:r>
-        <w:t>:</w:t>
+        <w:t>onColor:</w:t>
       </w:r>
     </w:p>
     <w:p>
@@ -1578,13 +1350,8 @@
           <w:numId w:val="8"/>
         </w:numPr>
       </w:pPr>
-      <w:proofErr w:type="spellStart"/>
-      <w:r>
-        <w:t>CustomLighting</w:t>
-      </w:r>
-      <w:proofErr w:type="spellEnd"/>
-      <w:r>
-        <w:t>:</w:t>
+      <w:r>
+        <w:t>CustomLighting:</w:t>
       </w:r>
     </w:p>
     <w:p>
@@ -1595,13 +1362,8 @@
           <w:numId w:val="8"/>
         </w:numPr>
       </w:pPr>
-      <w:proofErr w:type="spellStart"/>
-      <w:r>
-        <w:t>CustomLightingDiffuse</w:t>
-      </w:r>
-      <w:proofErr w:type="spellEnd"/>
-      <w:r>
-        <w:t>:</w:t>
+      <w:r>
+        <w:t>CustomLightingDiffuse:</w:t>
       </w:r>
     </w:p>
     <w:p>
@@ -1612,13 +1374,8 @@
           <w:numId w:val="8"/>
         </w:numPr>
       </w:pPr>
-      <w:proofErr w:type="spellStart"/>
-      <w:r>
-        <w:t>AnisotropicDirection</w:t>
-      </w:r>
-      <w:proofErr w:type="spellEnd"/>
-      <w:r>
-        <w:t>:</w:t>
+      <w:r>
+        <w:t>AnisotropicDirection:</w:t>
       </w:r>
     </w:p>
     <w:p>
@@ -1629,13 +1386,8 @@
           <w:numId w:val="8"/>
         </w:numPr>
       </w:pPr>
-      <w:proofErr w:type="spellStart"/>
-      <w:r>
-        <w:t>WorldPositionOffset</w:t>
-      </w:r>
-      <w:proofErr w:type="spellEnd"/>
-      <w:r>
-        <w:t>:</w:t>
+      <w:r>
+        <w:t>WorldPositionOffset:</w:t>
       </w:r>
       <w:r>
         <w:t xml:space="preserve"> </w:t>
@@ -1651,15 +1403,7 @@
     </w:p>
     <w:p>
       <w:r>
-        <w:t xml:space="preserve">They are all the </w:t>
-      </w:r>
-      <w:proofErr w:type="spellStart"/>
-      <w:r>
-        <w:t>non output</w:t>
-      </w:r>
-      <w:proofErr w:type="spellEnd"/>
-      <w:r>
-        <w:t xml:space="preserve"> nodes that we add.</w:t>
+        <w:t>They are all the non output nodes that we add.</w:t>
       </w:r>
     </w:p>
     <w:p>
@@ -1667,6 +1411,7 @@
         <w:pStyle w:val="Heading6"/>
       </w:pPr>
       <w:r>
+        <w:lastRenderedPageBreak/>
         <w:t>Constant3Vector</w:t>
       </w:r>
     </w:p>
@@ -1675,13 +1420,199 @@
         <w:t>It represents a color.</w:t>
       </w:r>
     </w:p>
-    <w:p/>
+    <w:p>
+      <w:pPr>
+        <w:pStyle w:val="Heading6"/>
+      </w:pPr>
+      <w:r>
+        <w:t>TextureCoord</w:t>
+      </w:r>
+    </w:p>
+    <w:p>
+      <w:pPr>
+        <w:pStyle w:val="Heading6"/>
+      </w:pPr>
+      <w:r>
+        <w:t>Component Mask</w:t>
+      </w:r>
+    </w:p>
+    <w:p>
+      <w:r>
+        <w:t>Takes a</w:t>
+      </w:r>
+      <w:r>
+        <w:t xml:space="preserve"> component ed value and treats it</w:t>
+      </w:r>
+      <w:r>
+        <w:t xml:space="preserve">’s first </w:t>
+      </w:r>
+      <w:r>
+        <w:t>4</w:t>
+      </w:r>
+      <w:r>
+        <w:t xml:space="preserve"> component as RGBA</w:t>
+      </w:r>
+      <w:r>
+        <w:t xml:space="preserve">, with Component Mask allowing you to mask off the components that you </w:t>
+      </w:r>
+      <w:r>
+        <w:t>don’t like using it.</w:t>
+      </w:r>
+      <w:r>
+        <w:t xml:space="preserve"> </w:t>
+      </w:r>
+      <w:r>
+        <w:t>All components except the ticked ones will be masked</w:t>
+      </w:r>
+      <w:r>
+        <w:t xml:space="preserve"> off.</w:t>
+      </w:r>
+    </w:p>
+    <w:p>
+      <w:pPr>
+        <w:pStyle w:val="Heading3"/>
+      </w:pPr>
+      <w:r>
+        <w:t>Texture Editor</w:t>
+      </w:r>
+    </w:p>
+    <w:p>
+      <w:r>
+        <w:t xml:space="preserve">Typically we </w:t>
+      </w:r>
+      <w:r>
+        <w:t xml:space="preserve">define textures in </w:t>
+      </w:r>
+      <w:r>
+        <w:t>the  following resolutions</w:t>
+      </w:r>
+    </w:p>
+    <w:p>
+      <w:pPr>
+        <w:pStyle w:val="Heading4"/>
+      </w:pPr>
+      <w:r>
+        <w:t>256x</w:t>
+      </w:r>
+      <w:r>
+        <w:t>256 or 512x512</w:t>
+      </w:r>
+      <w:r>
+        <w:t xml:space="preserve"> (</w:t>
+      </w:r>
+      <w:r>
+        <w:t xml:space="preserve">Small </w:t>
+      </w:r>
+      <w:r>
+        <w:t>P</w:t>
+      </w:r>
+      <w:r>
+        <w:t>rop</w:t>
+      </w:r>
+      <w:r>
+        <w:t>s</w:t>
+      </w:r>
+      <w:r>
+        <w:t>)</w:t>
+      </w:r>
+    </w:p>
+    <w:p>
+      <w:r>
+        <w:t>Cans,books,etc</w:t>
+      </w:r>
+      <w:r>
+        <w:t>.</w:t>
+      </w:r>
+    </w:p>
+    <w:p>
+      <w:pPr>
+        <w:pStyle w:val="Heading4"/>
+      </w:pPr>
+      <w:r>
+        <w:t>512</w:t>
+      </w:r>
+      <w:r>
+        <w:t>x</w:t>
+      </w:r>
+      <w:r>
+        <w:t>512</w:t>
+      </w:r>
+      <w:r>
+        <w:t xml:space="preserve"> or </w:t>
+      </w:r>
+      <w:r>
+        <w:t>1024</w:t>
+      </w:r>
+      <w:r>
+        <w:t>x</w:t>
+      </w:r>
+      <w:r>
+        <w:t>1024</w:t>
+      </w:r>
+      <w:r>
+        <w:t xml:space="preserve"> </w:t>
+      </w:r>
+      <w:r>
+        <w:t>(Medium</w:t>
+      </w:r>
+      <w:r>
+        <w:t xml:space="preserve"> </w:t>
+      </w:r>
+      <w:r>
+        <w:t>P</w:t>
+      </w:r>
+      <w:r>
+        <w:t>rop</w:t>
+      </w:r>
+      <w:r>
+        <w:t>s</w:t>
+      </w:r>
+      <w:r>
+        <w:t>)</w:t>
+      </w:r>
+    </w:p>
+    <w:p>
+      <w:r>
+        <w:t>Crates</w:t>
+      </w:r>
+      <w:r>
+        <w:t>, weapons, furniture.</w:t>
+      </w:r>
+      <w:r>
+        <w:t xml:space="preserve"> </w:t>
+      </w:r>
+    </w:p>
+    <w:p>
+      <w:pPr>
+        <w:pStyle w:val="Heading4"/>
+      </w:pPr>
+      <w:r>
+        <w:lastRenderedPageBreak/>
+        <w:t>1024</w:t>
+      </w:r>
+      <w:r>
+        <w:t>x</w:t>
+      </w:r>
+      <w:r>
+        <w:t>1024</w:t>
+      </w:r>
+      <w:r>
+        <w:t xml:space="preserve"> or 2048x2048</w:t>
+      </w:r>
+      <w:r>
+        <w:t xml:space="preserve"> (Hero Assets)</w:t>
+      </w:r>
+    </w:p>
+    <w:p>
+      <w:r>
+        <w:t>Player weapons,important characters.</w:t>
+      </w:r>
+    </w:p>
     <w:p>
       <w:pPr>
         <w:pStyle w:val="Heading2"/>
       </w:pPr>
       <w:r>
-        <w:lastRenderedPageBreak/>
         <w:t>Unreal Engine 5.7</w:t>
       </w:r>
     </w:p>
@@ -1836,6 +1767,7 @@
           </w:tcPr>
           <w:p>
             <w:r>
+              <w:lastRenderedPageBreak/>
               <w:t>2</w:t>
             </w:r>
           </w:p>
@@ -1906,11 +1838,7 @@
           </w:tcPr>
           <w:p>
             <w:r>
-              <w:t xml:space="preserve">Includes common tools used to manipulate objects in the level by moving, rotating, and scaling them, as well as snapping tools for moving objects along a grid, rotation angle, or scaling amount. It also includes perspective and </w:t>
-            </w:r>
-            <w:r>
-              <w:lastRenderedPageBreak/>
-              <w:t>orthographic views along with debugging and visualization view mode and other settings you can use while working in the viewport.</w:t>
+              <w:t>Includes common tools used to manipulate objects in the level by moving, rotating, and scaling them, as well as snapping tools for moving objects along a grid, rotation angle, or scaling amount. It also includes perspective and orthographic views along with debugging and visualization view mode and other settings you can use while working in the viewport.</w:t>
             </w:r>
           </w:p>
         </w:tc>
@@ -1928,7 +1856,6 @@
           </w:tcPr>
           <w:p>
             <w:r>
-              <w:lastRenderedPageBreak/>
               <w:t>4</w:t>
             </w:r>
           </w:p>
@@ -2168,6 +2095,7 @@
         <w:rPr>
           <w:noProof/>
         </w:rPr>
+        <w:lastRenderedPageBreak/>
         <w:drawing>
           <wp:inline distT="0" distB="0" distL="0" distR="0" wp14:anchorId="509E3D6A" wp14:editId="61A6ED83">
             <wp:extent cx="5943600" cy="755015"/>
@@ -2348,7 +2276,6 @@
           </w:tcPr>
           <w:p>
             <w:r>
-              <w:lastRenderedPageBreak/>
               <w:t>2</w:t>
             </w:r>
           </w:p>
@@ -2591,6 +2518,7 @@
               </w:numPr>
             </w:pPr>
             <w:r>
+              <w:lastRenderedPageBreak/>
               <w:t>The </w:t>
             </w:r>
             <w:r>
@@ -2653,7 +2581,6 @@
               </w:numPr>
             </w:pPr>
             <w:r>
-              <w:lastRenderedPageBreak/>
               <w:t>The </w:t>
             </w:r>
             <w:r>
@@ -2699,7 +2626,6 @@
           </w:tcPr>
           <w:p>
             <w:r>
-              <w:lastRenderedPageBreak/>
               <w:t>5</w:t>
             </w:r>
           </w:p>
@@ -2805,7 +2731,7 @@
           <w:noProof/>
         </w:rPr>
         <w:drawing>
-          <wp:inline distT="0" distB="0" distL="0" distR="0" wp14:anchorId="5BF2AAE8" wp14:editId="56F04A1D">
+          <wp:inline distT="0" distB="0" distL="0" distR="0" wp14:anchorId="5BF2AAE8" wp14:editId="2EFA9CE9">
             <wp:extent cx="5943600" cy="408940"/>
             <wp:effectExtent l="0" t="0" r="0" b="0"/>
             <wp:docPr id="2002529314" name="Picture 3">
@@ -2892,6 +2818,7 @@
           </w:tcPr>
           <w:p>
             <w:r>
+              <w:lastRenderedPageBreak/>
               <w:t>Number</w:t>
             </w:r>
           </w:p>
@@ -3025,7 +2952,6 @@
           </w:tcPr>
           <w:p>
             <w:r>
-              <w:lastRenderedPageBreak/>
               <w:t>3</w:t>
             </w:r>
           </w:p>
@@ -3172,6 +3098,7 @@
         <w:pStyle w:val="Heading4"/>
       </w:pPr>
       <w:r>
+        <w:lastRenderedPageBreak/>
         <w:t>Game World</w:t>
       </w:r>
       <w:r>
@@ -3192,11 +3119,7 @@
       </w:r>
       <w:r>
         <w:br/>
-        <w:t xml:space="preserve">From open world games to linear ones they all use this system but in open world ones typically the world loading should happen by more estimations and according </w:t>
-      </w:r>
-      <w:r>
-        <w:lastRenderedPageBreak/>
-        <w:t xml:space="preserve">to variables such as draw distance and player location to keep the open world from being loaded late.  </w:t>
+        <w:t xml:space="preserve">From open world games to linear ones they all use this system but in open world ones typically the world loading should happen by more estimations and according to variables such as draw distance and player location to keep the open world from being loaded late.  </w:t>
       </w:r>
     </w:p>
     <w:p>
@@ -3204,13 +3127,8 @@
         <w:pStyle w:val="Heading5"/>
       </w:pPr>
       <w:r>
-        <w:t>Level/</w:t>
-      </w:r>
-      <w:proofErr w:type="spellStart"/>
-      <w:r>
-        <w:t>UMap</w:t>
-      </w:r>
-      <w:proofErr w:type="spellEnd"/>
+        <w:t>Level/UMap</w:t>
+      </w:r>
     </w:p>
     <w:p>
       <w:r>
@@ -3221,23 +3139,13 @@
       <w:pPr>
         <w:pStyle w:val="Heading5"/>
       </w:pPr>
-      <w:proofErr w:type="spellStart"/>
       <w:r>
         <w:t>UWorld</w:t>
       </w:r>
-      <w:proofErr w:type="spellEnd"/>
-    </w:p>
-    <w:p>
-      <w:r>
-        <w:t xml:space="preserve">A runtime simulation instance created from one or more </w:t>
-      </w:r>
-      <w:proofErr w:type="spellStart"/>
-      <w:r>
-        <w:t>umap</w:t>
-      </w:r>
-      <w:proofErr w:type="spellEnd"/>
-      <w:r>
-        <w:t xml:space="preserve"> defined levels.</w:t>
+    </w:p>
+    <w:p>
+      <w:r>
+        <w:t>A runtime simulation instance created from one or more umap defined levels.</w:t>
       </w:r>
     </w:p>
     <w:p>
@@ -3261,37 +3169,21 @@
           <w:bCs/>
           <w:u w:val="single"/>
         </w:rPr>
-        <w:t xml:space="preserve">engine </w:t>
-      </w:r>
-      <w:proofErr w:type="gramStart"/>
+        <w:t>engine specific</w:t>
+      </w:r>
       <w:r>
         <w:rPr>
           <w:b/>
           <w:bCs/>
           <w:u w:val="single"/>
         </w:rPr>
-        <w:t>specific</w:t>
-      </w:r>
-      <w:r>
-        <w:rPr>
-          <w:b/>
-          <w:bCs/>
-          <w:u w:val="single"/>
-        </w:rPr>
         <w:t xml:space="preserve"> </w:t>
       </w:r>
       <w:r>
         <w:rPr>
           <w:bCs/>
         </w:rPr>
-        <w:t xml:space="preserve"> filesystem</w:t>
-      </w:r>
-      <w:proofErr w:type="gramEnd"/>
-      <w:r>
-        <w:rPr>
-          <w:bCs/>
-        </w:rPr>
-        <w:t xml:space="preserve"> accordingly</w:t>
+        <w:t xml:space="preserve"> filesystem accordingly</w:t>
       </w:r>
       <w:r>
         <w:rPr>
@@ -3309,6 +3201,7 @@
         <w:pStyle w:val="Heading3"/>
       </w:pPr>
       <w:r>
+        <w:lastRenderedPageBreak/>
         <w:t>Material Editor</w:t>
       </w:r>
     </w:p>
@@ -3366,7 +3259,6 @@
           <w:b/>
           <w:bCs/>
         </w:rPr>
-        <w:lastRenderedPageBreak/>
         <w:t>T</w:t>
       </w:r>
       <w:r>
@@ -3449,15 +3341,7 @@
     </w:p>
     <w:p>
       <w:r>
-        <w:t xml:space="preserve">These are the final interface between graph and </w:t>
-      </w:r>
-      <w:proofErr w:type="gramStart"/>
-      <w:r>
-        <w:t>the  GPU</w:t>
-      </w:r>
-      <w:proofErr w:type="gramEnd"/>
-      <w:r>
-        <w:t xml:space="preserve"> shader result. Everything built in graph must ultimately be plugged into them. It defines the values the generated shader must compute.</w:t>
+        <w:t>These are the final interface between graph and the  GPU shader result. Everything built in graph must ultimately be plugged into them. It defines the values the generated shader must compute.</w:t>
       </w:r>
     </w:p>
     <w:p>
@@ -3524,10 +3408,7 @@
         <w:t xml:space="preserve">Base </w:t>
       </w:r>
       <w:r>
-        <w:t>Color</w:t>
-      </w:r>
-      <w:r>
-        <w:t>: Takes color.</w:t>
+        <w:t>Color: Takes color.</w:t>
       </w:r>
     </w:p>
     <w:p>
@@ -3538,13 +3419,8 @@
           <w:numId w:val="9"/>
         </w:numPr>
       </w:pPr>
-      <w:proofErr w:type="spellStart"/>
-      <w:r>
-        <w:t>DiffusePower</w:t>
-      </w:r>
-      <w:proofErr w:type="spellEnd"/>
-      <w:r>
-        <w:t>:</w:t>
+      <w:r>
+        <w:t>DiffusePower:</w:t>
       </w:r>
     </w:p>
     <w:p>
@@ -3594,13 +3470,8 @@
           <w:numId w:val="9"/>
         </w:numPr>
       </w:pPr>
-      <w:proofErr w:type="spellStart"/>
-      <w:r>
-        <w:t>OpacityMask</w:t>
-      </w:r>
-      <w:proofErr w:type="spellEnd"/>
-      <w:r>
-        <w:t>:</w:t>
+      <w:r>
+        <w:t>OpacityMask:</w:t>
       </w:r>
     </w:p>
     <w:p>
@@ -3623,14 +3494,8 @@
           <w:numId w:val="9"/>
         </w:numPr>
       </w:pPr>
-      <w:proofErr w:type="spellStart"/>
-      <w:r>
-        <w:lastRenderedPageBreak/>
-        <w:t>TransmissionMask</w:t>
-      </w:r>
-      <w:proofErr w:type="spellEnd"/>
-      <w:r>
-        <w:t>:</w:t>
+      <w:r>
+        <w:t>TransmissionMask:</w:t>
       </w:r>
     </w:p>
     <w:p>
@@ -3641,11 +3506,9 @@
           <w:numId w:val="9"/>
         </w:numPr>
       </w:pPr>
-      <w:proofErr w:type="spellStart"/>
       <w:r>
         <w:t>TransmissionColor:</w:t>
       </w:r>
-      <w:proofErr w:type="spellEnd"/>
     </w:p>
     <w:p>
       <w:pPr>
@@ -3655,13 +3518,8 @@
           <w:numId w:val="9"/>
         </w:numPr>
       </w:pPr>
-      <w:proofErr w:type="spellStart"/>
-      <w:r>
-        <w:t>Normal</w:t>
-      </w:r>
-      <w:proofErr w:type="spellEnd"/>
-      <w:r>
-        <w:t>:</w:t>
+      <w:r>
+        <w:t>Normal:</w:t>
       </w:r>
     </w:p>
     <w:p>
@@ -3672,13 +3530,8 @@
           <w:numId w:val="9"/>
         </w:numPr>
       </w:pPr>
-      <w:proofErr w:type="spellStart"/>
-      <w:r>
-        <w:t>CustomLighting</w:t>
-      </w:r>
-      <w:proofErr w:type="spellEnd"/>
-      <w:r>
-        <w:t>:</w:t>
+      <w:r>
+        <w:t>CustomLighting:</w:t>
       </w:r>
     </w:p>
     <w:p>
@@ -3689,13 +3542,8 @@
           <w:numId w:val="9"/>
         </w:numPr>
       </w:pPr>
-      <w:proofErr w:type="spellStart"/>
-      <w:r>
-        <w:t>CustomLightingDiffuse</w:t>
-      </w:r>
-      <w:proofErr w:type="spellEnd"/>
-      <w:r>
-        <w:t>:</w:t>
+      <w:r>
+        <w:t>CustomLightingDiffuse:</w:t>
       </w:r>
     </w:p>
     <w:p>
@@ -3706,13 +3554,8 @@
           <w:numId w:val="9"/>
         </w:numPr>
       </w:pPr>
-      <w:proofErr w:type="spellStart"/>
-      <w:r>
-        <w:t>AnisotropicDirection</w:t>
-      </w:r>
-      <w:proofErr w:type="spellEnd"/>
-      <w:r>
-        <w:t>:</w:t>
+      <w:r>
+        <w:t>AnisotropicDirection:</w:t>
       </w:r>
     </w:p>
     <w:p>
@@ -3723,13 +3566,8 @@
           <w:numId w:val="9"/>
         </w:numPr>
       </w:pPr>
-      <w:proofErr w:type="spellStart"/>
-      <w:r>
-        <w:t>WorldPositionOffset</w:t>
-      </w:r>
-      <w:proofErr w:type="spellEnd"/>
-      <w:r>
-        <w:t xml:space="preserve">: </w:t>
+      <w:r>
+        <w:t xml:space="preserve">WorldPositionOffset: </w:t>
       </w:r>
     </w:p>
     <w:p/>
@@ -3847,6 +3685,95 @@
     </w:lvl>
   </w:abstractNum>
   <w:abstractNum w:abstractNumId="1" w15:restartNumberingAfterBreak="0">
+    <w:nsid w:val="13815F53"/>
+    <w:multiLevelType w:val="hybridMultilevel"/>
+    <w:tmpl w:val="E84AEDB6"/>
+    <w:lvl w:ilvl="0" w:tplc="C92E96E2">
+      <w:start w:val="1"/>
+      <w:numFmt w:val="decimal"/>
+      <w:lvlText w:val="%1-"/>
+      <w:lvlJc w:val="left"/>
+      <w:pPr>
+        <w:ind w:left="720" w:hanging="360"/>
+      </w:pPr>
+      <w:rPr>
+        <w:rFonts w:hint="default"/>
+      </w:rPr>
+    </w:lvl>
+    <w:lvl w:ilvl="1" w:tplc="04090019" w:tentative="1">
+      <w:start w:val="1"/>
+      <w:numFmt w:val="lowerLetter"/>
+      <w:lvlText w:val="%2."/>
+      <w:lvlJc w:val="left"/>
+      <w:pPr>
+        <w:ind w:left="1440" w:hanging="360"/>
+      </w:pPr>
+    </w:lvl>
+    <w:lvl w:ilvl="2" w:tplc="0409001B" w:tentative="1">
+      <w:start w:val="1"/>
+      <w:numFmt w:val="lowerRoman"/>
+      <w:lvlText w:val="%3."/>
+      <w:lvlJc w:val="right"/>
+      <w:pPr>
+        <w:ind w:left="2160" w:hanging="180"/>
+      </w:pPr>
+    </w:lvl>
+    <w:lvl w:ilvl="3" w:tplc="0409000F" w:tentative="1">
+      <w:start w:val="1"/>
+      <w:numFmt w:val="decimal"/>
+      <w:lvlText w:val="%4."/>
+      <w:lvlJc w:val="left"/>
+      <w:pPr>
+        <w:ind w:left="2880" w:hanging="360"/>
+      </w:pPr>
+    </w:lvl>
+    <w:lvl w:ilvl="4" w:tplc="04090019" w:tentative="1">
+      <w:start w:val="1"/>
+      <w:numFmt w:val="lowerLetter"/>
+      <w:lvlText w:val="%5."/>
+      <w:lvlJc w:val="left"/>
+      <w:pPr>
+        <w:ind w:left="3600" w:hanging="360"/>
+      </w:pPr>
+    </w:lvl>
+    <w:lvl w:ilvl="5" w:tplc="0409001B" w:tentative="1">
+      <w:start w:val="1"/>
+      <w:numFmt w:val="lowerRoman"/>
+      <w:lvlText w:val="%6."/>
+      <w:lvlJc w:val="right"/>
+      <w:pPr>
+        <w:ind w:left="4320" w:hanging="180"/>
+      </w:pPr>
+    </w:lvl>
+    <w:lvl w:ilvl="6" w:tplc="0409000F" w:tentative="1">
+      <w:start w:val="1"/>
+      <w:numFmt w:val="decimal"/>
+      <w:lvlText w:val="%7."/>
+      <w:lvlJc w:val="left"/>
+      <w:pPr>
+        <w:ind w:left="5040" w:hanging="360"/>
+      </w:pPr>
+    </w:lvl>
+    <w:lvl w:ilvl="7" w:tplc="04090019" w:tentative="1">
+      <w:start w:val="1"/>
+      <w:numFmt w:val="lowerLetter"/>
+      <w:lvlText w:val="%8."/>
+      <w:lvlJc w:val="left"/>
+      <w:pPr>
+        <w:ind w:left="5760" w:hanging="360"/>
+      </w:pPr>
+    </w:lvl>
+    <w:lvl w:ilvl="8" w:tplc="0409001B" w:tentative="1">
+      <w:start w:val="1"/>
+      <w:numFmt w:val="lowerRoman"/>
+      <w:lvlText w:val="%9."/>
+      <w:lvlJc w:val="right"/>
+      <w:pPr>
+        <w:ind w:left="6480" w:hanging="180"/>
+      </w:pPr>
+    </w:lvl>
+  </w:abstractNum>
+  <w:abstractNum w:abstractNumId="2" w15:restartNumberingAfterBreak="0">
     <w:nsid w:val="15330D2F"/>
     <w:multiLevelType w:val="hybridMultilevel"/>
     <w:tmpl w:val="CD96829C"/>
@@ -3935,7 +3862,96 @@
       </w:pPr>
     </w:lvl>
   </w:abstractNum>
-  <w:abstractNum w:abstractNumId="2" w15:restartNumberingAfterBreak="0">
+  <w:abstractNum w:abstractNumId="3" w15:restartNumberingAfterBreak="0">
+    <w:nsid w:val="1BFD75A4"/>
+    <w:multiLevelType w:val="hybridMultilevel"/>
+    <w:tmpl w:val="94EE0C52"/>
+    <w:lvl w:ilvl="0" w:tplc="25045502">
+      <w:start w:val="1"/>
+      <w:numFmt w:val="decimal"/>
+      <w:lvlText w:val="%1-"/>
+      <w:lvlJc w:val="left"/>
+      <w:pPr>
+        <w:ind w:left="720" w:hanging="360"/>
+      </w:pPr>
+      <w:rPr>
+        <w:rFonts w:hint="default"/>
+      </w:rPr>
+    </w:lvl>
+    <w:lvl w:ilvl="1" w:tplc="04090019" w:tentative="1">
+      <w:start w:val="1"/>
+      <w:numFmt w:val="lowerLetter"/>
+      <w:lvlText w:val="%2."/>
+      <w:lvlJc w:val="left"/>
+      <w:pPr>
+        <w:ind w:left="1440" w:hanging="360"/>
+      </w:pPr>
+    </w:lvl>
+    <w:lvl w:ilvl="2" w:tplc="0409001B" w:tentative="1">
+      <w:start w:val="1"/>
+      <w:numFmt w:val="lowerRoman"/>
+      <w:lvlText w:val="%3."/>
+      <w:lvlJc w:val="right"/>
+      <w:pPr>
+        <w:ind w:left="2160" w:hanging="180"/>
+      </w:pPr>
+    </w:lvl>
+    <w:lvl w:ilvl="3" w:tplc="0409000F" w:tentative="1">
+      <w:start w:val="1"/>
+      <w:numFmt w:val="decimal"/>
+      <w:lvlText w:val="%4."/>
+      <w:lvlJc w:val="left"/>
+      <w:pPr>
+        <w:ind w:left="2880" w:hanging="360"/>
+      </w:pPr>
+    </w:lvl>
+    <w:lvl w:ilvl="4" w:tplc="04090019" w:tentative="1">
+      <w:start w:val="1"/>
+      <w:numFmt w:val="lowerLetter"/>
+      <w:lvlText w:val="%5."/>
+      <w:lvlJc w:val="left"/>
+      <w:pPr>
+        <w:ind w:left="3600" w:hanging="360"/>
+      </w:pPr>
+    </w:lvl>
+    <w:lvl w:ilvl="5" w:tplc="0409001B" w:tentative="1">
+      <w:start w:val="1"/>
+      <w:numFmt w:val="lowerRoman"/>
+      <w:lvlText w:val="%6."/>
+      <w:lvlJc w:val="right"/>
+      <w:pPr>
+        <w:ind w:left="4320" w:hanging="180"/>
+      </w:pPr>
+    </w:lvl>
+    <w:lvl w:ilvl="6" w:tplc="0409000F" w:tentative="1">
+      <w:start w:val="1"/>
+      <w:numFmt w:val="decimal"/>
+      <w:lvlText w:val="%7."/>
+      <w:lvlJc w:val="left"/>
+      <w:pPr>
+        <w:ind w:left="5040" w:hanging="360"/>
+      </w:pPr>
+    </w:lvl>
+    <w:lvl w:ilvl="7" w:tplc="04090019" w:tentative="1">
+      <w:start w:val="1"/>
+      <w:numFmt w:val="lowerLetter"/>
+      <w:lvlText w:val="%8."/>
+      <w:lvlJc w:val="left"/>
+      <w:pPr>
+        <w:ind w:left="5760" w:hanging="360"/>
+      </w:pPr>
+    </w:lvl>
+    <w:lvl w:ilvl="8" w:tplc="0409001B" w:tentative="1">
+      <w:start w:val="1"/>
+      <w:numFmt w:val="lowerRoman"/>
+      <w:lvlText w:val="%9."/>
+      <w:lvlJc w:val="right"/>
+      <w:pPr>
+        <w:ind w:left="6480" w:hanging="180"/>
+      </w:pPr>
+    </w:lvl>
+  </w:abstractNum>
+  <w:abstractNum w:abstractNumId="4" w15:restartNumberingAfterBreak="0">
     <w:nsid w:val="1E73523C"/>
     <w:multiLevelType w:val="multilevel"/>
     <w:tmpl w:val="330222B8"/>
@@ -4084,7 +4100,7 @@
       </w:rPr>
     </w:lvl>
   </w:abstractNum>
-  <w:abstractNum w:abstractNumId="3" w15:restartNumberingAfterBreak="0">
+  <w:abstractNum w:abstractNumId="5" w15:restartNumberingAfterBreak="0">
     <w:nsid w:val="22A831FF"/>
     <w:multiLevelType w:val="hybridMultilevel"/>
     <w:tmpl w:val="4B2C6470"/>
@@ -4173,7 +4189,7 @@
       </w:pPr>
     </w:lvl>
   </w:abstractNum>
-  <w:abstractNum w:abstractNumId="4" w15:restartNumberingAfterBreak="0">
+  <w:abstractNum w:abstractNumId="6" w15:restartNumberingAfterBreak="0">
     <w:nsid w:val="2B24325F"/>
     <w:multiLevelType w:val="hybridMultilevel"/>
     <w:tmpl w:val="4B2C6470"/>
@@ -4262,7 +4278,7 @@
       </w:pPr>
     </w:lvl>
   </w:abstractNum>
-  <w:abstractNum w:abstractNumId="5" w15:restartNumberingAfterBreak="0">
+  <w:abstractNum w:abstractNumId="7" w15:restartNumberingAfterBreak="0">
     <w:nsid w:val="36B27CD7"/>
     <w:multiLevelType w:val="hybridMultilevel"/>
     <w:tmpl w:val="6638FB76"/>
@@ -4351,7 +4367,7 @@
       </w:pPr>
     </w:lvl>
   </w:abstractNum>
-  <w:abstractNum w:abstractNumId="6" w15:restartNumberingAfterBreak="0">
+  <w:abstractNum w:abstractNumId="8" w15:restartNumberingAfterBreak="0">
     <w:nsid w:val="43A56220"/>
     <w:multiLevelType w:val="hybridMultilevel"/>
     <w:tmpl w:val="6638FB76"/>
@@ -4440,7 +4456,7 @@
       </w:pPr>
     </w:lvl>
   </w:abstractNum>
-  <w:abstractNum w:abstractNumId="7" w15:restartNumberingAfterBreak="0">
+  <w:abstractNum w:abstractNumId="9" w15:restartNumberingAfterBreak="0">
     <w:nsid w:val="5EB762D6"/>
     <w:multiLevelType w:val="hybridMultilevel"/>
     <w:tmpl w:val="F6DE6AAC"/>
@@ -4529,7 +4545,7 @@
       </w:pPr>
     </w:lvl>
   </w:abstractNum>
-  <w:abstractNum w:abstractNumId="8" w15:restartNumberingAfterBreak="0">
+  <w:abstractNum w:abstractNumId="10" w15:restartNumberingAfterBreak="0">
     <w:nsid w:val="6C5427A8"/>
     <w:multiLevelType w:val="multilevel"/>
     <w:tmpl w:val="2F5E8A92"/>
@@ -4642,7 +4658,7 @@
       </w:pPr>
     </w:lvl>
   </w:abstractNum>
-  <w:abstractNum w:abstractNumId="9" w15:restartNumberingAfterBreak="0">
+  <w:abstractNum w:abstractNumId="11" w15:restartNumberingAfterBreak="0">
     <w:nsid w:val="790344F7"/>
     <w:multiLevelType w:val="hybridMultilevel"/>
     <w:tmpl w:val="C2EC93A8"/>
@@ -4732,33 +4748,39 @@
     </w:lvl>
   </w:abstractNum>
   <w:num w:numId="1" w16cid:durableId="728457621">
-    <w:abstractNumId w:val="2"/>
+    <w:abstractNumId w:val="4"/>
   </w:num>
   <w:num w:numId="2" w16cid:durableId="1162888779">
+    <w:abstractNumId w:val="10"/>
+  </w:num>
+  <w:num w:numId="3" w16cid:durableId="1146776607">
+    <w:abstractNumId w:val="7"/>
+  </w:num>
+  <w:num w:numId="4" w16cid:durableId="968507647">
     <w:abstractNumId w:val="8"/>
   </w:num>
-  <w:num w:numId="3" w16cid:durableId="1146776607">
+  <w:num w:numId="5" w16cid:durableId="602152161">
     <w:abstractNumId w:val="5"/>
   </w:num>
-  <w:num w:numId="4" w16cid:durableId="968507647">
+  <w:num w:numId="6" w16cid:durableId="420881504">
     <w:abstractNumId w:val="6"/>
   </w:num>
-  <w:num w:numId="5" w16cid:durableId="602152161">
-    <w:abstractNumId w:val="3"/>
-  </w:num>
-  <w:num w:numId="6" w16cid:durableId="420881504">
-    <w:abstractNumId w:val="4"/>
-  </w:num>
   <w:num w:numId="7" w16cid:durableId="213782093">
-    <w:abstractNumId w:val="7"/>
+    <w:abstractNumId w:val="9"/>
   </w:num>
   <w:num w:numId="8" w16cid:durableId="90048804">
-    <w:abstractNumId w:val="9"/>
+    <w:abstractNumId w:val="11"/>
   </w:num>
   <w:num w:numId="9" w16cid:durableId="1554853626">
     <w:abstractNumId w:val="0"/>
   </w:num>
   <w:num w:numId="10" w16cid:durableId="569971750">
+    <w:abstractNumId w:val="2"/>
+  </w:num>
+  <w:num w:numId="11" w16cid:durableId="153691028">
+    <w:abstractNumId w:val="3"/>
+  </w:num>
+  <w:num w:numId="12" w16cid:durableId="1866405484">
     <w:abstractNumId w:val="1"/>
   </w:num>
 </w:numbering>

--- a/Game Dev Challenges and Programming.docx
+++ b/Game Dev Challenges and Programming.docx
@@ -88,7 +88,15 @@
         <w:t xml:space="preserve"> 3D or 2D </w:t>
       </w:r>
       <w:r>
-        <w:t xml:space="preserve">“things”,”stuff” and objects and a set </w:t>
+        <w:t>“</w:t>
+      </w:r>
+      <w:proofErr w:type="spellStart"/>
+      <w:r>
+        <w:t>things”,”stuff</w:t>
+      </w:r>
+      <w:proofErr w:type="spellEnd"/>
+      <w:r>
+        <w:t xml:space="preserve">” and objects and a set </w:t>
       </w:r>
       <w:r>
         <w:t xml:space="preserve">of rules that define </w:t>
@@ -97,8 +105,13 @@
         <w:t>how they are to be</w:t>
       </w:r>
       <w:r>
-        <w:t>have in the gameworld</w:t>
-      </w:r>
+        <w:t xml:space="preserve">have in the </w:t>
+      </w:r>
+      <w:proofErr w:type="spellStart"/>
+      <w:r>
+        <w:t>gameworld</w:t>
+      </w:r>
+      <w:proofErr w:type="spellEnd"/>
       <w:r>
         <w:t>.</w:t>
       </w:r>
@@ -150,8 +163,13 @@
         <w:t xml:space="preserve"> an equally necessary aspect of </w:t>
       </w:r>
       <w:r>
-        <w:t>for it’s</w:t>
-      </w:r>
+        <w:t xml:space="preserve">for </w:t>
+      </w:r>
+      <w:proofErr w:type="spellStart"/>
+      <w:r>
+        <w:t>it’s</w:t>
+      </w:r>
+      <w:proofErr w:type="spellEnd"/>
       <w:r>
         <w:t xml:space="preserve"> mapping.</w:t>
       </w:r>
@@ -185,7 +203,15 @@
     </w:p>
     <w:p>
       <w:r>
-        <w:t>Stores  surface direction xyz in RGB.</w:t>
+        <w:t xml:space="preserve">Stores  surface direction </w:t>
+      </w:r>
+      <w:proofErr w:type="spellStart"/>
+      <w:r>
+        <w:t>xyz</w:t>
+      </w:r>
+      <w:proofErr w:type="spellEnd"/>
+      <w:r>
+        <w:t xml:space="preserve"> in RGB.</w:t>
       </w:r>
     </w:p>
     <w:p>
@@ -269,7 +295,23 @@
         <w:t>.</w:t>
       </w:r>
       <w:r>
-        <w:t xml:space="preserve"> e.g: We have a Sky material then we create a morning on outta it </w:t>
+        <w:t xml:space="preserve"> </w:t>
+      </w:r>
+      <w:proofErr w:type="spellStart"/>
+      <w:r>
+        <w:t>e.g</w:t>
+      </w:r>
+      <w:proofErr w:type="spellEnd"/>
+      <w:r>
+        <w:t xml:space="preserve">: We have a Sky material then we create a morning on </w:t>
+      </w:r>
+      <w:proofErr w:type="spellStart"/>
+      <w:r>
+        <w:t>outta</w:t>
+      </w:r>
+      <w:proofErr w:type="spellEnd"/>
+      <w:r>
+        <w:t xml:space="preserve"> it </w:t>
       </w:r>
     </w:p>
     <w:p/>
@@ -297,8 +339,13 @@
         <w:pStyle w:val="Heading5"/>
       </w:pPr>
       <w:r>
-        <w:t>Level/UMap</w:t>
-      </w:r>
+        <w:t>Level/</w:t>
+      </w:r>
+      <w:proofErr w:type="spellStart"/>
+      <w:r>
+        <w:t>UMap</w:t>
+      </w:r>
+      <w:proofErr w:type="spellEnd"/>
     </w:p>
     <w:p>
       <w:r>
@@ -309,19 +356,37 @@
       <w:pPr>
         <w:pStyle w:val="Heading5"/>
       </w:pPr>
+      <w:proofErr w:type="spellStart"/>
       <w:r>
         <w:lastRenderedPageBreak/>
         <w:t>UWorld</w:t>
       </w:r>
-    </w:p>
-    <w:p>
-      <w:r>
-        <w:t>A runtime simulation instance created from one or more umap defined levels.</w:t>
-      </w:r>
-    </w:p>
-    <w:p>
-      <w:r>
-        <w:t>The engine could run/bind to  only one UWorld at a time.</w:t>
+      <w:proofErr w:type="spellEnd"/>
+    </w:p>
+    <w:p>
+      <w:r>
+        <w:t xml:space="preserve">A runtime simulation instance created from one or more </w:t>
+      </w:r>
+      <w:proofErr w:type="spellStart"/>
+      <w:r>
+        <w:t>umap</w:t>
+      </w:r>
+      <w:proofErr w:type="spellEnd"/>
+      <w:r>
+        <w:t xml:space="preserve"> defined levels.</w:t>
+      </w:r>
+    </w:p>
+    <w:p>
+      <w:r>
+        <w:t xml:space="preserve">The engine could run/bind to  only one </w:t>
+      </w:r>
+      <w:proofErr w:type="spellStart"/>
+      <w:r>
+        <w:t>UWorld</w:t>
+      </w:r>
+      <w:proofErr w:type="spellEnd"/>
+      <w:r>
+        <w:t xml:space="preserve"> at a time.</w:t>
       </w:r>
     </w:p>
     <w:p/>
@@ -342,6 +407,779 @@
       </w:r>
     </w:p>
     <w:p>
+      <w:r>
+        <w:t>In computer graphics every shape is ultimately</w:t>
+      </w:r>
+      <w:r>
+        <w:t xml:space="preserve"> made o</w:t>
+      </w:r>
+      <w:r>
+        <w:t xml:space="preserve">f an </w:t>
+      </w:r>
+      <w:r>
+        <w:t>organization</w:t>
+      </w:r>
+      <w:r>
+        <w:t xml:space="preserve"> of vertices.</w:t>
+      </w:r>
+      <w:r>
+        <w:t xml:space="preserve"> Organization happens thru systemic arrangement which itself</w:t>
+      </w:r>
+      <w:r>
+        <w:t xml:space="preserve"> in this case,</w:t>
+      </w:r>
+      <w:r>
+        <w:t xml:space="preserve"> is </w:t>
+      </w:r>
+      <w:r>
+        <w:t xml:space="preserve"> achieved thr</w:t>
+      </w:r>
+      <w:r>
+        <w:t>ough</w:t>
+      </w:r>
+      <w:r>
+        <w:t xml:space="preserve"> coordinate syst</w:t>
+      </w:r>
+      <w:r>
+        <w:t>ems</w:t>
+      </w:r>
+      <w:r>
+        <w:t>.</w:t>
+      </w:r>
+      <w:r>
+        <w:t xml:space="preserve"> Coordinate systems </w:t>
+      </w:r>
+      <w:r>
+        <w:t>are</w:t>
+      </w:r>
+      <w:r>
+        <w:t xml:space="preserve"> conventions tha</w:t>
+      </w:r>
+      <w:r>
+        <w:t xml:space="preserve">t </w:t>
+      </w:r>
+      <w:r>
+        <w:t>de</w:t>
+      </w:r>
+      <w:r>
+        <w:t>f</w:t>
+      </w:r>
+      <w:r>
+        <w:t>ine</w:t>
+      </w:r>
+      <w:r>
+        <w:t xml:space="preserve"> a </w:t>
+      </w:r>
+      <w:r>
+        <w:rPr>
+          <w:b/>
+          <w:bCs/>
+        </w:rPr>
+        <w:t>number of</w:t>
+      </w:r>
+      <w:r>
+        <w:rPr>
+          <w:b/>
+          <w:bCs/>
+        </w:rPr>
+        <w:t xml:space="preserve"> generic</w:t>
+      </w:r>
+      <w:r>
+        <w:rPr>
+          <w:b/>
+          <w:bCs/>
+        </w:rPr>
+        <w:t xml:space="preserve"> ax</w:t>
+      </w:r>
+      <w:r>
+        <w:rPr>
+          <w:b/>
+          <w:bCs/>
+        </w:rPr>
+        <w:t>e</w:t>
+      </w:r>
+      <w:r>
+        <w:rPr>
+          <w:b/>
+          <w:bCs/>
+        </w:rPr>
+        <w:t>s</w:t>
+      </w:r>
+      <w:r>
+        <w:t xml:space="preserve"> , </w:t>
+      </w:r>
+      <w:r>
+        <w:rPr>
+          <w:b/>
+          <w:bCs/>
+        </w:rPr>
+        <w:t>their</w:t>
+      </w:r>
+      <w:r>
+        <w:rPr>
+          <w:b/>
+          <w:bCs/>
+        </w:rPr>
+        <w:t xml:space="preserve"> logical</w:t>
+      </w:r>
+      <w:r>
+        <w:rPr>
+          <w:b/>
+          <w:bCs/>
+        </w:rPr>
+        <w:t xml:space="preserve"> placement</w:t>
+      </w:r>
+      <w:r>
+        <w:t xml:space="preserve"> (not their direction necessarily)</w:t>
+      </w:r>
+      <w:r>
+        <w:t xml:space="preserve"> using a </w:t>
+      </w:r>
+      <w:r>
+        <w:rPr>
+          <w:b/>
+          <w:bCs/>
+        </w:rPr>
+        <w:t>distanc</w:t>
+      </w:r>
+      <w:r>
+        <w:rPr>
+          <w:b/>
+          <w:bCs/>
+        </w:rPr>
+        <w:t>e measuring</w:t>
+      </w:r>
+      <w:r>
+        <w:rPr>
+          <w:b/>
+          <w:bCs/>
+        </w:rPr>
+        <w:t xml:space="preserve"> unit</w:t>
+      </w:r>
+      <w:r>
+        <w:t xml:space="preserve"> according to a</w:t>
+      </w:r>
+      <w:r>
+        <w:t xml:space="preserve"> </w:t>
+      </w:r>
+      <w:r>
+        <w:rPr>
+          <w:b/>
+          <w:bCs/>
+        </w:rPr>
+        <w:t>generic</w:t>
+      </w:r>
+      <w:r>
+        <w:rPr>
+          <w:b/>
+          <w:bCs/>
+        </w:rPr>
+        <w:t xml:space="preserve"> </w:t>
+      </w:r>
+      <w:r>
+        <w:rPr>
+          <w:b/>
+          <w:bCs/>
+        </w:rPr>
+        <w:t>origin</w:t>
+      </w:r>
+      <w:r>
+        <w:rPr>
+          <w:b/>
+          <w:bCs/>
+        </w:rPr>
+        <w:t>/starting</w:t>
+      </w:r>
+      <w:r>
+        <w:rPr>
+          <w:b/>
+          <w:bCs/>
+        </w:rPr>
+        <w:t xml:space="preserve"> point</w:t>
+      </w:r>
+      <w:r>
+        <w:t>.</w:t>
+      </w:r>
+      <w:r>
+        <w:t xml:space="preserve"> The extra stuff such as </w:t>
+      </w:r>
+      <w:r>
+        <w:t>the direction of axis</w:t>
+      </w:r>
+      <w:r>
+        <w:t xml:space="preserve">, </w:t>
+      </w:r>
+      <w:r>
+        <w:t>the</w:t>
+      </w:r>
+      <w:r>
+        <w:t xml:space="preserve"> </w:t>
+      </w:r>
+      <w:r>
+        <w:t>domain</w:t>
+      </w:r>
+      <w:r>
+        <w:t>s they cover</w:t>
+      </w:r>
+      <w:r>
+        <w:t xml:space="preserve"> (in which</w:t>
+      </w:r>
+      <w:r>
+        <w:t xml:space="preserve"> our shapes/vertices can exist</w:t>
+      </w:r>
+      <w:r>
+        <w:t>)</w:t>
+      </w:r>
+      <w:r>
+        <w:t>, the</w:t>
+      </w:r>
+      <w:r>
+        <w:t>ir</w:t>
+      </w:r>
+      <w:r>
+        <w:t xml:space="preserve"> established origin</w:t>
+      </w:r>
+      <w:r>
+        <w:t xml:space="preserve"> </w:t>
+      </w:r>
+      <w:r>
+        <w:t>point implementation</w:t>
+      </w:r>
+      <w:r>
+        <w:t>s</w:t>
+      </w:r>
+      <w:r>
+        <w:t xml:space="preserve"> </w:t>
+      </w:r>
+      <w:r>
+        <w:t>and</w:t>
+      </w:r>
+      <w:r>
+        <w:t xml:space="preserve"> </w:t>
+      </w:r>
+      <w:proofErr w:type="spellStart"/>
+      <w:r>
+        <w:t>etc</w:t>
+      </w:r>
+      <w:proofErr w:type="spellEnd"/>
+      <w:r>
+        <w:t xml:space="preserve"> may or may not be defined as a part of the coordinate system and are usually</w:t>
+      </w:r>
+      <w:r>
+        <w:t xml:space="preserve"> </w:t>
+      </w:r>
+      <w:r>
+        <w:rPr>
+          <w:b/>
+          <w:bCs/>
+        </w:rPr>
+        <w:t>implementation dependent</w:t>
+      </w:r>
+      <w:r>
+        <w:rPr>
+          <w:b/>
+          <w:bCs/>
+        </w:rPr>
+        <w:t xml:space="preserve"> coordinate</w:t>
+      </w:r>
+      <w:r>
+        <w:rPr>
+          <w:b/>
+          <w:bCs/>
+        </w:rPr>
+        <w:t xml:space="preserve"> con</w:t>
+      </w:r>
+      <w:r>
+        <w:rPr>
+          <w:b/>
+          <w:bCs/>
+        </w:rPr>
+        <w:t>v</w:t>
+      </w:r>
+      <w:r>
+        <w:rPr>
+          <w:b/>
+          <w:bCs/>
+        </w:rPr>
+        <w:t>entions</w:t>
+      </w:r>
+      <w:r>
+        <w:t>.</w:t>
+      </w:r>
+      <w:r>
+        <w:t xml:space="preserve"> </w:t>
+      </w:r>
+      <w:r>
+        <w:t>Consequently for each shape to be able to</w:t>
+      </w:r>
+      <w:r>
+        <w:t xml:space="preserve"> </w:t>
+      </w:r>
+      <w:r>
+        <w:t>independently exist it would n</w:t>
+      </w:r>
+      <w:r>
+        <w:t>eed to</w:t>
+      </w:r>
+      <w:r>
+        <w:t xml:space="preserve"> locally</w:t>
+      </w:r>
+      <w:r>
+        <w:t>:</w:t>
+      </w:r>
+    </w:p>
+    <w:p>
+      <w:r>
+        <w:t xml:space="preserve">- Decide it’s coordinate </w:t>
+      </w:r>
+      <w:r>
+        <w:t>s</w:t>
+      </w:r>
+      <w:r>
+        <w:t>ystem</w:t>
+      </w:r>
+      <w:r>
+        <w:t>,</w:t>
+      </w:r>
+      <w:r>
+        <w:t xml:space="preserve"> establish the</w:t>
+      </w:r>
+      <w:r>
+        <w:t xml:space="preserve"> conventions (</w:t>
+      </w:r>
+      <w:r>
+        <w:t>origin</w:t>
+      </w:r>
+      <w:r>
+        <w:t xml:space="preserve">, directions </w:t>
+      </w:r>
+      <w:proofErr w:type="spellStart"/>
+      <w:r>
+        <w:t>etc</w:t>
+      </w:r>
+      <w:proofErr w:type="spellEnd"/>
+      <w:r>
+        <w:t>)</w:t>
+      </w:r>
+      <w:r>
+        <w:t xml:space="preserve"> </w:t>
+      </w:r>
+    </w:p>
+    <w:p>
+      <w:r>
+        <w:t>-</w:t>
+      </w:r>
+      <w:r>
+        <w:t xml:space="preserve"> Define </w:t>
+      </w:r>
+      <w:proofErr w:type="spellStart"/>
+      <w:r>
+        <w:t>it’s</w:t>
+      </w:r>
+      <w:proofErr w:type="spellEnd"/>
+      <w:r>
+        <w:t xml:space="preserve"> own local axis</w:t>
+      </w:r>
+      <w:r>
+        <w:t>, in relativism to which</w:t>
+      </w:r>
+      <w:r>
+        <w:t>,</w:t>
+      </w:r>
+      <w:r>
+        <w:t xml:space="preserve"> it</w:t>
+      </w:r>
+      <w:r>
+        <w:t xml:space="preserve"> settles things</w:t>
+      </w:r>
+      <w:r>
+        <w:t xml:space="preserve"> (things being vertices in computer graphics)</w:t>
+      </w:r>
+      <w:r>
+        <w:t>.</w:t>
+      </w:r>
+    </w:p>
+    <w:p>
+      <w:r>
+        <w:lastRenderedPageBreak/>
+        <w:t xml:space="preserve">The real challenge is that </w:t>
+      </w:r>
+      <w:r>
+        <w:t>the</w:t>
+      </w:r>
+      <w:r>
+        <w:t xml:space="preserve"> </w:t>
+      </w:r>
+      <w:r>
+        <w:rPr>
+          <w:b/>
+          <w:bCs/>
+        </w:rPr>
+        <w:t>implementation dependent coordinate conventions</w:t>
+      </w:r>
+      <w:r>
+        <w:rPr>
+          <w:b/>
+          <w:bCs/>
+        </w:rPr>
+        <w:t xml:space="preserve"> </w:t>
+      </w:r>
+      <w:r>
+        <w:t xml:space="preserve"> could </w:t>
+      </w:r>
+      <w:r>
+        <w:t xml:space="preserve">demand </w:t>
+      </w:r>
+      <w:r>
+        <w:t>different orders/settings</w:t>
+      </w:r>
+      <w:r>
+        <w:t xml:space="preserve"> according to what they a</w:t>
+      </w:r>
+      <w:r>
+        <w:t>re prioritizing.</w:t>
+      </w:r>
+    </w:p>
+    <w:p>
+      <w:r>
+        <w:t>(</w:t>
+      </w:r>
+      <w:r>
+        <w:t>I know it sounds difficult to understand but b</w:t>
+      </w:r>
+      <w:r>
+        <w:t>efore giving up look at the example it’ll help you understand</w:t>
+      </w:r>
+      <w:r>
+        <w:t>)</w:t>
+      </w:r>
+    </w:p>
+    <w:p>
+      <w:proofErr w:type="spellStart"/>
+      <w:r>
+        <w:t>e.g</w:t>
+      </w:r>
+      <w:proofErr w:type="spellEnd"/>
+      <w:r>
+        <w:t>:</w:t>
+      </w:r>
+      <w:r>
+        <w:t xml:space="preserve"> Normally on pap</w:t>
+      </w:r>
+      <w:r>
+        <w:t xml:space="preserve">er we consider the </w:t>
+      </w:r>
+      <w:proofErr w:type="spellStart"/>
+      <w:r>
+        <w:t>x,y</w:t>
+      </w:r>
+      <w:proofErr w:type="spellEnd"/>
+      <w:r>
+        <w:t xml:space="preserve"> coordinate system </w:t>
+      </w:r>
+      <w:r>
+        <w:t xml:space="preserve"> with x and y ax</w:t>
+      </w:r>
+      <w:r>
+        <w:t>es</w:t>
+      </w:r>
+      <w:r>
+        <w:t xml:space="preserve"> in which</w:t>
+      </w:r>
+      <w:r>
+        <w:t>:</w:t>
+      </w:r>
+    </w:p>
+    <w:p>
+      <w:r>
+        <w:t>-</w:t>
+      </w:r>
+      <w:r>
+        <w:t xml:space="preserve"> </w:t>
+      </w:r>
+      <w:r>
+        <w:t xml:space="preserve">x </w:t>
+      </w:r>
+      <w:r>
+        <w:t>a</w:t>
+      </w:r>
+      <w:r>
+        <w:t xml:space="preserve"> horizontal</w:t>
+      </w:r>
+      <w:r>
+        <w:t xml:space="preserve"> and </w:t>
+      </w:r>
+      <w:r>
+        <w:t xml:space="preserve">y </w:t>
+      </w:r>
+      <w:r>
+        <w:t>a</w:t>
+      </w:r>
+      <w:r>
+        <w:t xml:space="preserve"> vertical</w:t>
+      </w:r>
+      <w:r>
+        <w:t xml:space="preserve"> axis</w:t>
+      </w:r>
+      <w:r>
+        <w:t>.</w:t>
+      </w:r>
+    </w:p>
+    <w:p>
+      <w:r>
+        <w:t>-</w:t>
+      </w:r>
+      <w:r>
+        <w:t xml:space="preserve"> </w:t>
+      </w:r>
+      <w:r>
+        <w:t>A</w:t>
+      </w:r>
+      <w:r>
+        <w:t xml:space="preserve"> single origin</w:t>
+      </w:r>
+      <w:r>
+        <w:t xml:space="preserve"> is set </w:t>
+      </w:r>
+      <w:r>
+        <w:t xml:space="preserve"> for </w:t>
+      </w:r>
+      <w:r>
+        <w:t>both axis</w:t>
+      </w:r>
+      <w:r>
+        <w:t xml:space="preserve">, by convention </w:t>
+      </w:r>
+      <w:r>
+        <w:t>at the middle of the paper</w:t>
+      </w:r>
+      <w:r>
+        <w:t>.</w:t>
+      </w:r>
+    </w:p>
+    <w:p>
+      <w:r>
+        <w:t>- A single</w:t>
+      </w:r>
+      <w:r>
+        <w:t xml:space="preserve"> </w:t>
+      </w:r>
+      <w:r>
+        <w:t>fixed</w:t>
+      </w:r>
+      <w:r>
+        <w:t xml:space="preserve"> universal</w:t>
+      </w:r>
+      <w:r>
+        <w:t xml:space="preserve"> measuring unit</w:t>
+      </w:r>
+      <w:r>
+        <w:t xml:space="preserve"> is used</w:t>
+      </w:r>
+      <w:r>
+        <w:t>.</w:t>
+      </w:r>
+      <w:r>
+        <w:t xml:space="preserve"> </w:t>
+      </w:r>
+    </w:p>
+    <w:p>
+      <w:r>
+        <w:t>- The directio</w:t>
+      </w:r>
+      <w:r>
+        <w:t xml:space="preserve">n of </w:t>
+      </w:r>
+      <w:r>
+        <w:t xml:space="preserve">x </w:t>
+      </w:r>
+      <w:r>
+        <w:t>left to right (</w:t>
+      </w:r>
+      <w:r>
+        <w:t xml:space="preserve">values increase </w:t>
+      </w:r>
+      <w:r>
+        <w:t xml:space="preserve">from </w:t>
+      </w:r>
+      <w:r>
+        <w:t>0</w:t>
+      </w:r>
+      <w:r>
+        <w:t xml:space="preserve"> </w:t>
+      </w:r>
+      <w:r>
+        <w:t>rightward</w:t>
+      </w:r>
+      <w:r>
+        <w:t>,</w:t>
+      </w:r>
+      <w:r>
+        <w:t xml:space="preserve"> </w:t>
+      </w:r>
+      <w:r>
+        <w:t>decrease</w:t>
+      </w:r>
+      <w:r>
+        <w:t xml:space="preserve"> from </w:t>
+      </w:r>
+      <w:r>
+        <w:t>0</w:t>
+      </w:r>
+      <w:r>
+        <w:t xml:space="preserve"> leftward</w:t>
+      </w:r>
+      <w:r>
+        <w:t>)</w:t>
+      </w:r>
+      <w:r>
+        <w:t xml:space="preserve"> and the direction of </w:t>
+      </w:r>
+      <w:r>
+        <w:t>y</w:t>
+      </w:r>
+      <w:r>
+        <w:t xml:space="preserve"> increases bottom up</w:t>
+      </w:r>
+      <w:r>
+        <w:t xml:space="preserve"> (values increase since </w:t>
+      </w:r>
+      <w:r>
+        <w:t xml:space="preserve">0 </w:t>
+      </w:r>
+      <w:r>
+        <w:t xml:space="preserve">upward and decrease since </w:t>
+      </w:r>
+      <w:r>
+        <w:t xml:space="preserve">0 </w:t>
+      </w:r>
+      <w:r>
+        <w:t>downward)</w:t>
+      </w:r>
+      <w:r>
+        <w:t>.</w:t>
+      </w:r>
+    </w:p>
+    <w:p>
+      <w:r>
+        <w:t>- The domain of both axis is R.</w:t>
+      </w:r>
+    </w:p>
+    <w:p>
+      <w:r>
+        <w:rPr>
+          <w:noProof/>
+        </w:rPr>
+        <w:drawing>
+          <wp:anchor distT="0" distB="0" distL="114300" distR="114300" simplePos="0" relativeHeight="251660288" behindDoc="0" locked="0" layoutInCell="1" allowOverlap="1" wp14:anchorId="5FC2BB6B" wp14:editId="33D2A71B">
+            <wp:simplePos x="0" y="0"/>
+            <wp:positionH relativeFrom="margin">
+              <wp:posOffset>-54429</wp:posOffset>
+            </wp:positionH>
+            <wp:positionV relativeFrom="page">
+              <wp:posOffset>5312229</wp:posOffset>
+            </wp:positionV>
+            <wp:extent cx="3036570" cy="2605405"/>
+            <wp:effectExtent l="0" t="0" r="0" b="4445"/>
+            <wp:wrapTopAndBottom/>
+            <wp:docPr id="1590891782" name="Picture 1"/>
+            <wp:cNvGraphicFramePr>
+              <a:graphicFrameLocks xmlns:a="http://schemas.openxmlformats.org/drawingml/2006/main" noChangeAspect="1"/>
+            </wp:cNvGraphicFramePr>
+            <a:graphic xmlns:a="http://schemas.openxmlformats.org/drawingml/2006/main">
+              <a:graphicData uri="http://schemas.openxmlformats.org/drawingml/2006/picture">
+                <pic:pic xmlns:pic="http://schemas.openxmlformats.org/drawingml/2006/picture">
+                  <pic:nvPicPr>
+                    <pic:cNvPr id="0" name="Picture 1"/>
+                    <pic:cNvPicPr>
+                      <a:picLocks noChangeAspect="1" noChangeArrowheads="1"/>
+                    </pic:cNvPicPr>
+                  </pic:nvPicPr>
+                  <pic:blipFill rotWithShape="1">
+                    <a:blip r:embed="rId5">
+                      <a:extLst>
+                        <a:ext uri="{28A0092B-C50C-407E-A947-70E740481C1C}">
+                          <a14:useLocalDpi xmlns:a14="http://schemas.microsoft.com/office/drawing/2010/main" val="0"/>
+                        </a:ext>
+                      </a:extLst>
+                    </a:blip>
+                    <a:srcRect l="30641" t="12593" r="47340" b="50363"/>
+                    <a:stretch>
+                      <a:fillRect/>
+                    </a:stretch>
+                  </pic:blipFill>
+                  <pic:spPr bwMode="auto">
+                    <a:xfrm>
+                      <a:off x="0" y="0"/>
+                      <a:ext cx="3036570" cy="2605405"/>
+                    </a:xfrm>
+                    <a:prstGeom prst="rect">
+                      <a:avLst/>
+                    </a:prstGeom>
+                    <a:noFill/>
+                    <a:ln>
+                      <a:noFill/>
+                    </a:ln>
+                    <a:extLst>
+                      <a:ext uri="{53640926-AAD7-44D8-BBD7-CCE9431645EC}">
+                        <a14:shadowObscured xmlns:a14="http://schemas.microsoft.com/office/drawing/2010/main"/>
+                      </a:ext>
+                    </a:extLst>
+                  </pic:spPr>
+                </pic:pic>
+              </a:graphicData>
+            </a:graphic>
+            <wp14:sizeRelH relativeFrom="margin">
+              <wp14:pctWidth>0</wp14:pctWidth>
+            </wp14:sizeRelH>
+            <wp14:sizeRelV relativeFrom="margin">
+              <wp14:pctHeight>0</wp14:pctHeight>
+            </wp14:sizeRelV>
+          </wp:anchor>
+        </w:drawing>
+      </w:r>
+      <w:r>
+        <w:t>While this approach allows us to co</w:t>
+      </w:r>
+      <w:r>
+        <w:t>v</w:t>
+      </w:r>
+      <w:r>
+        <w:t xml:space="preserve">er every </w:t>
+      </w:r>
+      <w:r>
+        <w:t xml:space="preserve">logical </w:t>
+      </w:r>
+      <w:r>
+        <w:t>aspect and side</w:t>
+      </w:r>
+      <w:r>
+        <w:t xml:space="preserve"> of our axis since the</w:t>
+      </w:r>
+      <w:r>
+        <w:t xml:space="preserve"> established origin and also makes mirroring a lot easier by providing us </w:t>
+      </w:r>
+      <w:r>
+        <w:lastRenderedPageBreak/>
+        <w:t>both sides of each axis</w:t>
+      </w:r>
+      <w:r>
+        <w:t xml:space="preserve">, </w:t>
+      </w:r>
+      <w:r>
+        <w:t xml:space="preserve">it requires some extra steps… that we might not need at times, </w:t>
+      </w:r>
+      <w:r>
+        <w:t>e</w:t>
+      </w:r>
+      <w:r>
+        <w:t xml:space="preserve">specially when speed and performance is </w:t>
+      </w:r>
+      <w:r>
+        <w:t>the priority for us,</w:t>
+      </w:r>
+    </w:p>
+    <w:p>
       <w:pPr>
         <w:pStyle w:val="Heading6"/>
       </w:pPr>
@@ -350,6 +1188,225 @@
       </w:r>
     </w:p>
     <w:p>
+      <w:r>
+        <w:t>UV coordinate system</w:t>
+      </w:r>
+      <w:r>
+        <w:t xml:space="preserve">, basically replaces the axis X and Y (in order) with axis U and V which it’ll use for </w:t>
+      </w:r>
+      <w:r>
+        <w:t xml:space="preserve">marking the distance </w:t>
+      </w:r>
+      <w:r>
+        <w:t xml:space="preserve">of </w:t>
+      </w:r>
+      <w:r>
+        <w:t>the vert</w:t>
+      </w:r>
+      <w:r>
+        <w:t>ices</w:t>
+      </w:r>
+      <w:r>
+        <w:t xml:space="preserve"> from a</w:t>
+      </w:r>
+      <w:r>
+        <w:t>n implementation dependent</w:t>
+      </w:r>
+      <w:r>
+        <w:t xml:space="preserve"> </w:t>
+      </w:r>
+      <w:r>
+        <w:rPr>
+          <w:b/>
+          <w:bCs/>
+        </w:rPr>
+        <w:t>establish</w:t>
+      </w:r>
+      <w:r>
+        <w:rPr>
+          <w:b/>
+          <w:bCs/>
+        </w:rPr>
+        <w:t xml:space="preserve">ed </w:t>
+      </w:r>
+      <w:r>
+        <w:rPr>
+          <w:b/>
+          <w:bCs/>
+        </w:rPr>
+        <w:t>origin</w:t>
+      </w:r>
+      <w:r>
+        <w:t>,</w:t>
+      </w:r>
+      <w:r>
+        <w:t xml:space="preserve"> with a </w:t>
+      </w:r>
+      <w:r>
+        <w:rPr>
+          <w:b/>
+          <w:bCs/>
+        </w:rPr>
+        <w:t>relative</w:t>
+      </w:r>
+      <w:r>
+        <w:t xml:space="preserve"> </w:t>
+      </w:r>
+      <w:r>
+        <w:rPr>
+          <w:b/>
+          <w:bCs/>
+        </w:rPr>
+        <w:t>distance measuring unit</w:t>
+      </w:r>
+      <w:r>
+        <w:t xml:space="preserve"> </w:t>
+      </w:r>
+      <w:r>
+        <w:t xml:space="preserve">within a </w:t>
+      </w:r>
+      <w:r>
+        <w:rPr>
+          <w:b/>
+          <w:bCs/>
+        </w:rPr>
+        <w:t>established domain</w:t>
+      </w:r>
+      <w:r>
+        <w:t>.</w:t>
+      </w:r>
+    </w:p>
+    <w:p>
+      <w:r>
+        <w:t>- In UV</w:t>
+      </w:r>
+      <w:r>
+        <w:t xml:space="preserve"> coordinate system</w:t>
+      </w:r>
+      <w:r>
+        <w:t xml:space="preserve"> the domain is implementation dependent.</w:t>
+      </w:r>
+    </w:p>
+    <w:p>
+      <w:r>
+        <w:t>-</w:t>
+      </w:r>
+      <w:r>
+        <w:t xml:space="preserve"> The distance measuring unit is relative to the object.</w:t>
+      </w:r>
+    </w:p>
+    <w:p>
+      <w:r>
+        <w:t>- Th established origin</w:t>
+      </w:r>
+      <w:r>
+        <w:t>(s)</w:t>
+      </w:r>
+      <w:r>
+        <w:t xml:space="preserve"> is also implementation dependent.</w:t>
+      </w:r>
+    </w:p>
+    <w:p>
+      <w:r>
+        <w:t>Typically tho</w:t>
+      </w:r>
+      <w:r>
+        <w:t>ugh</w:t>
+      </w:r>
+      <w:r>
+        <w:t xml:space="preserve"> the following convention is implemented:</w:t>
+      </w:r>
+    </w:p>
+    <w:p>
+      <w:pPr>
+        <w:pStyle w:val="ListParagraph"/>
+        <w:numPr>
+          <w:ilvl w:val="0"/>
+          <w:numId w:val="13"/>
+        </w:numPr>
+      </w:pPr>
+      <w:r>
+        <w:t>There’s a sin</w:t>
+      </w:r>
+      <w:r>
+        <w:t>g</w:t>
+      </w:r>
+      <w:r>
+        <w:t>le origin for both U and V</w:t>
+      </w:r>
+      <w:r>
+        <w:t xml:space="preserve"> and it’s at the topmost-leftmost point</w:t>
+      </w:r>
+      <w:r>
+        <w:t xml:space="preserve"> of the picture/2D pla</w:t>
+      </w:r>
+      <w:r>
+        <w:t>in.</w:t>
+      </w:r>
+    </w:p>
+    <w:p>
+      <w:pPr>
+        <w:pStyle w:val="ListParagraph"/>
+        <w:numPr>
+          <w:ilvl w:val="0"/>
+          <w:numId w:val="13"/>
+        </w:numPr>
+        <w:rPr>
+          <w:b/>
+          <w:bCs/>
+        </w:rPr>
+      </w:pPr>
+      <w:r>
+        <w:t>The direction</w:t>
+      </w:r>
+      <w:r>
+        <w:t xml:space="preserve"> of V is</w:t>
+      </w:r>
+      <w:r>
+        <w:t xml:space="preserve"> top-down (Values increase </w:t>
+      </w:r>
+      <w:r>
+        <w:t xml:space="preserve">since </w:t>
+      </w:r>
+      <w:r>
+        <w:t>0</w:t>
+      </w:r>
+      <w:r>
+        <w:t xml:space="preserve"> (origin)</w:t>
+      </w:r>
+      <w:r>
+        <w:t xml:space="preserve"> downwards)</w:t>
+      </w:r>
+      <w:r>
+        <w:t>, and the direction of U is rightward (Values increase since 0 (origin) rightward)</w:t>
+      </w:r>
+      <w:r>
+        <w:t>.</w:t>
+      </w:r>
+    </w:p>
+    <w:p>
+      <w:pPr>
+        <w:pStyle w:val="ListParagraph"/>
+        <w:numPr>
+          <w:ilvl w:val="0"/>
+          <w:numId w:val="13"/>
+        </w:numPr>
+        <w:rPr>
+          <w:b/>
+          <w:bCs/>
+        </w:rPr>
+      </w:pPr>
+      <w:r>
+        <w:t>The domain for both U and V is  D&lt;= 1</w:t>
+      </w:r>
+      <w:r>
+        <w:t xml:space="preserve"> with one representing </w:t>
+      </w:r>
+      <w:r>
+        <w:t>“the end of the plane”.</w:t>
+      </w:r>
+    </w:p>
+    <w:p>
       <w:pPr>
         <w:pStyle w:val="Heading5"/>
       </w:pPr>
@@ -362,7 +1419,6 @@
         <w:t>Abstractions for basic functions involved in shading.</w:t>
       </w:r>
     </w:p>
-    <w:p/>
     <w:p>
       <w:pPr>
         <w:pStyle w:val="Heading3"/>
@@ -370,6 +1426,9 @@
       <w:r>
         <w:lastRenderedPageBreak/>
         <w:t>Graphics</w:t>
+      </w:r>
+      <w:r>
+        <w:t xml:space="preserve"> Engine</w:t>
       </w:r>
     </w:p>
     <w:p>
@@ -469,7 +1528,15 @@
     </w:p>
     <w:p>
       <w:r>
-        <w:t>Base Color,Metallic, Roughness</w:t>
+        <w:t xml:space="preserve">Base </w:t>
+      </w:r>
+      <w:proofErr w:type="spellStart"/>
+      <w:r>
+        <w:t>Color,Metallic</w:t>
+      </w:r>
+      <w:proofErr w:type="spellEnd"/>
+      <w:r>
+        <w:t>, Roughness</w:t>
       </w:r>
     </w:p>
     <w:p>
@@ -604,23 +1671,55 @@
         <w:t>:</w:t>
       </w:r>
       <w:r>
-        <w:t xml:space="preserve"> Using </w:t>
-      </w:r>
-      <w:r>
-        <w:t>texture coordinates</w:t>
-      </w:r>
-      <w:r>
-        <w:t>.</w:t>
+        <w:t xml:space="preserve"> </w:t>
+      </w:r>
+      <w:r>
+        <w:t>We manipulate the texture coordinates</w:t>
+      </w:r>
+      <w:r>
+        <w:t xml:space="preserve"> conventions to get it to give a direct linear</w:t>
+      </w:r>
+      <w:r>
+        <w:t xml:space="preserve"> quotient </w:t>
+      </w:r>
+      <w:r>
+        <w:t>to later be used for defining the strength of colors in gradient.</w:t>
+      </w:r>
+      <w:r>
+        <w:t xml:space="preserve"> (in the UDK example  we did this using texture coordinate node, since in UDK the Domain is [0,1]</w:t>
+      </w:r>
+      <w:r>
+        <w:t xml:space="preserve"> with the UV origin at the top left</w:t>
+      </w:r>
+      <w:r>
+        <w:t xml:space="preserve"> with V raising downward</w:t>
+      </w:r>
+      <w:r>
+        <w:t xml:space="preserve"> and</w:t>
+      </w:r>
+      <w:r>
+        <w:t xml:space="preserve"> all values until the very end</w:t>
+      </w:r>
+      <w:r>
+        <w:t xml:space="preserve">, </w:t>
+      </w:r>
+      <w:r>
+        <w:t>fractional</w:t>
+      </w:r>
+      <w:r>
+        <w:t xml:space="preserve">, </w:t>
       </w:r>
     </w:p>
     <w:p>
       <w:pPr>
         <w:pStyle w:val="Heading2"/>
       </w:pPr>
+      <w:proofErr w:type="spellStart"/>
       <w:r>
         <w:lastRenderedPageBreak/>
         <w:t>Adhoc</w:t>
       </w:r>
+      <w:proofErr w:type="spellEnd"/>
     </w:p>
     <w:p>
       <w:pPr>
@@ -722,7 +1821,15 @@
         <w:t xml:space="preserve"> and </w:t>
       </w:r>
       <w:r>
-        <w:t xml:space="preserve"> Engine packages (some basic default template) upk files</w:t>
+        <w:t xml:space="preserve"> Engine packages (some basic default template) </w:t>
+      </w:r>
+      <w:proofErr w:type="spellStart"/>
+      <w:r>
+        <w:t>upk</w:t>
+      </w:r>
+      <w:proofErr w:type="spellEnd"/>
+      <w:r>
+        <w:t xml:space="preserve"> files</w:t>
       </w:r>
       <w:r>
         <w:t xml:space="preserve"> which are precompiled asset libraries </w:t>
@@ -773,7 +1880,15 @@
         <w:t>chain</w:t>
       </w:r>
       <w:r>
-        <w:t xml:space="preserve"> of nodes to achieve it’s results.</w:t>
+        <w:t xml:space="preserve"> of nodes to achieve </w:t>
+      </w:r>
+      <w:proofErr w:type="spellStart"/>
+      <w:r>
+        <w:t>it’s</w:t>
+      </w:r>
+      <w:proofErr w:type="spellEnd"/>
+      <w:r>
+        <w:t xml:space="preserve"> results.</w:t>
       </w:r>
       <w:r>
         <w:t xml:space="preserve"> This c</w:t>
@@ -799,6 +1914,7 @@
         </w:rPr>
         <w:t xml:space="preserve">- </w:t>
       </w:r>
+      <w:proofErr w:type="spellStart"/>
       <w:r>
         <w:rPr>
           <w:b/>
@@ -818,14 +1934,38 @@
           <w:b/>
           <w:bCs/>
         </w:rPr>
-        <w:t xml:space="preserve">basic </w:t>
-      </w:r>
-      <w:r>
-        <w:rPr>
-          <w:b/>
-          <w:bCs/>
-        </w:rPr>
-        <w:t>building blcoks of</w:t>
+        <w:t>basic</w:t>
+      </w:r>
+      <w:proofErr w:type="spellEnd"/>
+      <w:r>
+        <w:rPr>
+          <w:b/>
+          <w:bCs/>
+        </w:rPr>
+        <w:t xml:space="preserve"> </w:t>
+      </w:r>
+      <w:r>
+        <w:rPr>
+          <w:b/>
+          <w:bCs/>
+        </w:rPr>
+        <w:t xml:space="preserve">building </w:t>
+      </w:r>
+      <w:proofErr w:type="spellStart"/>
+      <w:r>
+        <w:rPr>
+          <w:b/>
+          <w:bCs/>
+        </w:rPr>
+        <w:t>blcoks</w:t>
+      </w:r>
+      <w:proofErr w:type="spellEnd"/>
+      <w:r>
+        <w:rPr>
+          <w:b/>
+          <w:bCs/>
+        </w:rPr>
+        <w:t xml:space="preserve"> of</w:t>
       </w:r>
       <w:r>
         <w:rPr>
@@ -1209,8 +2349,13 @@
           <w:numId w:val="5"/>
         </w:numPr>
       </w:pPr>
-      <w:r>
-        <w:t>DiffusePower:</w:t>
+      <w:proofErr w:type="spellStart"/>
+      <w:r>
+        <w:t>DiffusePower</w:t>
+      </w:r>
+      <w:proofErr w:type="spellEnd"/>
+      <w:r>
+        <w:t>:</w:t>
       </w:r>
     </w:p>
     <w:p>
@@ -1251,9 +2396,11 @@
           <w:numId w:val="5"/>
         </w:numPr>
       </w:pPr>
+      <w:proofErr w:type="spellStart"/>
       <w:r>
         <w:t>SpecularPower</w:t>
       </w:r>
+      <w:proofErr w:type="spellEnd"/>
       <w:r>
         <w:t>:</w:t>
       </w:r>
@@ -1261,10 +2408,18 @@
         <w:t xml:space="preserve"> The amount of area of reflection</w:t>
       </w:r>
       <w:r>
-        <w:t xml:space="preserve"> divid</w:t>
-      </w:r>
-      <w:r>
-        <w:t>ee.</w:t>
+        <w:t xml:space="preserve"> </w:t>
+      </w:r>
+      <w:proofErr w:type="spellStart"/>
+      <w:r>
+        <w:t>divid</w:t>
+      </w:r>
+      <w:r>
+        <w:t>ee</w:t>
+      </w:r>
+      <w:proofErr w:type="spellEnd"/>
+      <w:r>
+        <w:t>.</w:t>
       </w:r>
     </w:p>
     <w:p>
@@ -1287,8 +2442,13 @@
           <w:numId w:val="5"/>
         </w:numPr>
       </w:pPr>
-      <w:r>
-        <w:t>OpacityMask:</w:t>
+      <w:proofErr w:type="spellStart"/>
+      <w:r>
+        <w:t>OpacityMask</w:t>
+      </w:r>
+      <w:proofErr w:type="spellEnd"/>
+      <w:r>
+        <w:t>:</w:t>
       </w:r>
     </w:p>
     <w:p>
@@ -1311,8 +2471,13 @@
           <w:numId w:val="5"/>
         </w:numPr>
       </w:pPr>
-      <w:r>
-        <w:t>TransmissionMask:</w:t>
+      <w:proofErr w:type="spellStart"/>
+      <w:r>
+        <w:t>TransmissionMask</w:t>
+      </w:r>
+      <w:proofErr w:type="spellEnd"/>
+      <w:r>
+        <w:t>:</w:t>
       </w:r>
     </w:p>
     <w:p>
@@ -1323,11 +2488,16 @@
           <w:numId w:val="8"/>
         </w:numPr>
       </w:pPr>
+      <w:proofErr w:type="spellStart"/>
       <w:r>
         <w:t>Transmissi</w:t>
       </w:r>
       <w:r>
-        <w:t>onColor:</w:t>
+        <w:t>onColor</w:t>
+      </w:r>
+      <w:proofErr w:type="spellEnd"/>
+      <w:r>
+        <w:t>:</w:t>
       </w:r>
     </w:p>
     <w:p>
@@ -1350,8 +2520,13 @@
           <w:numId w:val="8"/>
         </w:numPr>
       </w:pPr>
-      <w:r>
-        <w:t>CustomLighting:</w:t>
+      <w:proofErr w:type="spellStart"/>
+      <w:r>
+        <w:t>CustomLighting</w:t>
+      </w:r>
+      <w:proofErr w:type="spellEnd"/>
+      <w:r>
+        <w:t>:</w:t>
       </w:r>
     </w:p>
     <w:p>
@@ -1362,8 +2537,13 @@
           <w:numId w:val="8"/>
         </w:numPr>
       </w:pPr>
-      <w:r>
-        <w:t>CustomLightingDiffuse:</w:t>
+      <w:proofErr w:type="spellStart"/>
+      <w:r>
+        <w:t>CustomLightingDiffuse</w:t>
+      </w:r>
+      <w:proofErr w:type="spellEnd"/>
+      <w:r>
+        <w:t>:</w:t>
       </w:r>
     </w:p>
     <w:p>
@@ -1374,8 +2554,13 @@
           <w:numId w:val="8"/>
         </w:numPr>
       </w:pPr>
-      <w:r>
-        <w:t>AnisotropicDirection:</w:t>
+      <w:proofErr w:type="spellStart"/>
+      <w:r>
+        <w:t>AnisotropicDirection</w:t>
+      </w:r>
+      <w:proofErr w:type="spellEnd"/>
+      <w:r>
+        <w:t>:</w:t>
       </w:r>
     </w:p>
     <w:p>
@@ -1386,8 +2571,13 @@
           <w:numId w:val="8"/>
         </w:numPr>
       </w:pPr>
-      <w:r>
-        <w:t>WorldPositionOffset:</w:t>
+      <w:proofErr w:type="spellStart"/>
+      <w:r>
+        <w:t>WorldPositionOffset</w:t>
+      </w:r>
+      <w:proofErr w:type="spellEnd"/>
+      <w:r>
+        <w:t>:</w:t>
       </w:r>
       <w:r>
         <w:t xml:space="preserve"> </w:t>
@@ -1403,7 +2593,15 @@
     </w:p>
     <w:p>
       <w:r>
-        <w:t>They are all the non output nodes that we add.</w:t>
+        <w:t xml:space="preserve">They are all the </w:t>
+      </w:r>
+      <w:proofErr w:type="spellStart"/>
+      <w:r>
+        <w:t>non output</w:t>
+      </w:r>
+      <w:proofErr w:type="spellEnd"/>
+      <w:r>
+        <w:t xml:space="preserve"> nodes that we add.</w:t>
       </w:r>
     </w:p>
     <w:p>
@@ -1424,9 +2622,11 @@
       <w:pPr>
         <w:pStyle w:val="Heading6"/>
       </w:pPr>
+      <w:proofErr w:type="spellStart"/>
       <w:r>
         <w:t>TextureCoord</w:t>
       </w:r>
+      <w:proofErr w:type="spellEnd"/>
     </w:p>
     <w:p>
       <w:pPr>
@@ -1441,10 +2641,18 @@
         <w:t>Takes a</w:t>
       </w:r>
       <w:r>
-        <w:t xml:space="preserve"> component ed value and treats it</w:t>
-      </w:r>
-      <w:r>
-        <w:t xml:space="preserve">’s first </w:t>
+        <w:t xml:space="preserve"> component ed value and treats </w:t>
+      </w:r>
+      <w:proofErr w:type="spellStart"/>
+      <w:r>
+        <w:t>it</w:t>
+      </w:r>
+      <w:r>
+        <w:t>’s</w:t>
+      </w:r>
+      <w:proofErr w:type="spellEnd"/>
+      <w:r>
+        <w:t xml:space="preserve"> first </w:t>
       </w:r>
       <w:r>
         <w:t>4</w:t>
@@ -1517,9 +2725,11 @@
       </w:r>
     </w:p>
     <w:p>
+      <w:proofErr w:type="spellStart"/>
       <w:r>
         <w:t>Cans,books,etc</w:t>
       </w:r>
+      <w:proofErr w:type="spellEnd"/>
       <w:r>
         <w:t>.</w:t>
       </w:r>
@@ -1605,7 +2815,15 @@
     </w:p>
     <w:p>
       <w:r>
-        <w:t>Player weapons,important characters.</w:t>
+        <w:t xml:space="preserve">Player </w:t>
+      </w:r>
+      <w:proofErr w:type="spellStart"/>
+      <w:r>
+        <w:t>weapons,important</w:t>
+      </w:r>
+      <w:proofErr w:type="spellEnd"/>
+      <w:r>
+        <w:t xml:space="preserve"> characters.</w:t>
       </w:r>
     </w:p>
     <w:p>
@@ -1655,7 +2873,7 @@
                     </pic:cNvPicPr>
                   </pic:nvPicPr>
                   <pic:blipFill>
-                    <a:blip r:embed="rId5" cstate="print">
+                    <a:blip r:embed="rId6" cstate="print">
                       <a:extLst>
                         <a:ext uri="{28A0092B-C50C-407E-A947-70E740481C1C}">
                           <a14:useLocalDpi xmlns:a14="http://schemas.microsoft.com/office/drawing/2010/main" val="0"/>
@@ -2101,7 +3319,7 @@
             <wp:extent cx="5943600" cy="755015"/>
             <wp:effectExtent l="0" t="0" r="0" b="0"/>
             <wp:docPr id="2021444596" name="Picture 2">
-              <a:hlinkClick xmlns:a="http://schemas.openxmlformats.org/drawingml/2006/main" r:id="rId6"/>
+              <a:hlinkClick xmlns:a="http://schemas.openxmlformats.org/drawingml/2006/main" r:id="rId7"/>
             </wp:docPr>
             <wp:cNvGraphicFramePr>
               <a:graphicFrameLocks xmlns:a="http://schemas.openxmlformats.org/drawingml/2006/main" noChangeAspect="1"/>
@@ -2111,14 +3329,14 @@
                 <pic:pic xmlns:pic="http://schemas.openxmlformats.org/drawingml/2006/picture">
                   <pic:nvPicPr>
                     <pic:cNvPr id="0" name="Picture 2">
-                      <a:hlinkClick r:id="rId6"/>
+                      <a:hlinkClick r:id="rId7"/>
                     </pic:cNvPr>
                     <pic:cNvPicPr>
                       <a:picLocks noChangeAspect="1" noChangeArrowheads="1"/>
                     </pic:cNvPicPr>
                   </pic:nvPicPr>
                   <pic:blipFill>
-                    <a:blip r:embed="rId7">
+                    <a:blip r:embed="rId8">
                       <a:extLst>
                         <a:ext uri="{28A0092B-C50C-407E-A947-70E740481C1C}">
                           <a14:useLocalDpi xmlns:a14="http://schemas.microsoft.com/office/drawing/2010/main" val="0"/>
@@ -2353,7 +3571,7 @@
                 <w:numId w:val="1"/>
               </w:numPr>
             </w:pPr>
-            <w:hyperlink r:id="rId8" w:history="1">
+            <w:hyperlink r:id="rId9" w:history="1">
               <w:r>
                 <w:rPr>
                   <w:rStyle w:val="Hyperlink"/>
@@ -2380,7 +3598,7 @@
                 <w:numId w:val="1"/>
               </w:numPr>
             </w:pPr>
-            <w:hyperlink r:id="rId9" w:history="1">
+            <w:hyperlink r:id="rId10" w:history="1">
               <w:r>
                 <w:rPr>
                   <w:rStyle w:val="Hyperlink"/>
@@ -2396,7 +3614,7 @@
                 <w:numId w:val="1"/>
               </w:numPr>
             </w:pPr>
-            <w:hyperlink r:id="rId10" w:history="1">
+            <w:hyperlink r:id="rId11" w:history="1">
               <w:r>
                 <w:rPr>
                   <w:rStyle w:val="Hyperlink"/>
@@ -2412,7 +3630,7 @@
                 <w:numId w:val="1"/>
               </w:numPr>
             </w:pPr>
-            <w:hyperlink r:id="rId11" w:history="1">
+            <w:hyperlink r:id="rId12" w:history="1">
               <w:r>
                 <w:rPr>
                   <w:rStyle w:val="Hyperlink"/>
@@ -2428,7 +3646,7 @@
                 <w:numId w:val="1"/>
               </w:numPr>
             </w:pPr>
-            <w:hyperlink r:id="rId12" w:history="1">
+            <w:hyperlink r:id="rId13" w:history="1">
               <w:r>
                 <w:rPr>
                   <w:rStyle w:val="Hyperlink"/>
@@ -2444,7 +3662,7 @@
                 <w:numId w:val="1"/>
               </w:numPr>
             </w:pPr>
-            <w:hyperlink r:id="rId13" w:history="1">
+            <w:hyperlink r:id="rId14" w:history="1">
               <w:r>
                 <w:rPr>
                   <w:rStyle w:val="Hyperlink"/>
@@ -2460,7 +3678,7 @@
                 <w:numId w:val="1"/>
               </w:numPr>
             </w:pPr>
-            <w:hyperlink r:id="rId14" w:history="1">
+            <w:hyperlink r:id="rId15" w:history="1">
               <w:r>
                 <w:rPr>
                   <w:rStyle w:val="Hyperlink"/>
@@ -2626,6 +3844,7 @@
           </w:tcPr>
           <w:p>
             <w:r>
+              <w:lastRenderedPageBreak/>
               <w:t>5</w:t>
             </w:r>
           </w:p>
@@ -2731,11 +3950,11 @@
           <w:noProof/>
         </w:rPr>
         <w:drawing>
-          <wp:inline distT="0" distB="0" distL="0" distR="0" wp14:anchorId="5BF2AAE8" wp14:editId="2EFA9CE9">
+          <wp:inline distT="0" distB="0" distL="0" distR="0" wp14:anchorId="5BF2AAE8" wp14:editId="0873BE69">
             <wp:extent cx="5943600" cy="408940"/>
             <wp:effectExtent l="0" t="0" r="0" b="0"/>
             <wp:docPr id="2002529314" name="Picture 3">
-              <a:hlinkClick xmlns:a="http://schemas.openxmlformats.org/drawingml/2006/main" r:id="rId15"/>
+              <a:hlinkClick xmlns:a="http://schemas.openxmlformats.org/drawingml/2006/main" r:id="rId16"/>
             </wp:docPr>
             <wp:cNvGraphicFramePr>
               <a:graphicFrameLocks xmlns:a="http://schemas.openxmlformats.org/drawingml/2006/main" noChangeAspect="1"/>
@@ -2745,14 +3964,14 @@
                 <pic:pic xmlns:pic="http://schemas.openxmlformats.org/drawingml/2006/picture">
                   <pic:nvPicPr>
                     <pic:cNvPr id="0" name="Picture 4">
-                      <a:hlinkClick r:id="rId15"/>
+                      <a:hlinkClick r:id="rId16"/>
                     </pic:cNvPr>
                     <pic:cNvPicPr>
                       <a:picLocks noChangeAspect="1" noChangeArrowheads="1"/>
                     </pic:cNvPicPr>
                   </pic:nvPicPr>
                   <pic:blipFill>
-                    <a:blip r:embed="rId16" cstate="print">
+                    <a:blip r:embed="rId17" cstate="print">
                       <a:extLst>
                         <a:ext uri="{28A0092B-C50C-407E-A947-70E740481C1C}">
                           <a14:useLocalDpi xmlns:a14="http://schemas.microsoft.com/office/drawing/2010/main" val="0"/>
@@ -3070,7 +4289,7 @@
       <w:r>
         <w:t>To learn more about this toolbar, read the </w:t>
       </w:r>
-      <w:hyperlink r:id="rId17" w:history="1">
+      <w:hyperlink r:id="rId18" w:history="1">
         <w:r>
           <w:rPr>
             <w:rStyle w:val="Hyperlink"/>
@@ -3127,8 +4346,13 @@
         <w:pStyle w:val="Heading5"/>
       </w:pPr>
       <w:r>
-        <w:t>Level/UMap</w:t>
-      </w:r>
+        <w:t>Level/</w:t>
+      </w:r>
+      <w:proofErr w:type="spellStart"/>
+      <w:r>
+        <w:t>UMap</w:t>
+      </w:r>
+      <w:proofErr w:type="spellEnd"/>
     </w:p>
     <w:p>
       <w:r>
@@ -3139,13 +4363,23 @@
       <w:pPr>
         <w:pStyle w:val="Heading5"/>
       </w:pPr>
+      <w:proofErr w:type="spellStart"/>
       <w:r>
         <w:t>UWorld</w:t>
       </w:r>
-    </w:p>
-    <w:p>
-      <w:r>
-        <w:t>A runtime simulation instance created from one or more umap defined levels.</w:t>
+      <w:proofErr w:type="spellEnd"/>
+    </w:p>
+    <w:p>
+      <w:r>
+        <w:t xml:space="preserve">A runtime simulation instance created from one or more </w:t>
+      </w:r>
+      <w:proofErr w:type="spellStart"/>
+      <w:r>
+        <w:t>umap</w:t>
+      </w:r>
+      <w:proofErr w:type="spellEnd"/>
+      <w:r>
+        <w:t xml:space="preserve"> defined levels.</w:t>
       </w:r>
     </w:p>
     <w:p>
@@ -3419,8 +4653,13 @@
           <w:numId w:val="9"/>
         </w:numPr>
       </w:pPr>
-      <w:r>
-        <w:t>DiffusePower:</w:t>
+      <w:proofErr w:type="spellStart"/>
+      <w:r>
+        <w:t>DiffusePower</w:t>
+      </w:r>
+      <w:proofErr w:type="spellEnd"/>
+      <w:r>
+        <w:t>:</w:t>
       </w:r>
     </w:p>
     <w:p>
@@ -3470,8 +4709,13 @@
           <w:numId w:val="9"/>
         </w:numPr>
       </w:pPr>
-      <w:r>
-        <w:t>OpacityMask:</w:t>
+      <w:proofErr w:type="spellStart"/>
+      <w:r>
+        <w:t>OpacityMask</w:t>
+      </w:r>
+      <w:proofErr w:type="spellEnd"/>
+      <w:r>
+        <w:t>:</w:t>
       </w:r>
     </w:p>
     <w:p>
@@ -3494,8 +4738,13 @@
           <w:numId w:val="9"/>
         </w:numPr>
       </w:pPr>
-      <w:r>
-        <w:t>TransmissionMask:</w:t>
+      <w:proofErr w:type="spellStart"/>
+      <w:r>
+        <w:t>TransmissionMask</w:t>
+      </w:r>
+      <w:proofErr w:type="spellEnd"/>
+      <w:r>
+        <w:t>:</w:t>
       </w:r>
     </w:p>
     <w:p>
@@ -3506,8 +4755,13 @@
           <w:numId w:val="9"/>
         </w:numPr>
       </w:pPr>
-      <w:r>
-        <w:t>TransmissionColor:</w:t>
+      <w:proofErr w:type="spellStart"/>
+      <w:r>
+        <w:t>TransmissionColor</w:t>
+      </w:r>
+      <w:proofErr w:type="spellEnd"/>
+      <w:r>
+        <w:t>:</w:t>
       </w:r>
     </w:p>
     <w:p>
@@ -3530,8 +4784,13 @@
           <w:numId w:val="9"/>
         </w:numPr>
       </w:pPr>
-      <w:r>
-        <w:t>CustomLighting:</w:t>
+      <w:proofErr w:type="spellStart"/>
+      <w:r>
+        <w:t>CustomLighting</w:t>
+      </w:r>
+      <w:proofErr w:type="spellEnd"/>
+      <w:r>
+        <w:t>:</w:t>
       </w:r>
     </w:p>
     <w:p>
@@ -3542,8 +4801,13 @@
           <w:numId w:val="9"/>
         </w:numPr>
       </w:pPr>
-      <w:r>
-        <w:t>CustomLightingDiffuse:</w:t>
+      <w:proofErr w:type="spellStart"/>
+      <w:r>
+        <w:t>CustomLightingDiffuse</w:t>
+      </w:r>
+      <w:proofErr w:type="spellEnd"/>
+      <w:r>
+        <w:t>:</w:t>
       </w:r>
     </w:p>
     <w:p>
@@ -3554,8 +4818,13 @@
           <w:numId w:val="9"/>
         </w:numPr>
       </w:pPr>
-      <w:r>
-        <w:t>AnisotropicDirection:</w:t>
+      <w:proofErr w:type="spellStart"/>
+      <w:r>
+        <w:t>AnisotropicDirection</w:t>
+      </w:r>
+      <w:proofErr w:type="spellEnd"/>
+      <w:r>
+        <w:t>:</w:t>
       </w:r>
     </w:p>
     <w:p>
@@ -3566,8 +4835,13 @@
           <w:numId w:val="9"/>
         </w:numPr>
       </w:pPr>
-      <w:r>
-        <w:t xml:space="preserve">WorldPositionOffset: </w:t>
+      <w:proofErr w:type="spellStart"/>
+      <w:r>
+        <w:t>WorldPositionOffset</w:t>
+      </w:r>
+      <w:proofErr w:type="spellEnd"/>
+      <w:r>
+        <w:t xml:space="preserve">: </w:t>
       </w:r>
     </w:p>
     <w:p/>
@@ -4457,6 +5731,119 @@
     </w:lvl>
   </w:abstractNum>
   <w:abstractNum w:abstractNumId="9" w15:restartNumberingAfterBreak="0">
+    <w:nsid w:val="4C8D0300"/>
+    <w:multiLevelType w:val="hybridMultilevel"/>
+    <w:tmpl w:val="966AC5EA"/>
+    <w:lvl w:ilvl="0" w:tplc="04090001">
+      <w:start w:val="1"/>
+      <w:numFmt w:val="bullet"/>
+      <w:lvlText w:val=""/>
+      <w:lvlJc w:val="left"/>
+      <w:pPr>
+        <w:ind w:left="720" w:hanging="360"/>
+      </w:pPr>
+      <w:rPr>
+        <w:rFonts w:ascii="Symbol" w:hAnsi="Symbol" w:hint="default"/>
+      </w:rPr>
+    </w:lvl>
+    <w:lvl w:ilvl="1" w:tplc="04090003" w:tentative="1">
+      <w:start w:val="1"/>
+      <w:numFmt w:val="bullet"/>
+      <w:lvlText w:val="o"/>
+      <w:lvlJc w:val="left"/>
+      <w:pPr>
+        <w:ind w:left="1440" w:hanging="360"/>
+      </w:pPr>
+      <w:rPr>
+        <w:rFonts w:ascii="Courier New" w:hAnsi="Courier New" w:cs="Courier New" w:hint="default"/>
+      </w:rPr>
+    </w:lvl>
+    <w:lvl w:ilvl="2" w:tplc="04090005" w:tentative="1">
+      <w:start w:val="1"/>
+      <w:numFmt w:val="bullet"/>
+      <w:lvlText w:val=""/>
+      <w:lvlJc w:val="left"/>
+      <w:pPr>
+        <w:ind w:left="2160" w:hanging="360"/>
+      </w:pPr>
+      <w:rPr>
+        <w:rFonts w:ascii="Wingdings" w:hAnsi="Wingdings" w:hint="default"/>
+      </w:rPr>
+    </w:lvl>
+    <w:lvl w:ilvl="3" w:tplc="04090001" w:tentative="1">
+      <w:start w:val="1"/>
+      <w:numFmt w:val="bullet"/>
+      <w:lvlText w:val=""/>
+      <w:lvlJc w:val="left"/>
+      <w:pPr>
+        <w:ind w:left="2880" w:hanging="360"/>
+      </w:pPr>
+      <w:rPr>
+        <w:rFonts w:ascii="Symbol" w:hAnsi="Symbol" w:hint="default"/>
+      </w:rPr>
+    </w:lvl>
+    <w:lvl w:ilvl="4" w:tplc="04090003" w:tentative="1">
+      <w:start w:val="1"/>
+      <w:numFmt w:val="bullet"/>
+      <w:lvlText w:val="o"/>
+      <w:lvlJc w:val="left"/>
+      <w:pPr>
+        <w:ind w:left="3600" w:hanging="360"/>
+      </w:pPr>
+      <w:rPr>
+        <w:rFonts w:ascii="Courier New" w:hAnsi="Courier New" w:cs="Courier New" w:hint="default"/>
+      </w:rPr>
+    </w:lvl>
+    <w:lvl w:ilvl="5" w:tplc="04090005" w:tentative="1">
+      <w:start w:val="1"/>
+      <w:numFmt w:val="bullet"/>
+      <w:lvlText w:val=""/>
+      <w:lvlJc w:val="left"/>
+      <w:pPr>
+        <w:ind w:left="4320" w:hanging="360"/>
+      </w:pPr>
+      <w:rPr>
+        <w:rFonts w:ascii="Wingdings" w:hAnsi="Wingdings" w:hint="default"/>
+      </w:rPr>
+    </w:lvl>
+    <w:lvl w:ilvl="6" w:tplc="04090001" w:tentative="1">
+      <w:start w:val="1"/>
+      <w:numFmt w:val="bullet"/>
+      <w:lvlText w:val=""/>
+      <w:lvlJc w:val="left"/>
+      <w:pPr>
+        <w:ind w:left="5040" w:hanging="360"/>
+      </w:pPr>
+      <w:rPr>
+        <w:rFonts w:ascii="Symbol" w:hAnsi="Symbol" w:hint="default"/>
+      </w:rPr>
+    </w:lvl>
+    <w:lvl w:ilvl="7" w:tplc="04090003" w:tentative="1">
+      <w:start w:val="1"/>
+      <w:numFmt w:val="bullet"/>
+      <w:lvlText w:val="o"/>
+      <w:lvlJc w:val="left"/>
+      <w:pPr>
+        <w:ind w:left="5760" w:hanging="360"/>
+      </w:pPr>
+      <w:rPr>
+        <w:rFonts w:ascii="Courier New" w:hAnsi="Courier New" w:cs="Courier New" w:hint="default"/>
+      </w:rPr>
+    </w:lvl>
+    <w:lvl w:ilvl="8" w:tplc="04090005" w:tentative="1">
+      <w:start w:val="1"/>
+      <w:numFmt w:val="bullet"/>
+      <w:lvlText w:val=""/>
+      <w:lvlJc w:val="left"/>
+      <w:pPr>
+        <w:ind w:left="6480" w:hanging="360"/>
+      </w:pPr>
+      <w:rPr>
+        <w:rFonts w:ascii="Wingdings" w:hAnsi="Wingdings" w:hint="default"/>
+      </w:rPr>
+    </w:lvl>
+  </w:abstractNum>
+  <w:abstractNum w:abstractNumId="10" w15:restartNumberingAfterBreak="0">
     <w:nsid w:val="5EB762D6"/>
     <w:multiLevelType w:val="hybridMultilevel"/>
     <w:tmpl w:val="F6DE6AAC"/>
@@ -4545,7 +5932,7 @@
       </w:pPr>
     </w:lvl>
   </w:abstractNum>
-  <w:abstractNum w:abstractNumId="10" w15:restartNumberingAfterBreak="0">
+  <w:abstractNum w:abstractNumId="11" w15:restartNumberingAfterBreak="0">
     <w:nsid w:val="6C5427A8"/>
     <w:multiLevelType w:val="multilevel"/>
     <w:tmpl w:val="2F5E8A92"/>
@@ -4658,7 +6045,7 @@
       </w:pPr>
     </w:lvl>
   </w:abstractNum>
-  <w:abstractNum w:abstractNumId="11" w15:restartNumberingAfterBreak="0">
+  <w:abstractNum w:abstractNumId="12" w15:restartNumberingAfterBreak="0">
     <w:nsid w:val="790344F7"/>
     <w:multiLevelType w:val="hybridMultilevel"/>
     <w:tmpl w:val="C2EC93A8"/>
@@ -4751,7 +6138,7 @@
     <w:abstractNumId w:val="4"/>
   </w:num>
   <w:num w:numId="2" w16cid:durableId="1162888779">
-    <w:abstractNumId w:val="10"/>
+    <w:abstractNumId w:val="11"/>
   </w:num>
   <w:num w:numId="3" w16cid:durableId="1146776607">
     <w:abstractNumId w:val="7"/>
@@ -4766,10 +6153,10 @@
     <w:abstractNumId w:val="6"/>
   </w:num>
   <w:num w:numId="7" w16cid:durableId="213782093">
-    <w:abstractNumId w:val="9"/>
+    <w:abstractNumId w:val="10"/>
   </w:num>
   <w:num w:numId="8" w16cid:durableId="90048804">
-    <w:abstractNumId w:val="11"/>
+    <w:abstractNumId w:val="12"/>
   </w:num>
   <w:num w:numId="9" w16cid:durableId="1554853626">
     <w:abstractNumId w:val="0"/>
@@ -4782,6 +6169,9 @@
   </w:num>
   <w:num w:numId="12" w16cid:durableId="1866405484">
     <w:abstractNumId w:val="1"/>
+  </w:num>
+  <w:num w:numId="13" w16cid:durableId="355497066">
+    <w:abstractNumId w:val="9"/>
   </w:num>
 </w:numbering>
 </file>

--- a/Game Dev Challenges and Programming.docx
+++ b/Game Dev Challenges and Programming.docx
@@ -12,6 +12,17 @@
     </w:p>
     <w:p>
       <w:pPr>
+        <w:jc w:val="center"/>
+      </w:pPr>
+      <w:r>
+        <w:t>A book by ADSkeptic</w:t>
+      </w:r>
+      <w:r>
+        <w:t xml:space="preserve"> (Github)</w:t>
+      </w:r>
+    </w:p>
+    <w:p>
+      <w:pPr>
         <w:pStyle w:val="Heading2"/>
       </w:pPr>
       <w:r>
@@ -88,20 +99,7 @@
         <w:t xml:space="preserve"> 3D or 2D </w:t>
       </w:r>
       <w:r>
-        <w:t>“</w:t>
-      </w:r>
-      <w:proofErr w:type="spellStart"/>
-      <w:r>
-        <w:t>things”</w:t>
-      </w:r>
-      <w:proofErr w:type="gramStart"/>
-      <w:r>
-        <w:t>,”stuff</w:t>
-      </w:r>
-      <w:proofErr w:type="spellEnd"/>
-      <w:proofErr w:type="gramEnd"/>
-      <w:r>
-        <w:t xml:space="preserve">” and objects and a set </w:t>
+        <w:t xml:space="preserve">“things”,”stuff” and objects and a set </w:t>
       </w:r>
       <w:r>
         <w:t xml:space="preserve">of rules that define </w:t>
@@ -112,11 +110,9 @@
       <w:r>
         <w:t xml:space="preserve">have in the </w:t>
       </w:r>
-      <w:proofErr w:type="spellStart"/>
-      <w:r>
-        <w:t>gameworld</w:t>
-      </w:r>
-      <w:proofErr w:type="spellEnd"/>
+      <w:r>
+        <w:t>game</w:t>
+      </w:r>
       <w:r>
         <w:t>.</w:t>
       </w:r>
@@ -168,15 +164,8 @@
         <w:t xml:space="preserve"> an equally necessary aspect of </w:t>
       </w:r>
       <w:r>
-        <w:t xml:space="preserve">for </w:t>
-      </w:r>
-      <w:proofErr w:type="spellStart"/>
-      <w:proofErr w:type="gramStart"/>
-      <w:r>
-        <w:t>it’s</w:t>
-      </w:r>
-      <w:proofErr w:type="spellEnd"/>
-      <w:proofErr w:type="gramEnd"/>
+        <w:t>for it’s</w:t>
+      </w:r>
       <w:r>
         <w:t xml:space="preserve"> mapping.</w:t>
       </w:r>
@@ -186,6 +175,41 @@
         <w:pStyle w:val="Heading6"/>
       </w:pPr>
       <w:r>
+        <w:t>Noise</w:t>
+      </w:r>
+    </w:p>
+    <w:p>
+      <w:r>
+        <w:t>A layer containing procedurally generated</w:t>
+      </w:r>
+      <w:r>
+        <w:t xml:space="preserve"> values</w:t>
+      </w:r>
+      <w:r>
+        <w:t xml:space="preserve"> according to an </w:t>
+      </w:r>
+      <w:r>
+        <w:t xml:space="preserve">Algorithm to be later used for </w:t>
+      </w:r>
+      <w:r>
+        <w:t xml:space="preserve">creating </w:t>
+      </w:r>
+      <w:r>
+        <w:t xml:space="preserve">texture </w:t>
+      </w:r>
+      <w:r>
+        <w:t xml:space="preserve">patterns </w:t>
+      </w:r>
+      <w:r>
+        <w:t>basically.</w:t>
+      </w:r>
+    </w:p>
+    <w:p/>
+    <w:p>
+      <w:pPr>
+        <w:pStyle w:val="Heading6"/>
+      </w:pPr>
+      <w:r>
         <w:t>Albedo Map / Di</w:t>
       </w:r>
       <w:r>
@@ -197,7 +221,10 @@
     </w:p>
     <w:p>
       <w:r>
-        <w:t>Is the image itself.</w:t>
+        <w:t>Is the image itself</w:t>
+      </w:r>
+      <w:r>
+        <w:t xml:space="preserve"> that’s usually meant to “coat” a mesh.</w:t>
       </w:r>
     </w:p>
     <w:p>
@@ -205,31 +232,100 @@
         <w:pStyle w:val="Heading6"/>
       </w:pPr>
       <w:r>
+        <w:t>Height Map</w:t>
+      </w:r>
+      <w:r>
+        <w:t xml:space="preserve"> / Grayscale</w:t>
+      </w:r>
+    </w:p>
+    <w:p>
+      <w:r>
+        <w:t xml:space="preserve">A drawing using grayscale </w:t>
+      </w:r>
+      <w:r>
+        <w:t xml:space="preserve">color range </w:t>
+      </w:r>
+      <w:r>
+        <w:t>where the</w:t>
+      </w:r>
+      <w:r>
+        <w:t xml:space="preserve"> higher/extruding points are </w:t>
+      </w:r>
+      <w:r>
+        <w:t xml:space="preserve">usually </w:t>
+      </w:r>
+      <w:r>
+        <w:t>brighter.</w:t>
+      </w:r>
+    </w:p>
+    <w:p>
+      <w:r>
+        <w:t xml:space="preserve">Make sure the contrast </w:t>
+      </w:r>
+      <w:r>
+        <w:t xml:space="preserve">is enough to </w:t>
+      </w:r>
+      <w:r>
+        <w:t>depict</w:t>
+      </w:r>
+      <w:r>
+        <w:t xml:space="preserve"> the separation of details or you’ll end up with a big blob.</w:t>
+      </w:r>
+    </w:p>
+    <w:p>
+      <w:pPr>
+        <w:pStyle w:val="Heading6"/>
+      </w:pPr>
+      <w:r>
+        <w:lastRenderedPageBreak/>
         <w:t>Normal Map</w:t>
       </w:r>
     </w:p>
     <w:p>
-      <w:proofErr w:type="gramStart"/>
-      <w:r>
-        <w:t>Stores  surface</w:t>
-      </w:r>
-      <w:proofErr w:type="gramEnd"/>
-      <w:r>
-        <w:t xml:space="preserve"> direction </w:t>
-      </w:r>
-      <w:proofErr w:type="spellStart"/>
-      <w:r>
-        <w:t>xyz</w:t>
-      </w:r>
-      <w:proofErr w:type="spellEnd"/>
-      <w:r>
-        <w:t xml:space="preserve"> in RGB.</w:t>
+      <w:r>
+        <w:t>Replaces RGB</w:t>
+      </w:r>
+      <w:r>
+        <w:t xml:space="preserve"> </w:t>
+      </w:r>
+      <w:r>
+        <w:t>with</w:t>
+      </w:r>
+      <w:r>
+        <w:t xml:space="preserve"> </w:t>
+      </w:r>
+      <w:r>
+        <w:t>surface info</w:t>
+      </w:r>
+      <w:r>
+        <w:t xml:space="preserve"> </w:t>
+      </w:r>
+      <w:r>
+        <w:t>(</w:t>
+      </w:r>
+      <w:r>
+        <w:t>“extrusion” and the like</w:t>
+      </w:r>
+      <w:r>
+        <w:t>)</w:t>
+      </w:r>
+      <w:r>
+        <w:t xml:space="preserve"> in</w:t>
+      </w:r>
+      <w:r>
+        <w:t xml:space="preserve"> xyz.</w:t>
       </w:r>
     </w:p>
     <w:p>
       <w:r>
         <w:t>Used for fake lighting detail</w:t>
       </w:r>
+      <w:r>
+        <w:t>s</w:t>
+      </w:r>
+      <w:r>
+        <w:t>.</w:t>
+      </w:r>
     </w:p>
     <w:p>
       <w:pPr>
@@ -255,156 +351,79 @@
         <w:pStyle w:val="Heading5"/>
       </w:pPr>
       <w:r>
+        <w:t>Materials</w:t>
+      </w:r>
+    </w:p>
+    <w:p>
+      <w:r>
+        <w:t>These are</w:t>
+      </w:r>
+      <w:r>
+        <w:t xml:space="preserve"> shader setups</w:t>
+      </w:r>
+      <w:r>
+        <w:t xml:space="preserve"> </w:t>
+      </w:r>
+      <w:r>
+        <w:t>defining how to take textures</w:t>
+      </w:r>
+      <w:r>
+        <w:t xml:space="preserve"> and simulate. They are instructions for rendering data</w:t>
+      </w:r>
+      <w:r>
+        <w:t xml:space="preserve"> and are mainly concerned about</w:t>
+      </w:r>
+      <w:r>
+        <w:t xml:space="preserve"> how to render things on</w:t>
+      </w:r>
+      <w:r>
+        <w:t xml:space="preserve"> “surfaces”.</w:t>
+      </w:r>
+      <w:r>
+        <w:t xml:space="preserve"> </w:t>
+      </w:r>
+    </w:p>
+    <w:p>
+      <w:pPr>
+        <w:pStyle w:val="Heading6"/>
+      </w:pPr>
+      <w:r>
+        <w:t>Material Instances</w:t>
+      </w:r>
+    </w:p>
+    <w:p>
+      <w:r>
+        <w:t>Tweaked version of material</w:t>
+      </w:r>
+      <w:r>
+        <w:t xml:space="preserve"> still reliant on the base version</w:t>
+      </w:r>
+      <w:r>
+        <w:t>.</w:t>
+      </w:r>
+      <w:r>
+        <w:t xml:space="preserve"> e.g: We have a Sky material then we create a morning on outta it </w:t>
+      </w:r>
+    </w:p>
+    <w:p/>
+    <w:p>
+      <w:pPr>
+        <w:pStyle w:val="Heading5"/>
+      </w:pPr>
+      <w:r>
+        <w:t>Cell</w:t>
+      </w:r>
+    </w:p>
+    <w:p>
+      <w:r>
+        <w:t>Game worlds are purposefully divided into chunks for manageability upon load. These chunks are called Levels/Cells/Worlds in Game Engine system view.</w:t>
+      </w:r>
+      <w:r>
+        <w:br/>
+      </w:r>
+      <w:r>
         <w:lastRenderedPageBreak/>
-        <w:t>Materials</w:t>
-      </w:r>
-    </w:p>
-    <w:p>
-      <w:r>
-        <w:t>These are</w:t>
-      </w:r>
-      <w:r>
-        <w:t xml:space="preserve"> shader setups</w:t>
-      </w:r>
-      <w:r>
-        <w:t xml:space="preserve"> </w:t>
-      </w:r>
-      <w:r>
-        <w:t>defining how to take textures</w:t>
-      </w:r>
-      <w:r>
-        <w:t xml:space="preserve"> and simulate. They are instructions for rendering data</w:t>
-      </w:r>
-      <w:r>
-        <w:t xml:space="preserve"> and are mainly concerned about</w:t>
-      </w:r>
-      <w:r>
-        <w:t xml:space="preserve"> how to render things on</w:t>
-      </w:r>
-      <w:r>
-        <w:t xml:space="preserve"> “surfaces”.</w:t>
-      </w:r>
-      <w:r>
-        <w:t xml:space="preserve"> </w:t>
-      </w:r>
-    </w:p>
-    <w:p>
-      <w:pPr>
-        <w:pStyle w:val="Heading5"/>
-      </w:pPr>
-      <w:r>
-        <w:t>Material Instances</w:t>
-      </w:r>
-    </w:p>
-    <w:p>
-      <w:r>
-        <w:t>Tweaked version of material</w:t>
-      </w:r>
-      <w:r>
-        <w:t xml:space="preserve"> still reliant on the base version</w:t>
-      </w:r>
-      <w:r>
-        <w:t>.</w:t>
-      </w:r>
-      <w:r>
-        <w:t xml:space="preserve"> </w:t>
-      </w:r>
-      <w:proofErr w:type="spellStart"/>
-      <w:r>
-        <w:t>e.g</w:t>
-      </w:r>
-      <w:proofErr w:type="spellEnd"/>
-      <w:r>
-        <w:t xml:space="preserve">: We have a Sky material then we create a morning on </w:t>
-      </w:r>
-      <w:proofErr w:type="spellStart"/>
-      <w:r>
-        <w:t>outta</w:t>
-      </w:r>
-      <w:proofErr w:type="spellEnd"/>
-      <w:r>
-        <w:t xml:space="preserve"> it </w:t>
-      </w:r>
-    </w:p>
-    <w:p>
-      <w:pPr>
-        <w:pStyle w:val="Heading5"/>
-      </w:pPr>
-      <w:r>
-        <w:t xml:space="preserve">Shader </w:t>
-      </w:r>
-      <w:r>
-        <w:t>Node Graph</w:t>
-      </w:r>
-      <w:r>
-        <w:t>s</w:t>
-      </w:r>
-    </w:p>
-    <w:p>
-      <w:r>
-        <w:t>Are abstracted inputs to shader compilation.</w:t>
-      </w:r>
-    </w:p>
-    <w:p/>
-    <w:p>
-      <w:pPr>
-        <w:pStyle w:val="Heading4"/>
-      </w:pPr>
-      <w:r>
-        <w:t>Pipelining</w:t>
-      </w:r>
-    </w:p>
-    <w:p>
-      <w:pPr>
-        <w:pStyle w:val="Heading5"/>
-      </w:pPr>
-      <w:r>
-        <w:t>Cell</w:t>
-      </w:r>
-    </w:p>
-    <w:p>
-      <w:r>
-        <w:t xml:space="preserve">Game worlds are purposefully divided into </w:t>
-      </w:r>
-      <w:r>
-        <w:t>chunks</w:t>
-      </w:r>
-      <w:r>
-        <w:t xml:space="preserve"> for </w:t>
-      </w:r>
-      <w:r>
-        <w:t>manageability</w:t>
-      </w:r>
-      <w:r>
-        <w:t xml:space="preserve"> upon load. These chunks are called Levels/Cells/Worlds in Game Engine</w:t>
-      </w:r>
-      <w:r>
-        <w:t xml:space="preserve"> system</w:t>
-      </w:r>
-      <w:r>
-        <w:t xml:space="preserve"> view</w:t>
-      </w:r>
-      <w:r>
-        <w:t>.</w:t>
-      </w:r>
-      <w:r>
-        <w:br/>
-        <w:t>From open world games to l</w:t>
-      </w:r>
-      <w:r>
-        <w:t xml:space="preserve">inear ones they all use this system but </w:t>
-      </w:r>
-      <w:r>
-        <w:t>in open world ones typically the world loading should happen</w:t>
-      </w:r>
-      <w:r>
-        <w:t xml:space="preserve"> by more estimations and according to variables such as draw distance and player location to keep the open world from being loaded late.</w:t>
-      </w:r>
-      <w:r>
-        <w:t xml:space="preserve"> </w:t>
-      </w:r>
-      <w:r>
-        <w:t xml:space="preserve"> </w:t>
+        <w:t xml:space="preserve">From open world games to linear ones they all use this system but in open world ones typically the world loading should happen by more estimations and according to variables such as draw distance and player location to keep the open world from being loaded late.  </w:t>
       </w:r>
     </w:p>
     <w:p/>
@@ -414,92 +433,1120 @@
         <w:pStyle w:val="Heading5"/>
       </w:pPr>
       <w:r>
-        <w:t>Level/</w:t>
-      </w:r>
-      <w:proofErr w:type="spellStart"/>
-      <w:r>
-        <w:t>UMap</w:t>
-      </w:r>
-      <w:proofErr w:type="spellEnd"/>
-    </w:p>
-    <w:p>
-      <w:r>
-        <w:t>A saved definition of a</w:t>
+        <w:t>Level/UMap</w:t>
+      </w:r>
+    </w:p>
+    <w:p>
+      <w:r>
+        <w:t>A saved definition of a noticeably large world section.</w:t>
+      </w:r>
+    </w:p>
+    <w:p>
+      <w:pPr>
+        <w:pStyle w:val="Heading5"/>
+      </w:pPr>
+      <w:r>
+        <w:t>UWorld</w:t>
+      </w:r>
+    </w:p>
+    <w:p>
+      <w:r>
+        <w:t>A runtime simulation instance created from one or more umap defined levels.</w:t>
+      </w:r>
+    </w:p>
+    <w:p>
+      <w:r>
+        <w:t>The engine could run/bind to  only one UWorld at a time.</w:t>
+      </w:r>
+    </w:p>
+    <w:p/>
+    <w:p>
+      <w:pPr>
+        <w:pStyle w:val="Heading4"/>
+      </w:pPr>
+      <w:r>
+        <w:t>Pipelining</w:t>
+      </w:r>
+    </w:p>
+    <w:p>
+      <w:pPr>
+        <w:pStyle w:val="Heading5"/>
+      </w:pPr>
+      <w:r>
+        <w:t>Coordinate Systems</w:t>
+      </w:r>
+    </w:p>
+    <w:p>
+      <w:r>
+        <w:t>In computer graphics every shape is ultimately</w:t>
+      </w:r>
+      <w:r>
+        <w:t xml:space="preserve"> made o</w:t>
+      </w:r>
+      <w:r>
+        <w:t xml:space="preserve">f an </w:t>
+      </w:r>
+      <w:r>
+        <w:t>organization</w:t>
+      </w:r>
+      <w:r>
+        <w:t xml:space="preserve"> of vertices.</w:t>
+      </w:r>
+      <w:r>
+        <w:t xml:space="preserve"> Organization happens thru systemic arrangement which itself</w:t>
+      </w:r>
+      <w:r>
+        <w:t xml:space="preserve"> in this case,</w:t>
+      </w:r>
+      <w:r>
+        <w:t xml:space="preserve"> is </w:t>
+      </w:r>
+      <w:r>
+        <w:t xml:space="preserve"> achieved thr</w:t>
+      </w:r>
+      <w:r>
+        <w:t>ough</w:t>
+      </w:r>
+      <w:r>
+        <w:t xml:space="preserve"> coordinate syst</w:t>
+      </w:r>
+      <w:r>
+        <w:t>ems</w:t>
+      </w:r>
+      <w:r>
+        <w:t>.</w:t>
+      </w:r>
+      <w:r>
+        <w:t xml:space="preserve"> Coordinate systems </w:t>
+      </w:r>
+      <w:r>
+        <w:t>are</w:t>
+      </w:r>
+      <w:r>
+        <w:t xml:space="preserve"> conventions tha</w:t>
+      </w:r>
+      <w:r>
+        <w:t xml:space="preserve">t </w:t>
+      </w:r>
+      <w:r>
+        <w:t>de</w:t>
+      </w:r>
+      <w:r>
+        <w:t>f</w:t>
+      </w:r>
+      <w:r>
+        <w:t>ine</w:t>
+      </w:r>
+      <w:r>
+        <w:t xml:space="preserve"> a </w:t>
+      </w:r>
+      <w:r>
+        <w:rPr>
+          <w:b/>
+          <w:bCs/>
+        </w:rPr>
+        <w:t>number of</w:t>
+      </w:r>
+      <w:r>
+        <w:rPr>
+          <w:b/>
+          <w:bCs/>
+        </w:rPr>
+        <w:t xml:space="preserve"> generic</w:t>
+      </w:r>
+      <w:r>
+        <w:rPr>
+          <w:b/>
+          <w:bCs/>
+        </w:rPr>
+        <w:t xml:space="preserve"> ax</w:t>
+      </w:r>
+      <w:r>
+        <w:rPr>
+          <w:b/>
+          <w:bCs/>
+        </w:rPr>
+        <w:t>e</w:t>
+      </w:r>
+      <w:r>
+        <w:rPr>
+          <w:b/>
+          <w:bCs/>
+        </w:rPr>
+        <w:t>s</w:t>
+      </w:r>
+      <w:r>
+        <w:t xml:space="preserve"> , </w:t>
+      </w:r>
+      <w:r>
+        <w:rPr>
+          <w:b/>
+          <w:bCs/>
+        </w:rPr>
+        <w:t>their</w:t>
+      </w:r>
+      <w:r>
+        <w:rPr>
+          <w:b/>
+          <w:bCs/>
+        </w:rPr>
+        <w:t xml:space="preserve"> logical</w:t>
+      </w:r>
+      <w:r>
+        <w:rPr>
+          <w:b/>
+          <w:bCs/>
+        </w:rPr>
+        <w:t xml:space="preserve"> placement</w:t>
+      </w:r>
+      <w:r>
+        <w:t xml:space="preserve"> (not their direction necessarily)</w:t>
+      </w:r>
+      <w:r>
+        <w:t xml:space="preserve"> using a </w:t>
+      </w:r>
+      <w:r>
+        <w:rPr>
+          <w:b/>
+          <w:bCs/>
+        </w:rPr>
+        <w:t>distanc</w:t>
+      </w:r>
+      <w:r>
+        <w:rPr>
+          <w:b/>
+          <w:bCs/>
+        </w:rPr>
+        <w:t>e measuring</w:t>
+      </w:r>
+      <w:r>
+        <w:rPr>
+          <w:b/>
+          <w:bCs/>
+        </w:rPr>
+        <w:t xml:space="preserve"> unit</w:t>
+      </w:r>
+      <w:r>
+        <w:t xml:space="preserve"> according to a</w:t>
       </w:r>
       <w:r>
         <w:t xml:space="preserve"> </w:t>
       </w:r>
       <w:r>
-        <w:t>noticeably large</w:t>
-      </w:r>
-      <w:r>
-        <w:t xml:space="preserve"> world </w:t>
-      </w:r>
-      <w:r>
-        <w:t>section.</w:t>
+        <w:rPr>
+          <w:b/>
+          <w:bCs/>
+        </w:rPr>
+        <w:t>generic</w:t>
+      </w:r>
+      <w:r>
+        <w:rPr>
+          <w:b/>
+          <w:bCs/>
+        </w:rPr>
+        <w:t xml:space="preserve"> </w:t>
+      </w:r>
+      <w:r>
+        <w:rPr>
+          <w:b/>
+          <w:bCs/>
+        </w:rPr>
+        <w:lastRenderedPageBreak/>
+        <w:t>origin</w:t>
+      </w:r>
+      <w:r>
+        <w:rPr>
+          <w:b/>
+          <w:bCs/>
+        </w:rPr>
+        <w:t>/starting</w:t>
+      </w:r>
+      <w:r>
+        <w:rPr>
+          <w:b/>
+          <w:bCs/>
+        </w:rPr>
+        <w:t xml:space="preserve"> point</w:t>
+      </w:r>
+      <w:r>
+        <w:t>.</w:t>
+      </w:r>
+      <w:r>
+        <w:t xml:space="preserve"> The extra stuff such as </w:t>
+      </w:r>
+      <w:r>
+        <w:t>the direction of axis</w:t>
+      </w:r>
+      <w:r>
+        <w:t xml:space="preserve">, </w:t>
+      </w:r>
+      <w:r>
+        <w:t>the</w:t>
+      </w:r>
+      <w:r>
+        <w:t xml:space="preserve"> </w:t>
+      </w:r>
+      <w:r>
+        <w:t>domain</w:t>
+      </w:r>
+      <w:r>
+        <w:t>s they cover</w:t>
+      </w:r>
+      <w:r>
+        <w:t xml:space="preserve"> (in which</w:t>
+      </w:r>
+      <w:r>
+        <w:t xml:space="preserve"> our shapes/vertices can exist</w:t>
+      </w:r>
+      <w:r>
+        <w:t>)</w:t>
+      </w:r>
+      <w:r>
+        <w:t>, the</w:t>
+      </w:r>
+      <w:r>
+        <w:t>ir</w:t>
+      </w:r>
+      <w:r>
+        <w:t xml:space="preserve"> established origin</w:t>
+      </w:r>
+      <w:r>
+        <w:t xml:space="preserve"> </w:t>
+      </w:r>
+      <w:r>
+        <w:t>point implementation</w:t>
+      </w:r>
+      <w:r>
+        <w:t>s</w:t>
+      </w:r>
+      <w:r>
+        <w:t xml:space="preserve"> </w:t>
+      </w:r>
+      <w:r>
+        <w:t>and</w:t>
+      </w:r>
+      <w:r>
+        <w:t xml:space="preserve"> etc</w:t>
+      </w:r>
+      <w:r>
+        <w:t xml:space="preserve"> may or may not be defined as a part of the coordinate system and are usually</w:t>
+      </w:r>
+      <w:r>
+        <w:t xml:space="preserve"> </w:t>
+      </w:r>
+      <w:r>
+        <w:rPr>
+          <w:b/>
+          <w:bCs/>
+        </w:rPr>
+        <w:t>implementation dependent</w:t>
+      </w:r>
+      <w:r>
+        <w:rPr>
+          <w:b/>
+          <w:bCs/>
+        </w:rPr>
+        <w:t xml:space="preserve"> coordinate</w:t>
+      </w:r>
+      <w:r>
+        <w:rPr>
+          <w:b/>
+          <w:bCs/>
+        </w:rPr>
+        <w:t xml:space="preserve"> con</w:t>
+      </w:r>
+      <w:r>
+        <w:rPr>
+          <w:b/>
+          <w:bCs/>
+        </w:rPr>
+        <w:t>v</w:t>
+      </w:r>
+      <w:r>
+        <w:rPr>
+          <w:b/>
+          <w:bCs/>
+        </w:rPr>
+        <w:t>entions</w:t>
+      </w:r>
+      <w:r>
+        <w:t>.</w:t>
+      </w:r>
+      <w:r>
+        <w:t xml:space="preserve"> </w:t>
+      </w:r>
+      <w:r>
+        <w:t>Consequently for each shape to be able to</w:t>
+      </w:r>
+      <w:r>
+        <w:t xml:space="preserve"> </w:t>
+      </w:r>
+      <w:r>
+        <w:t>independently exist it would n</w:t>
+      </w:r>
+      <w:r>
+        <w:t>eed to</w:t>
+      </w:r>
+      <w:r>
+        <w:t xml:space="preserve"> locally</w:t>
+      </w:r>
+      <w:r>
+        <w:t>:</w:t>
+      </w:r>
+    </w:p>
+    <w:p>
+      <w:r>
+        <w:t xml:space="preserve">- Decide it’s coordinate </w:t>
+      </w:r>
+      <w:r>
+        <w:t>s</w:t>
+      </w:r>
+      <w:r>
+        <w:t>ystem</w:t>
+      </w:r>
+      <w:r>
+        <w:t>,</w:t>
+      </w:r>
+      <w:r>
+        <w:t xml:space="preserve"> establish the</w:t>
+      </w:r>
+      <w:r>
+        <w:t xml:space="preserve"> conventions (</w:t>
+      </w:r>
+      <w:r>
+        <w:t>origin</w:t>
+      </w:r>
+      <w:r>
+        <w:t>, directions etc)</w:t>
+      </w:r>
+      <w:r>
+        <w:t xml:space="preserve"> </w:t>
+      </w:r>
+    </w:p>
+    <w:p>
+      <w:r>
+        <w:t>-</w:t>
+      </w:r>
+      <w:r>
+        <w:t xml:space="preserve"> Define it’s own local axis</w:t>
+      </w:r>
+      <w:r>
+        <w:t>, in relativism to which</w:t>
+      </w:r>
+      <w:r>
+        <w:t>,</w:t>
+      </w:r>
+      <w:r>
+        <w:t xml:space="preserve"> it</w:t>
+      </w:r>
+      <w:r>
+        <w:t xml:space="preserve"> settles things</w:t>
+      </w:r>
+      <w:r>
+        <w:t xml:space="preserve"> (things being vertices in computer graphics)</w:t>
+      </w:r>
+      <w:r>
+        <w:t>.</w:t>
+      </w:r>
+    </w:p>
+    <w:p>
+      <w:r>
+        <w:t xml:space="preserve">The real challenge is that </w:t>
+      </w:r>
+      <w:r>
+        <w:t>the</w:t>
+      </w:r>
+      <w:r>
+        <w:t xml:space="preserve"> </w:t>
+      </w:r>
+      <w:r>
+        <w:rPr>
+          <w:b/>
+          <w:bCs/>
+        </w:rPr>
+        <w:t>implementation dependent coordinate conventions</w:t>
+      </w:r>
+      <w:r>
+        <w:rPr>
+          <w:b/>
+          <w:bCs/>
+        </w:rPr>
+        <w:t xml:space="preserve"> </w:t>
+      </w:r>
+      <w:r>
+        <w:t xml:space="preserve"> could </w:t>
+      </w:r>
+      <w:r>
+        <w:t xml:space="preserve">demand </w:t>
+      </w:r>
+      <w:r>
+        <w:t>different orders/settings</w:t>
+      </w:r>
+      <w:r>
+        <w:t xml:space="preserve"> according to what they a</w:t>
+      </w:r>
+      <w:r>
+        <w:t>re prioritizing.</w:t>
+      </w:r>
+    </w:p>
+    <w:p>
+      <w:r>
+        <w:t>(</w:t>
+      </w:r>
+      <w:r>
+        <w:t>I know it sounds difficult to understand but b</w:t>
+      </w:r>
+      <w:r>
+        <w:t>efore giving up look at the example it’ll help you understand</w:t>
+      </w:r>
+      <w:r>
+        <w:t>)</w:t>
+      </w:r>
+    </w:p>
+    <w:p>
+      <w:r>
+        <w:t>e.g:</w:t>
+      </w:r>
+      <w:r>
+        <w:t xml:space="preserve"> Normally on pap</w:t>
+      </w:r>
+      <w:r>
+        <w:t xml:space="preserve">er we consider the x,y coordinate system </w:t>
+      </w:r>
+      <w:r>
+        <w:t xml:space="preserve"> with x and y ax</w:t>
+      </w:r>
+      <w:r>
+        <w:t>es</w:t>
+      </w:r>
+      <w:r>
+        <w:t xml:space="preserve"> in which</w:t>
+      </w:r>
+      <w:r>
+        <w:t>:</w:t>
+      </w:r>
+    </w:p>
+    <w:p>
+      <w:r>
+        <w:t>-</w:t>
+      </w:r>
+      <w:r>
+        <w:t xml:space="preserve"> </w:t>
+      </w:r>
+      <w:r>
+        <w:t xml:space="preserve">x </w:t>
+      </w:r>
+      <w:r>
+        <w:t>a</w:t>
+      </w:r>
+      <w:r>
+        <w:t xml:space="preserve"> horizontal</w:t>
+      </w:r>
+      <w:r>
+        <w:t xml:space="preserve"> and </w:t>
+      </w:r>
+      <w:r>
+        <w:t xml:space="preserve">y </w:t>
+      </w:r>
+      <w:r>
+        <w:t>a</w:t>
+      </w:r>
+      <w:r>
+        <w:t xml:space="preserve"> vertical</w:t>
+      </w:r>
+      <w:r>
+        <w:t xml:space="preserve"> axis</w:t>
+      </w:r>
+      <w:r>
+        <w:t>.</w:t>
+      </w:r>
+    </w:p>
+    <w:p>
+      <w:r>
+        <w:t>-</w:t>
+      </w:r>
+      <w:r>
+        <w:t xml:space="preserve"> </w:t>
+      </w:r>
+      <w:r>
+        <w:t>A</w:t>
+      </w:r>
+      <w:r>
+        <w:t xml:space="preserve"> single origin</w:t>
+      </w:r>
+      <w:r>
+        <w:t xml:space="preserve"> is set </w:t>
+      </w:r>
+      <w:r>
+        <w:t xml:space="preserve"> for </w:t>
+      </w:r>
+      <w:r>
+        <w:t>both axis</w:t>
+      </w:r>
+      <w:r>
+        <w:t xml:space="preserve">, by convention </w:t>
+      </w:r>
+      <w:r>
+        <w:t>at the middle of the paper</w:t>
+      </w:r>
+      <w:r>
+        <w:t>.</w:t>
+      </w:r>
+    </w:p>
+    <w:p>
+      <w:r>
+        <w:t>- A single</w:t>
+      </w:r>
+      <w:r>
+        <w:t xml:space="preserve"> </w:t>
+      </w:r>
+      <w:r>
+        <w:t>fixed</w:t>
+      </w:r>
+      <w:r>
+        <w:t xml:space="preserve"> universal</w:t>
+      </w:r>
+      <w:r>
+        <w:t xml:space="preserve"> measuring unit</w:t>
+      </w:r>
+      <w:r>
+        <w:t xml:space="preserve"> is used</w:t>
+      </w:r>
+      <w:r>
+        <w:t>.</w:t>
+      </w:r>
+      <w:r>
+        <w:t xml:space="preserve"> </w:t>
+      </w:r>
+    </w:p>
+    <w:p>
+      <w:r>
+        <w:t>- The directio</w:t>
+      </w:r>
+      <w:r>
+        <w:t xml:space="preserve">n of </w:t>
+      </w:r>
+      <w:r>
+        <w:t xml:space="preserve">x </w:t>
+      </w:r>
+      <w:r>
+        <w:t>left to right (</w:t>
+      </w:r>
+      <w:r>
+        <w:t xml:space="preserve">values increase </w:t>
+      </w:r>
+      <w:r>
+        <w:t xml:space="preserve">from </w:t>
+      </w:r>
+      <w:r>
+        <w:t>0</w:t>
+      </w:r>
+      <w:r>
+        <w:t xml:space="preserve"> </w:t>
+      </w:r>
+      <w:r>
+        <w:t>rightward</w:t>
+      </w:r>
+      <w:r>
+        <w:t>,</w:t>
+      </w:r>
+      <w:r>
+        <w:t xml:space="preserve"> </w:t>
+      </w:r>
+      <w:r>
+        <w:t>decrease</w:t>
+      </w:r>
+      <w:r>
+        <w:t xml:space="preserve"> from </w:t>
+      </w:r>
+      <w:r>
+        <w:t>0</w:t>
+      </w:r>
+      <w:r>
+        <w:t xml:space="preserve"> leftward</w:t>
+      </w:r>
+      <w:r>
+        <w:t>)</w:t>
+      </w:r>
+      <w:r>
+        <w:t xml:space="preserve"> and the direction of </w:t>
+      </w:r>
+      <w:r>
+        <w:t>y</w:t>
+      </w:r>
+      <w:r>
+        <w:t xml:space="preserve"> increases bottom up</w:t>
+      </w:r>
+      <w:r>
+        <w:t xml:space="preserve"> (values increase since </w:t>
+      </w:r>
+      <w:r>
+        <w:t xml:space="preserve">0 </w:t>
+      </w:r>
+      <w:r>
+        <w:t xml:space="preserve">upward and decrease since </w:t>
+      </w:r>
+      <w:r>
+        <w:t xml:space="preserve">0 </w:t>
+      </w:r>
+      <w:r>
+        <w:t>downward)</w:t>
+      </w:r>
+      <w:r>
+        <w:t>.</w:t>
+      </w:r>
+    </w:p>
+    <w:p>
+      <w:r>
+        <w:t>- The domain of both axis is R.</w:t>
+      </w:r>
+    </w:p>
+    <w:p>
+      <w:r>
+        <w:rPr>
+          <w:noProof/>
+        </w:rPr>
+        <w:lastRenderedPageBreak/>
+        <w:drawing>
+          <wp:anchor distT="0" distB="0" distL="114300" distR="114300" simplePos="0" relativeHeight="251660288" behindDoc="0" locked="0" layoutInCell="1" allowOverlap="1" wp14:anchorId="5FC2BB6B" wp14:editId="33D2A71B">
+            <wp:simplePos x="0" y="0"/>
+            <wp:positionH relativeFrom="margin">
+              <wp:posOffset>-54429</wp:posOffset>
+            </wp:positionH>
+            <wp:positionV relativeFrom="page">
+              <wp:posOffset>5312229</wp:posOffset>
+            </wp:positionV>
+            <wp:extent cx="3036570" cy="2605405"/>
+            <wp:effectExtent l="0" t="0" r="0" b="4445"/>
+            <wp:wrapTopAndBottom/>
+            <wp:docPr id="1590891782" name="Picture 1"/>
+            <wp:cNvGraphicFramePr>
+              <a:graphicFrameLocks xmlns:a="http://schemas.openxmlformats.org/drawingml/2006/main" noChangeAspect="1"/>
+            </wp:cNvGraphicFramePr>
+            <a:graphic xmlns:a="http://schemas.openxmlformats.org/drawingml/2006/main">
+              <a:graphicData uri="http://schemas.openxmlformats.org/drawingml/2006/picture">
+                <pic:pic xmlns:pic="http://schemas.openxmlformats.org/drawingml/2006/picture">
+                  <pic:nvPicPr>
+                    <pic:cNvPr id="0" name="Picture 1"/>
+                    <pic:cNvPicPr>
+                      <a:picLocks noChangeAspect="1" noChangeArrowheads="1"/>
+                    </pic:cNvPicPr>
+                  </pic:nvPicPr>
+                  <pic:blipFill rotWithShape="1">
+                    <a:blip r:embed="rId5">
+                      <a:extLst>
+                        <a:ext uri="{28A0092B-C50C-407E-A947-70E740481C1C}">
+                          <a14:useLocalDpi xmlns:a14="http://schemas.microsoft.com/office/drawing/2010/main" val="0"/>
+                        </a:ext>
+                      </a:extLst>
+                    </a:blip>
+                    <a:srcRect l="30641" t="12593" r="47340" b="50363"/>
+                    <a:stretch>
+                      <a:fillRect/>
+                    </a:stretch>
+                  </pic:blipFill>
+                  <pic:spPr bwMode="auto">
+                    <a:xfrm>
+                      <a:off x="0" y="0"/>
+                      <a:ext cx="3036570" cy="2605405"/>
+                    </a:xfrm>
+                    <a:prstGeom prst="rect">
+                      <a:avLst/>
+                    </a:prstGeom>
+                    <a:noFill/>
+                    <a:ln>
+                      <a:noFill/>
+                    </a:ln>
+                    <a:extLst>
+                      <a:ext uri="{53640926-AAD7-44D8-BBD7-CCE9431645EC}">
+                        <a14:shadowObscured xmlns:a14="http://schemas.microsoft.com/office/drawing/2010/main"/>
+                      </a:ext>
+                    </a:extLst>
+                  </pic:spPr>
+                </pic:pic>
+              </a:graphicData>
+            </a:graphic>
+            <wp14:sizeRelH relativeFrom="margin">
+              <wp14:pctWidth>0</wp14:pctWidth>
+            </wp14:sizeRelH>
+            <wp14:sizeRelV relativeFrom="margin">
+              <wp14:pctHeight>0</wp14:pctHeight>
+            </wp14:sizeRelV>
+          </wp:anchor>
+        </w:drawing>
+      </w:r>
+      <w:r>
+        <w:t>While this approach allows us to co</w:t>
+      </w:r>
+      <w:r>
+        <w:t>v</w:t>
+      </w:r>
+      <w:r>
+        <w:t xml:space="preserve">er every </w:t>
+      </w:r>
+      <w:r>
+        <w:t xml:space="preserve">logical </w:t>
+      </w:r>
+      <w:r>
+        <w:t>aspect and side</w:t>
+      </w:r>
+      <w:r>
+        <w:t xml:space="preserve"> of our axis since the</w:t>
+      </w:r>
+      <w:r>
+        <w:t xml:space="preserve"> established origin and also makes mirroring a lot easier by providing us both sides of each axis</w:t>
+      </w:r>
+      <w:r>
+        <w:t xml:space="preserve">, </w:t>
+      </w:r>
+      <w:r>
+        <w:t xml:space="preserve">it requires some extra steps… that we might not need at times, </w:t>
+      </w:r>
+      <w:r>
+        <w:t>e</w:t>
+      </w:r>
+      <w:r>
+        <w:t xml:space="preserve">specially when speed and performance is </w:t>
+      </w:r>
+      <w:r>
+        <w:t>the priority for us,</w:t>
+      </w:r>
+    </w:p>
+    <w:p>
+      <w:pPr>
+        <w:pStyle w:val="Heading6"/>
+      </w:pPr>
+      <w:r>
+        <w:t>UV Coordinate System</w:t>
+      </w:r>
+    </w:p>
+    <w:p>
+      <w:r>
+        <w:t>UV coordinate system</w:t>
+      </w:r>
+      <w:r>
+        <w:t xml:space="preserve">, basically replaces the axis X and Y (in order) with axis U and V which it’ll use for </w:t>
+      </w:r>
+      <w:r>
+        <w:t xml:space="preserve">marking the distance </w:t>
+      </w:r>
+      <w:r>
+        <w:t xml:space="preserve">of </w:t>
+      </w:r>
+      <w:r>
+        <w:t>the vert</w:t>
+      </w:r>
+      <w:r>
+        <w:t>ices</w:t>
+      </w:r>
+      <w:r>
+        <w:t xml:space="preserve"> from a</w:t>
+      </w:r>
+      <w:r>
+        <w:t>n implementation dependent</w:t>
+      </w:r>
+      <w:r>
+        <w:t xml:space="preserve"> </w:t>
+      </w:r>
+      <w:r>
+        <w:rPr>
+          <w:b/>
+          <w:bCs/>
+        </w:rPr>
+        <w:t>establish</w:t>
+      </w:r>
+      <w:r>
+        <w:rPr>
+          <w:b/>
+          <w:bCs/>
+        </w:rPr>
+        <w:t xml:space="preserve">ed </w:t>
+      </w:r>
+      <w:r>
+        <w:rPr>
+          <w:b/>
+          <w:bCs/>
+        </w:rPr>
+        <w:t>origin</w:t>
+      </w:r>
+      <w:r>
+        <w:t>,</w:t>
+      </w:r>
+      <w:r>
+        <w:t xml:space="preserve"> with a </w:t>
+      </w:r>
+      <w:r>
+        <w:rPr>
+          <w:b/>
+          <w:bCs/>
+        </w:rPr>
+        <w:t>relative</w:t>
+      </w:r>
+      <w:r>
+        <w:t xml:space="preserve"> </w:t>
+      </w:r>
+      <w:r>
+        <w:rPr>
+          <w:b/>
+          <w:bCs/>
+        </w:rPr>
+        <w:t>distance measuring unit</w:t>
+      </w:r>
+      <w:r>
+        <w:t xml:space="preserve"> </w:t>
+      </w:r>
+      <w:r>
+        <w:t xml:space="preserve">within a </w:t>
+      </w:r>
+      <w:r>
+        <w:rPr>
+          <w:b/>
+          <w:bCs/>
+        </w:rPr>
+        <w:t>established domain</w:t>
+      </w:r>
+      <w:r>
+        <w:t>.</w:t>
+      </w:r>
+    </w:p>
+    <w:p>
+      <w:r>
+        <w:t>- In UV</w:t>
+      </w:r>
+      <w:r>
+        <w:t xml:space="preserve"> coordinate system</w:t>
+      </w:r>
+      <w:r>
+        <w:t xml:space="preserve"> the domain is implementation dependent.</w:t>
+      </w:r>
+    </w:p>
+    <w:p>
+      <w:r>
+        <w:t>-</w:t>
+      </w:r>
+      <w:r>
+        <w:t xml:space="preserve"> The distance measuring unit is relative to the object.</w:t>
+      </w:r>
+    </w:p>
+    <w:p>
+      <w:r>
+        <w:t>- Th established origin</w:t>
+      </w:r>
+      <w:r>
+        <w:t>(s)</w:t>
+      </w:r>
+      <w:r>
+        <w:t xml:space="preserve"> is also implementation dependent.</w:t>
+      </w:r>
+    </w:p>
+    <w:p>
+      <w:r>
+        <w:t>Typically tho</w:t>
+      </w:r>
+      <w:r>
+        <w:t>ugh</w:t>
+      </w:r>
+      <w:r>
+        <w:t xml:space="preserve"> the following convention is implemented:</w:t>
+      </w:r>
+    </w:p>
+    <w:p>
+      <w:pPr>
+        <w:pStyle w:val="ListParagraph"/>
+        <w:numPr>
+          <w:ilvl w:val="0"/>
+          <w:numId w:val="13"/>
+        </w:numPr>
+      </w:pPr>
+      <w:r>
+        <w:t>There’s a sin</w:t>
+      </w:r>
+      <w:r>
+        <w:t>g</w:t>
+      </w:r>
+      <w:r>
+        <w:t>le origin for both U and V</w:t>
+      </w:r>
+      <w:r>
+        <w:t xml:space="preserve"> and it’s at the topmost-leftmost point</w:t>
+      </w:r>
+      <w:r>
+        <w:t xml:space="preserve"> of the picture/2D pla</w:t>
+      </w:r>
+      <w:r>
+        <w:t>in.</w:t>
+      </w:r>
+    </w:p>
+    <w:p>
+      <w:pPr>
+        <w:pStyle w:val="ListParagraph"/>
+        <w:numPr>
+          <w:ilvl w:val="0"/>
+          <w:numId w:val="13"/>
+        </w:numPr>
+        <w:rPr>
+          <w:b/>
+          <w:bCs/>
+        </w:rPr>
+      </w:pPr>
+      <w:r>
+        <w:lastRenderedPageBreak/>
+        <w:t>The direction</w:t>
+      </w:r>
+      <w:r>
+        <w:t xml:space="preserve"> of V is</w:t>
+      </w:r>
+      <w:r>
+        <w:t xml:space="preserve"> top-down (Values increase </w:t>
+      </w:r>
+      <w:r>
+        <w:t xml:space="preserve">since </w:t>
+      </w:r>
+      <w:r>
+        <w:t>0</w:t>
+      </w:r>
+      <w:r>
+        <w:t xml:space="preserve"> (origin)</w:t>
+      </w:r>
+      <w:r>
+        <w:t xml:space="preserve"> downwards)</w:t>
+      </w:r>
+      <w:r>
+        <w:t>, and the direction of U is rightward (Values increase since 0 (origin) rightward)</w:t>
+      </w:r>
+      <w:r>
+        <w:t>.</w:t>
+      </w:r>
+    </w:p>
+    <w:p>
+      <w:pPr>
+        <w:pStyle w:val="ListParagraph"/>
+        <w:numPr>
+          <w:ilvl w:val="0"/>
+          <w:numId w:val="13"/>
+        </w:numPr>
+        <w:rPr>
+          <w:b/>
+          <w:bCs/>
+        </w:rPr>
+      </w:pPr>
+      <w:r>
+        <w:t>The domain for both U and V is  D&lt;= 1</w:t>
+      </w:r>
+      <w:r>
+        <w:t xml:space="preserve"> with one representing </w:t>
+      </w:r>
+      <w:r>
+        <w:t>“the end of the plane”</w:t>
+      </w:r>
+      <w:r>
+        <w:t>.</w:t>
+      </w:r>
+    </w:p>
+    <w:p>
+      <w:r>
+        <w:t>The picture above depicts a pretty good example.</w:t>
       </w:r>
     </w:p>
     <w:p>
       <w:pPr>
         <w:pStyle w:val="Heading5"/>
       </w:pPr>
-      <w:proofErr w:type="spellStart"/>
-      <w:r>
-        <w:t>UWorld</w:t>
-      </w:r>
-      <w:proofErr w:type="spellEnd"/>
-    </w:p>
-    <w:p>
-      <w:r>
-        <w:t xml:space="preserve">A runtime simulation instance created from one or more </w:t>
-      </w:r>
-      <w:proofErr w:type="spellStart"/>
-      <w:r>
-        <w:t>umap</w:t>
-      </w:r>
-      <w:proofErr w:type="spellEnd"/>
-      <w:r>
-        <w:t xml:space="preserve"> defined levels.</w:t>
-      </w:r>
-    </w:p>
-    <w:p>
-      <w:r>
-        <w:t>The engine could run</w:t>
-      </w:r>
-      <w:r>
-        <w:t xml:space="preserve">/bind </w:t>
-      </w:r>
-      <w:proofErr w:type="gramStart"/>
-      <w:r>
-        <w:t xml:space="preserve">to </w:t>
-      </w:r>
-      <w:r>
-        <w:t xml:space="preserve"> only</w:t>
-      </w:r>
-      <w:proofErr w:type="gramEnd"/>
-      <w:r>
-        <w:t xml:space="preserve"> one </w:t>
-      </w:r>
-      <w:proofErr w:type="spellStart"/>
-      <w:r>
-        <w:t>UWorld</w:t>
-      </w:r>
-      <w:proofErr w:type="spellEnd"/>
-      <w:r>
-        <w:t xml:space="preserve"> at a time</w:t>
-      </w:r>
-      <w:r>
-        <w:t>.</w:t>
-      </w:r>
-    </w:p>
-    <w:p/>
+      <w:r>
+        <w:t>Shader Node Graphs</w:t>
+      </w:r>
+    </w:p>
+    <w:p>
+      <w:r>
+        <w:rPr>
+          <w:b/>
+          <w:bCs/>
+          <w:noProof/>
+          <w14:ligatures w14:val="standardContextual"/>
+        </w:rPr>
+        <w:drawing>
+          <wp:anchor distT="0" distB="0" distL="114300" distR="114300" simplePos="0" relativeHeight="251661312" behindDoc="0" locked="0" layoutInCell="1" allowOverlap="1" wp14:anchorId="38D67227" wp14:editId="6BBBE483">
+            <wp:simplePos x="0" y="0"/>
+            <wp:positionH relativeFrom="column">
+              <wp:posOffset>110367</wp:posOffset>
+            </wp:positionH>
+            <wp:positionV relativeFrom="page">
+              <wp:posOffset>4227154</wp:posOffset>
+            </wp:positionV>
+            <wp:extent cx="1991995" cy="1896745"/>
+            <wp:effectExtent l="0" t="0" r="8255" b="8255"/>
+            <wp:wrapTopAndBottom/>
+            <wp:docPr id="460510243" name="Picture 2"/>
+            <wp:cNvGraphicFramePr>
+              <a:graphicFrameLocks xmlns:a="http://schemas.openxmlformats.org/drawingml/2006/main" noChangeAspect="1"/>
+            </wp:cNvGraphicFramePr>
+            <a:graphic xmlns:a="http://schemas.openxmlformats.org/drawingml/2006/main">
+              <a:graphicData uri="http://schemas.openxmlformats.org/drawingml/2006/picture">
+                <pic:pic xmlns:pic="http://schemas.openxmlformats.org/drawingml/2006/picture">
+                  <pic:nvPicPr>
+                    <pic:cNvPr id="0" name="Picture 1"/>
+                    <pic:cNvPicPr>
+                      <a:picLocks noChangeAspect="1" noChangeArrowheads="1"/>
+                    </pic:cNvPicPr>
+                  </pic:nvPicPr>
+                  <pic:blipFill rotWithShape="1">
+                    <a:blip r:embed="rId6">
+                      <a:extLst>
+                        <a:ext uri="{28A0092B-C50C-407E-A947-70E740481C1C}">
+                          <a14:useLocalDpi xmlns:a14="http://schemas.microsoft.com/office/drawing/2010/main" val="0"/>
+                        </a:ext>
+                      </a:extLst>
+                    </a:blip>
+                    <a:srcRect l="55047" t="49607" r="19364" b="2595"/>
+                    <a:stretch>
+                      <a:fillRect/>
+                    </a:stretch>
+                  </pic:blipFill>
+                  <pic:spPr bwMode="auto">
+                    <a:xfrm>
+                      <a:off x="0" y="0"/>
+                      <a:ext cx="1991995" cy="1896745"/>
+                    </a:xfrm>
+                    <a:prstGeom prst="rect">
+                      <a:avLst/>
+                    </a:prstGeom>
+                    <a:noFill/>
+                    <a:ln>
+                      <a:noFill/>
+                    </a:ln>
+                    <a:extLst>
+                      <a:ext uri="{53640926-AAD7-44D8-BBD7-CCE9431645EC}">
+                        <a14:shadowObscured xmlns:a14="http://schemas.microsoft.com/office/drawing/2010/main"/>
+                      </a:ext>
+                    </a:extLst>
+                  </pic:spPr>
+                </pic:pic>
+              </a:graphicData>
+            </a:graphic>
+            <wp14:sizeRelH relativeFrom="margin">
+              <wp14:pctWidth>0</wp14:pctWidth>
+            </wp14:sizeRelH>
+            <wp14:sizeRelV relativeFrom="margin">
+              <wp14:pctHeight>0</wp14:pctHeight>
+            </wp14:sizeRelV>
+          </wp:anchor>
+        </w:drawing>
+      </w:r>
+      <w:r>
+        <w:t>Abstractions for basic functions involved in shading.</w:t>
+      </w:r>
+    </w:p>
     <w:p>
       <w:pPr>
         <w:pStyle w:val="Heading3"/>
       </w:pPr>
       <w:r>
+        <w:lastRenderedPageBreak/>
         <w:t>Graphics</w:t>
       </w:r>
+      <w:r>
+        <w:t xml:space="preserve"> Engine</w:t>
+      </w:r>
     </w:p>
     <w:p>
       <w:pPr>
@@ -545,13 +1592,8 @@
       </w:r>
     </w:p>
     <w:p>
-      <w:proofErr w:type="gramStart"/>
-      <w:r>
-        <w:t>Generally</w:t>
-      </w:r>
-      <w:proofErr w:type="gramEnd"/>
-      <w:r>
-        <w:t xml:space="preserve"> there are 2 main reflection models</w:t>
+      <w:r>
+        <w:t>Generally there are 2 main reflection models</w:t>
       </w:r>
       <w:r>
         <w:t>:</w:t>
@@ -566,7 +1608,6 @@
         </w:numPr>
       </w:pPr>
       <w:r>
-        <w:lastRenderedPageBreak/>
         <w:t>Blinn Phong</w:t>
       </w:r>
     </w:p>
@@ -604,17 +1645,7 @@
     </w:p>
     <w:p>
       <w:r>
-        <w:t xml:space="preserve">Base </w:t>
-      </w:r>
-      <w:proofErr w:type="spellStart"/>
-      <w:proofErr w:type="gramStart"/>
-      <w:r>
-        <w:t>Color,Metallic</w:t>
-      </w:r>
-      <w:proofErr w:type="spellEnd"/>
-      <w:proofErr w:type="gramEnd"/>
-      <w:r>
-        <w:t>, Roughness</w:t>
+        <w:t>Base Color,Metallic, Roughness</w:t>
       </w:r>
     </w:p>
     <w:p>
@@ -641,6 +1672,7 @@
         <w:pStyle w:val="Heading5"/>
       </w:pPr>
       <w:r>
+        <w:lastRenderedPageBreak/>
         <w:t>Screen Space Reflections</w:t>
       </w:r>
       <w:r>
@@ -670,6 +1702,201 @@
       </w:pPr>
       <w:r>
         <w:t>Culling</w:t>
+      </w:r>
+    </w:p>
+    <w:p>
+      <w:pPr>
+        <w:pStyle w:val="Heading2"/>
+      </w:pPr>
+      <w:r>
+        <w:t>Technical Art Concepts</w:t>
+      </w:r>
+    </w:p>
+    <w:p>
+      <w:pPr>
+        <w:pStyle w:val="Heading5"/>
+      </w:pPr>
+      <w:r>
+        <w:t>Sky</w:t>
+      </w:r>
+    </w:p>
+    <w:p>
+      <w:r>
+        <w:t xml:space="preserve">Previously implemented </w:t>
+      </w:r>
+      <w:r>
+        <w:t xml:space="preserve">inside </w:t>
+      </w:r>
+      <w:r>
+        <w:t xml:space="preserve">a dome </w:t>
+      </w:r>
+      <w:r>
+        <w:t xml:space="preserve">(sphere </w:t>
+      </w:r>
+      <w:r>
+        <w:t>mesh</w:t>
+      </w:r>
+      <w:r>
+        <w:t>)</w:t>
+      </w:r>
+      <w:r>
+        <w:t xml:space="preserve"> with materials defining what was rendered on it</w:t>
+      </w:r>
+      <w:r>
+        <w:t xml:space="preserve"> but new procedural methods have emerged in UE5 for per pixel</w:t>
+      </w:r>
+      <w:r>
+        <w:t xml:space="preserve"> rendering</w:t>
+      </w:r>
+      <w:r>
+        <w:t xml:space="preserve"> such as the atmosphere</w:t>
+      </w:r>
+      <w:r>
+        <w:t xml:space="preserve"> role.</w:t>
+      </w:r>
+    </w:p>
+    <w:p>
+      <w:pPr>
+        <w:pStyle w:val="Heading6"/>
+      </w:pPr>
+      <w:r>
+        <w:t>Sky Material</w:t>
+      </w:r>
+    </w:p>
+    <w:p>
+      <w:r>
+        <w:t>The implementation of sky using</w:t>
+      </w:r>
+      <w:r>
+        <w:t xml:space="preserve"> material</w:t>
+      </w:r>
+      <w:r>
+        <w:t xml:space="preserve"> is</w:t>
+      </w:r>
+      <w:r>
+        <w:t xml:space="preserve"> done through</w:t>
+      </w:r>
+      <w:r>
+        <w:t>:</w:t>
+      </w:r>
+    </w:p>
+    <w:p>
+      <w:pPr>
+        <w:pStyle w:val="ListParagraph"/>
+        <w:numPr>
+          <w:ilvl w:val="0"/>
+          <w:numId w:val="12"/>
+        </w:numPr>
+      </w:pPr>
+      <w:r>
+        <w:t>Implementing a gradient</w:t>
+      </w:r>
+      <w:r>
+        <w:t>:</w:t>
+      </w:r>
+      <w:r>
+        <w:t xml:space="preserve"> </w:t>
+      </w:r>
+      <w:r>
+        <w:t>We manipulate the texture coordinates</w:t>
+      </w:r>
+      <w:r>
+        <w:t xml:space="preserve"> conventions to get it to give a direct linear</w:t>
+      </w:r>
+      <w:r>
+        <w:t xml:space="preserve"> </w:t>
+      </w:r>
+      <w:r>
+        <w:t>multiplier</w:t>
+      </w:r>
+      <w:r>
+        <w:t xml:space="preserve"> </w:t>
+      </w:r>
+      <w:r>
+        <w:t>to later be used for defining the strength of colors in gradient.</w:t>
+      </w:r>
+      <w:r>
+        <w:t xml:space="preserve"> (in the UDK example  we did this using texture coordinate node, since in UDK the Domain is [0,1]</w:t>
+      </w:r>
+      <w:r>
+        <w:t xml:space="preserve"> with the UV origin at the top left</w:t>
+      </w:r>
+      <w:r>
+        <w:t xml:space="preserve"> with V raising downward</w:t>
+      </w:r>
+      <w:r>
+        <w:t xml:space="preserve"> and</w:t>
+      </w:r>
+      <w:r>
+        <w:t xml:space="preserve"> all values until the very end</w:t>
+      </w:r>
+      <w:r>
+        <w:t xml:space="preserve">, </w:t>
+      </w:r>
+      <w:r>
+        <w:t>fractional</w:t>
+      </w:r>
+      <w:r>
+        <w:t xml:space="preserve">, </w:t>
+      </w:r>
+      <w:r>
+        <w:t xml:space="preserve">we multiply them to give them a simple direct </w:t>
+      </w:r>
+      <w:r>
+        <w:lastRenderedPageBreak/>
+        <w:t>relationship and then get the radix complement using one minus to make the bias towards 0 go the opposite direction and redo the same process to lessen the bias.</w:t>
+      </w:r>
+    </w:p>
+    <w:p>
+      <w:pPr>
+        <w:pStyle w:val="ListParagraph"/>
+        <w:numPr>
+          <w:ilvl w:val="0"/>
+          <w:numId w:val="12"/>
+        </w:numPr>
+      </w:pPr>
+      <w:r>
+        <w:t>Implementing the Colors based on Gradient: We use linear interpolate to</w:t>
+      </w:r>
+      <w:r>
+        <w:t xml:space="preserve"> get a mix according to the gradient by giving it as the alpha.</w:t>
+      </w:r>
+    </w:p>
+    <w:p/>
+    <w:p>
+      <w:pPr>
+        <w:pStyle w:val="Heading5"/>
+      </w:pPr>
+      <w:r>
+        <w:t>Achieving tiling</w:t>
+      </w:r>
+    </w:p>
+    <w:p>
+      <w:pPr>
+        <w:rPr>
+          <w:u w:val="single"/>
+        </w:rPr>
+      </w:pPr>
+      <w:r>
+        <w:t>When we tile a textu</w:t>
+      </w:r>
+      <w:r>
+        <w:t xml:space="preserve">re , we are </w:t>
+      </w:r>
+      <w:r>
+        <w:rPr>
+          <w:u w:val="single"/>
+        </w:rPr>
+        <w:t>extending it’s domain thru multiplying it as many times as the tiling</w:t>
+      </w:r>
+      <w:r>
+        <w:t>.</w:t>
+      </w:r>
+      <w:r>
+        <w:rPr>
+          <w:u w:val="single"/>
+        </w:rPr>
+        <w:t xml:space="preserve"> </w:t>
       </w:r>
     </w:p>
     <w:p/>
@@ -679,54 +1906,56 @@
         <w:pStyle w:val="Heading2"/>
       </w:pPr>
       <w:r>
+        <w:t>Adhoc</w:t>
+      </w:r>
+    </w:p>
+    <w:p>
+      <w:pPr>
+        <w:pStyle w:val="Heading3"/>
+      </w:pPr>
+      <w:r>
+        <w:t>Rendering</w:t>
+      </w:r>
+    </w:p>
+    <w:p>
+      <w:pPr>
+        <w:pStyle w:val="Heading4"/>
+      </w:pPr>
+      <w:r>
+        <w:t>Optimization Aliasing Reduction</w:t>
+      </w:r>
+    </w:p>
+    <w:p>
+      <w:r>
+        <w:t>Aliasing happens as the details get too small for the</w:t>
+      </w:r>
+      <w:r>
+        <w:t xml:space="preserve"> pixels to be rendered well enough</w:t>
+      </w:r>
+      <w:r>
+        <w:t xml:space="preserve">. The reason in many older games this wasn’t as big of a deal was with how </w:t>
+      </w:r>
+      <w:r>
         <w:lastRenderedPageBreak/>
-        <w:t>Technical Art Concepts</w:t>
-      </w:r>
-    </w:p>
-    <w:p>
-      <w:pPr>
-        <w:pStyle w:val="Heading5"/>
-      </w:pPr>
-      <w:r>
-        <w:t>Sky</w:t>
-      </w:r>
-    </w:p>
-    <w:p>
-      <w:r>
-        <w:t>Previously implemented as a dome mesh</w:t>
-      </w:r>
-      <w:r>
-        <w:t xml:space="preserve"> with materials defining what was rendered on it</w:t>
-      </w:r>
-      <w:r>
-        <w:t xml:space="preserve"> but new procedural methods have emerged in UE5 for per pixel</w:t>
-      </w:r>
-      <w:r>
-        <w:t xml:space="preserve"> rendering</w:t>
-      </w:r>
-      <w:r>
-        <w:t xml:space="preserve"> such as the atmosphere</w:t>
-      </w:r>
-      <w:r>
-        <w:t xml:space="preserve"> role.</w:t>
-      </w:r>
-    </w:p>
-    <w:p>
-      <w:pPr>
-        <w:pStyle w:val="Heading2"/>
-      </w:pPr>
-      <w:proofErr w:type="spellStart"/>
-      <w:r>
-        <w:t>Adhoc</w:t>
-      </w:r>
-      <w:proofErr w:type="spellEnd"/>
-    </w:p>
+        <w:t>the engines handled 3D objects through</w:t>
+      </w:r>
+      <w:r>
+        <w:t xml:space="preserve"> decreasing the LOD</w:t>
+      </w:r>
+      <w:r>
+        <w:t xml:space="preserve"> / Using a decreased LOD version of objects after a distance back in the days of DL1 and such.</w:t>
+      </w:r>
+      <w:r>
+        <w:t xml:space="preserve"> </w:t>
+      </w:r>
+    </w:p>
+    <w:p/>
     <w:p>
       <w:pPr>
         <w:pStyle w:val="Heading3"/>
       </w:pPr>
       <w:r>
-        <w:t>Rendering</w:t>
+        <w:t>3D Modelling</w:t>
       </w:r>
     </w:p>
     <w:p>
@@ -734,66 +1963,12 @@
         <w:pStyle w:val="Heading4"/>
       </w:pPr>
       <w:r>
-        <w:t>Optimization Aliasing Reduction</w:t>
-      </w:r>
-    </w:p>
-    <w:p>
-      <w:r>
-        <w:t>Aliasing happens as the details get too small for the</w:t>
-      </w:r>
-      <w:r>
-        <w:t xml:space="preserve"> pixels to be rendered well enough</w:t>
-      </w:r>
-      <w:r>
-        <w:t xml:space="preserve">. The reason in many older games this wasn’t as big of a deal was with how </w:t>
-      </w:r>
-      <w:r>
-        <w:t>the engines handled 3D objects through</w:t>
-      </w:r>
-      <w:r>
-        <w:t xml:space="preserve"> decreasing the LOD</w:t>
-      </w:r>
-      <w:r>
-        <w:t xml:space="preserve"> / Using a decreased LOD version of objects after a distance back in the days of DL1 and such.</w:t>
-      </w:r>
-      <w:r>
-        <w:t xml:space="preserve"> </w:t>
-      </w:r>
-    </w:p>
-    <w:p/>
-    <w:p>
-      <w:pPr>
-        <w:pStyle w:val="Heading3"/>
-      </w:pPr>
-      <w:r>
-        <w:lastRenderedPageBreak/>
-        <w:t>3D Modelling</w:t>
-      </w:r>
-    </w:p>
-    <w:p>
-      <w:pPr>
-        <w:pStyle w:val="Heading4"/>
-      </w:pPr>
-      <w:r>
         <w:t>Optimization Technique</w:t>
       </w:r>
     </w:p>
     <w:p>
-      <w:proofErr w:type="gramStart"/>
-      <w:r>
-        <w:t>Typically</w:t>
-      </w:r>
-      <w:proofErr w:type="gramEnd"/>
-      <w:r>
-        <w:t xml:space="preserve"> the 3D </w:t>
-      </w:r>
-      <w:proofErr w:type="gramStart"/>
-      <w:r>
-        <w:t>models  use</w:t>
-      </w:r>
-      <w:proofErr w:type="gramEnd"/>
-      <w:r>
-        <w:t xml:space="preserve"> rather simple meshes for hair and then proceed to</w:t>
+      <w:r>
+        <w:t>Typically the 3D models  use rather simple meshes for hair and then proceed to</w:t>
       </w:r>
       <w:r>
         <w:t xml:space="preserve"> implement the hair thru</w:t>
@@ -821,208 +1996,191 @@
         <w:pStyle w:val="Heading2"/>
       </w:pPr>
       <w:r>
+        <w:t>UDK</w:t>
+      </w:r>
+      <w:r>
+        <w:t xml:space="preserve"> (Older Approaches)</w:t>
+      </w:r>
+    </w:p>
+    <w:p>
+      <w:r>
+        <w:t>Upon running UDK it loads the core modules</w:t>
+      </w:r>
+      <w:r>
+        <w:t xml:space="preserve"> and </w:t>
+      </w:r>
+      <w:r>
+        <w:t xml:space="preserve"> Engine packages (some basic default template) upk files</w:t>
+      </w:r>
+      <w:r>
+        <w:t xml:space="preserve"> which are precompiled asset libraries </w:t>
+      </w:r>
+      <w:r>
+        <w:t xml:space="preserve"> mounted at runtime.</w:t>
+      </w:r>
+    </w:p>
+    <w:p>
+      <w:r>
+        <w:t>In UDK sky is a dome</w:t>
+      </w:r>
+      <w:r>
+        <w:t xml:space="preserve">, like an actual 3D </w:t>
+      </w:r>
+      <w:r>
+        <w:t>mesh</w:t>
+      </w:r>
+      <w:r>
+        <w:t xml:space="preserve"> as a dome</w:t>
+      </w:r>
+      <w:r>
+        <w:t>.</w:t>
+      </w:r>
+    </w:p>
+    <w:p>
+      <w:r>
+        <w:t xml:space="preserve">Pro tip: </w:t>
+      </w:r>
+      <w:r>
+        <w:t>Do not mistake a udk and a upk file. First is a map</w:t>
+      </w:r>
+      <w:r>
+        <w:t>, the actual wrapper for the whole things arrangement, second is just a repository of assets.</w:t>
+      </w:r>
+    </w:p>
+    <w:p>
+      <w:r>
+        <w:t>Try saving your shit in a package with a different name than the map otherwise your entire repository of assets will just decide to disappear one day.</w:t>
+      </w:r>
+    </w:p>
+    <w:p>
+      <w:pPr>
+        <w:pStyle w:val="Heading3"/>
+      </w:pPr>
+      <w:r>
+        <w:t>UDK Packages</w:t>
+      </w:r>
+    </w:p>
+    <w:p/>
+    <w:p/>
+    <w:p/>
+    <w:p>
+      <w:pPr>
+        <w:pStyle w:val="Heading3"/>
+      </w:pPr>
+      <w:r>
         <w:lastRenderedPageBreak/>
-        <w:t>UDK</w:t>
-      </w:r>
-      <w:r>
-        <w:t xml:space="preserve"> (Older Approaches)</w:t>
-      </w:r>
-    </w:p>
-    <w:p>
-      <w:r>
-        <w:t>Upon running UDK it loads the core modules</w:t>
-      </w:r>
-      <w:r>
+        <w:t>UI</w:t>
+      </w:r>
+      <w:r>
+        <w:t xml:space="preserve"> Design</w:t>
+      </w:r>
+    </w:p>
+    <w:p>
+      <w:r>
+        <w:t xml:space="preserve">Apparently </w:t>
+      </w:r>
+      <w:r>
+        <w:t>during the UDK days, there was no integrated UI Designer as a part of the kit itself such as in UE4 where Gfx</w:t>
+      </w:r>
+      <w:r>
+        <w:t xml:space="preserve"> or whatever it’s name was allows for that. Instead UDK relied on it’s support for Adobe Flash Professional’s SWF format for the UI designs! Basically the dev had to buy that app as well and design the UI in it! </w:t>
+      </w:r>
+    </w:p>
+    <w:p>
+      <w:pPr>
+        <w:pStyle w:val="Heading3"/>
+      </w:pPr>
+      <w:r>
+        <w:t>Material Editor</w:t>
+      </w:r>
+    </w:p>
+    <w:p>
+      <w:r>
+        <w:t xml:space="preserve">The material editor actually </w:t>
+      </w:r>
+      <w:r>
+        <w:t>builds the GPU shader graph</w:t>
+      </w:r>
+      <w:r>
+        <w:t xml:space="preserve"> for materials.</w:t>
+      </w:r>
+    </w:p>
+    <w:p>
+      <w:r>
+        <w:t xml:space="preserve">It uses a </w:t>
+      </w:r>
+      <w:r>
+        <w:t>chain</w:t>
+      </w:r>
+      <w:r>
+        <w:t xml:space="preserve"> of nodes to achieve it’s results.</w:t>
+      </w:r>
+      <w:r>
+        <w:t xml:space="preserve"> This c</w:t>
+      </w:r>
+      <w:r>
+        <w:t>hains of nodes</w:t>
+      </w:r>
+      <w:r>
+        <w:t xml:space="preserve"> is made of:</w:t>
+      </w:r>
+    </w:p>
+    <w:p>
+      <w:pPr>
+        <w:rPr>
+          <w:b/>
+          <w:bCs/>
+        </w:rPr>
+      </w:pPr>
+      <w:r>
+        <w:rPr>
+          <w:b/>
+          <w:bCs/>
+        </w:rPr>
+        <w:t xml:space="preserve">- </w:t>
+      </w:r>
+      <w:r>
+        <w:rPr>
+          <w:b/>
+          <w:bCs/>
+        </w:rPr>
+        <w:t>Nodes</w:t>
+      </w:r>
+      <w:r>
+        <w:rPr>
+          <w:b/>
+          <w:bCs/>
+        </w:rPr>
+        <w:t>:</w:t>
+      </w:r>
+      <w:r>
+        <w:rPr>
+          <w:b/>
+          <w:bCs/>
+        </w:rPr>
+        <w:t xml:space="preserve">basic </w:t>
+      </w:r>
+      <w:r>
+        <w:rPr>
+          <w:b/>
+          <w:bCs/>
+        </w:rPr>
+        <w:t>building blcoks of</w:t>
+      </w:r>
+      <w:r>
+        <w:rPr>
+          <w:b/>
+          <w:bCs/>
+        </w:rPr>
+        <w:t xml:space="preserve"> material graphs.</w:t>
+      </w:r>
+      <w:r>
+        <w:rPr>
+          <w:b/>
+          <w:bCs/>
+        </w:rPr>
         <w:t xml:space="preserve"> </w:t>
       </w:r>
-      <w:proofErr w:type="gramStart"/>
-      <w:r>
-        <w:t xml:space="preserve">and </w:t>
-      </w:r>
-      <w:r>
-        <w:t xml:space="preserve"> Engine</w:t>
-      </w:r>
-      <w:proofErr w:type="gramEnd"/>
-      <w:r>
-        <w:t xml:space="preserve"> packages (some basic default template) </w:t>
-      </w:r>
-      <w:proofErr w:type="spellStart"/>
-      <w:r>
-        <w:t>upk</w:t>
-      </w:r>
-      <w:proofErr w:type="spellEnd"/>
-      <w:r>
-        <w:t xml:space="preserve"> files</w:t>
-      </w:r>
-      <w:r>
-        <w:t xml:space="preserve"> which are precompiled asset </w:t>
-      </w:r>
-      <w:proofErr w:type="gramStart"/>
-      <w:r>
-        <w:t xml:space="preserve">libraries </w:t>
-      </w:r>
-      <w:r>
-        <w:t xml:space="preserve"> mounted</w:t>
-      </w:r>
-      <w:proofErr w:type="gramEnd"/>
-      <w:r>
-        <w:t xml:space="preserve"> at runtime.</w:t>
-      </w:r>
-    </w:p>
-    <w:p>
-      <w:r>
-        <w:t>In UDK sky is a dome</w:t>
-      </w:r>
-      <w:r>
-        <w:t xml:space="preserve">, like an actual 3D </w:t>
-      </w:r>
-      <w:r>
-        <w:t>mesh</w:t>
-      </w:r>
-      <w:r>
-        <w:t xml:space="preserve"> as a dome </w:t>
-      </w:r>
-    </w:p>
-    <w:p>
-      <w:pPr>
-        <w:pStyle w:val="Heading3"/>
-      </w:pPr>
-      <w:r>
-        <w:t>Material Editor</w:t>
-      </w:r>
-    </w:p>
-    <w:p>
-      <w:r>
-        <w:t xml:space="preserve">The material editor actually </w:t>
-      </w:r>
-      <w:r>
-        <w:t>builds the GPU shader graph</w:t>
-      </w:r>
-      <w:r>
-        <w:t xml:space="preserve"> for materials.</w:t>
-      </w:r>
-    </w:p>
-    <w:p>
-      <w:r>
-        <w:t xml:space="preserve">It uses a </w:t>
-      </w:r>
-      <w:r>
-        <w:t>chain</w:t>
-      </w:r>
-      <w:r>
-        <w:t xml:space="preserve"> of nodes to achieve </w:t>
-      </w:r>
-      <w:proofErr w:type="spellStart"/>
-      <w:proofErr w:type="gramStart"/>
-      <w:r>
-        <w:t>it’s</w:t>
-      </w:r>
-      <w:proofErr w:type="spellEnd"/>
-      <w:proofErr w:type="gramEnd"/>
-      <w:r>
-        <w:t xml:space="preserve"> results.</w:t>
-      </w:r>
-      <w:r>
-        <w:t xml:space="preserve"> This c</w:t>
-      </w:r>
-      <w:r>
-        <w:t>hains of nodes</w:t>
-      </w:r>
-      <w:r>
-        <w:t xml:space="preserve"> </w:t>
-      </w:r>
-      <w:proofErr w:type="gramStart"/>
-      <w:r>
-        <w:t>is</w:t>
-      </w:r>
-      <w:proofErr w:type="gramEnd"/>
-      <w:r>
-        <w:t xml:space="preserve"> made of:</w:t>
-      </w:r>
-    </w:p>
-    <w:p>
-      <w:pPr>
-        <w:rPr>
-          <w:b/>
-          <w:bCs/>
-        </w:rPr>
-      </w:pPr>
-      <w:r>
-        <w:rPr>
-          <w:b/>
-          <w:bCs/>
-        </w:rPr>
-        <w:t xml:space="preserve">- </w:t>
-      </w:r>
-      <w:proofErr w:type="spellStart"/>
-      <w:proofErr w:type="gramStart"/>
-      <w:r>
-        <w:rPr>
-          <w:b/>
-          <w:bCs/>
-        </w:rPr>
-        <w:t>Nodes</w:t>
-      </w:r>
-      <w:r>
-        <w:rPr>
-          <w:b/>
-          <w:bCs/>
-        </w:rPr>
-        <w:t>:</w:t>
-      </w:r>
-      <w:r>
-        <w:rPr>
-          <w:b/>
-          <w:bCs/>
-        </w:rPr>
-        <w:t>basic</w:t>
-      </w:r>
-      <w:proofErr w:type="spellEnd"/>
-      <w:proofErr w:type="gramEnd"/>
-      <w:r>
-        <w:rPr>
-          <w:b/>
-          <w:bCs/>
-        </w:rPr>
-        <w:t xml:space="preserve"> </w:t>
-      </w:r>
-      <w:r>
-        <w:rPr>
-          <w:b/>
-          <w:bCs/>
-        </w:rPr>
-        <w:t xml:space="preserve">building </w:t>
-      </w:r>
-      <w:proofErr w:type="spellStart"/>
-      <w:r>
-        <w:rPr>
-          <w:b/>
-          <w:bCs/>
-        </w:rPr>
-        <w:t>blcoks</w:t>
-      </w:r>
-      <w:proofErr w:type="spellEnd"/>
-      <w:r>
-        <w:rPr>
-          <w:b/>
-          <w:bCs/>
-        </w:rPr>
-        <w:t xml:space="preserve"> of</w:t>
-      </w:r>
-      <w:r>
-        <w:rPr>
-          <w:b/>
-          <w:bCs/>
-        </w:rPr>
-        <w:t xml:space="preserve"> material graphs.</w:t>
-      </w:r>
-      <w:r>
-        <w:rPr>
-          <w:b/>
-          <w:bCs/>
-        </w:rPr>
-        <w:t xml:space="preserve"> </w:t>
-      </w:r>
     </w:p>
     <w:p>
       <w:r>
@@ -1040,28 +2198,15 @@
           <w:b/>
           <w:bCs/>
         </w:rPr>
-        <w:t xml:space="preserve"> + </w:t>
-      </w:r>
-      <w:proofErr w:type="gramStart"/>
-      <w:r>
-        <w:rPr>
-          <w:b/>
-          <w:bCs/>
-        </w:rPr>
-        <w:t xml:space="preserve">click </w:t>
-      </w:r>
-      <w:r>
-        <w:t xml:space="preserve"> to</w:t>
-      </w:r>
-      <w:proofErr w:type="gramEnd"/>
-      <w:r>
-        <w:t xml:space="preserve"> drag the nodes close and away to each other.</w:t>
-      </w:r>
-    </w:p>
-    <w:p>
-      <w:pPr>
-        <w:rPr>
-          <w:rFonts w:hint="cs"/>
+        <w:t xml:space="preserve"> + click </w:t>
+      </w:r>
+      <w:r>
+        <w:t xml:space="preserve"> to drag the nodes close and away to each other.</w:t>
+      </w:r>
+    </w:p>
+    <w:p>
+      <w:pPr>
+        <w:rPr>
           <w:rtl/>
           <w:lang w:bidi="fa-IR"/>
         </w:rPr>
@@ -1112,7 +2257,6 @@
           <w:b/>
           <w:bCs/>
         </w:rPr>
-        <w:lastRenderedPageBreak/>
         <w:t>T</w:t>
       </w:r>
       <w:r>
@@ -1159,6 +2303,7 @@
     </w:p>
     <w:p>
       <w:r>
+        <w:lastRenderedPageBreak/>
         <w:t>Either way the input</w:t>
       </w:r>
       <w:r>
@@ -1181,6 +2326,11 @@
       </w:r>
     </w:p>
     <w:p>
+      <w:r>
+        <w:t>IMPORTANT: Nodes sharing the same name and type will both become mirrors so watch it!</w:t>
+      </w:r>
+    </w:p>
+    <w:p>
       <w:pPr>
         <w:pStyle w:val="Heading5"/>
       </w:pPr>
@@ -1190,18 +2340,10 @@
     </w:p>
     <w:p>
       <w:r>
-        <w:t xml:space="preserve">These are the final interface between graph and </w:t>
-      </w:r>
-      <w:proofErr w:type="gramStart"/>
-      <w:r>
-        <w:t xml:space="preserve">the </w:t>
-      </w:r>
-      <w:r>
-        <w:t xml:space="preserve"> GPU</w:t>
-      </w:r>
-      <w:proofErr w:type="gramEnd"/>
-      <w:r>
-        <w:t xml:space="preserve"> </w:t>
+        <w:t xml:space="preserve">These are the final interface between graph and the </w:t>
+      </w:r>
+      <w:r>
+        <w:t xml:space="preserve"> GPU </w:t>
       </w:r>
       <w:r>
         <w:t>s</w:t>
@@ -1398,7 +2540,10 @@
         <w:t>Diffuse:</w:t>
       </w:r>
       <w:r>
-        <w:t xml:space="preserve"> Takes color.</w:t>
+        <w:t xml:space="preserve"> Takes color</w:t>
+      </w:r>
+      <w:r>
+        <w:t>, constant3vector.</w:t>
       </w:r>
     </w:p>
     <w:p>
@@ -1409,13 +2554,8 @@
           <w:numId w:val="5"/>
         </w:numPr>
       </w:pPr>
-      <w:proofErr w:type="spellStart"/>
-      <w:r>
-        <w:t>DiffusePower</w:t>
-      </w:r>
-      <w:proofErr w:type="spellEnd"/>
-      <w:r>
-        <w:t>:</w:t>
+      <w:r>
+        <w:t>DiffusePower:</w:t>
       </w:r>
     </w:p>
     <w:p>
@@ -1442,7 +2582,10 @@
         <w:t>Specular:</w:t>
       </w:r>
       <w:r>
-        <w:t xml:space="preserve"> Strength of light reflection effect.</w:t>
+        <w:t xml:space="preserve"> Strength of light reflection effect</w:t>
+      </w:r>
+      <w:r>
+        <w:t>, takes a number.</w:t>
       </w:r>
     </w:p>
     <w:p>
@@ -1453,11 +2596,9 @@
           <w:numId w:val="5"/>
         </w:numPr>
       </w:pPr>
-      <w:proofErr w:type="spellStart"/>
       <w:r>
         <w:t>SpecularPower</w:t>
       </w:r>
-      <w:proofErr w:type="spellEnd"/>
       <w:r>
         <w:t>:</w:t>
       </w:r>
@@ -1465,18 +2606,10 @@
         <w:t xml:space="preserve"> The amount of area of reflection</w:t>
       </w:r>
       <w:r>
-        <w:t xml:space="preserve"> </w:t>
-      </w:r>
-      <w:proofErr w:type="spellStart"/>
-      <w:r>
-        <w:t>divid</w:t>
-      </w:r>
-      <w:r>
-        <w:t>ee</w:t>
-      </w:r>
-      <w:proofErr w:type="spellEnd"/>
-      <w:r>
-        <w:t>.</w:t>
+        <w:t xml:space="preserve"> divid</w:t>
+      </w:r>
+      <w:r>
+        <w:t>ee.</w:t>
       </w:r>
     </w:p>
     <w:p>
@@ -1499,13 +2632,8 @@
           <w:numId w:val="5"/>
         </w:numPr>
       </w:pPr>
-      <w:proofErr w:type="spellStart"/>
-      <w:r>
-        <w:t>OpacityMask</w:t>
-      </w:r>
-      <w:proofErr w:type="spellEnd"/>
-      <w:r>
-        <w:t>:</w:t>
+      <w:r>
+        <w:t>OpacityMask:</w:t>
       </w:r>
     </w:p>
     <w:p>
@@ -1528,13 +2656,8 @@
           <w:numId w:val="5"/>
         </w:numPr>
       </w:pPr>
-      <w:proofErr w:type="spellStart"/>
-      <w:r>
-        <w:t>TransmissionMask</w:t>
-      </w:r>
-      <w:proofErr w:type="spellEnd"/>
-      <w:r>
-        <w:t>:</w:t>
+      <w:r>
+        <w:t>TransmissionMask:</w:t>
       </w:r>
     </w:p>
     <w:p>
@@ -1545,17 +2668,12 @@
           <w:numId w:val="8"/>
         </w:numPr>
       </w:pPr>
-      <w:proofErr w:type="spellStart"/>
       <w:r>
         <w:lastRenderedPageBreak/>
         <w:t>Transmissi</w:t>
       </w:r>
       <w:r>
-        <w:t>onColor</w:t>
-      </w:r>
-      <w:proofErr w:type="spellEnd"/>
-      <w:r>
-        <w:t>:</w:t>
+        <w:t>onColor:</w:t>
       </w:r>
     </w:p>
     <w:p>
@@ -1578,13 +2696,8 @@
           <w:numId w:val="8"/>
         </w:numPr>
       </w:pPr>
-      <w:proofErr w:type="spellStart"/>
-      <w:r>
-        <w:t>CustomLighting</w:t>
-      </w:r>
-      <w:proofErr w:type="spellEnd"/>
-      <w:r>
-        <w:t>:</w:t>
+      <w:r>
+        <w:t>CustomLighting:</w:t>
       </w:r>
     </w:p>
     <w:p>
@@ -1595,13 +2708,8 @@
           <w:numId w:val="8"/>
         </w:numPr>
       </w:pPr>
-      <w:proofErr w:type="spellStart"/>
-      <w:r>
-        <w:t>CustomLightingDiffuse</w:t>
-      </w:r>
-      <w:proofErr w:type="spellEnd"/>
-      <w:r>
-        <w:t>:</w:t>
+      <w:r>
+        <w:t>CustomLightingDiffuse:</w:t>
       </w:r>
     </w:p>
     <w:p>
@@ -1612,13 +2720,8 @@
           <w:numId w:val="8"/>
         </w:numPr>
       </w:pPr>
-      <w:proofErr w:type="spellStart"/>
-      <w:r>
-        <w:t>AnisotropicDirection</w:t>
-      </w:r>
-      <w:proofErr w:type="spellEnd"/>
-      <w:r>
-        <w:t>:</w:t>
+      <w:r>
+        <w:t>AnisotropicDirection:</w:t>
       </w:r>
     </w:p>
     <w:p>
@@ -1629,13 +2732,8 @@
           <w:numId w:val="8"/>
         </w:numPr>
       </w:pPr>
-      <w:proofErr w:type="spellStart"/>
-      <w:r>
-        <w:t>WorldPositionOffset</w:t>
-      </w:r>
-      <w:proofErr w:type="spellEnd"/>
-      <w:r>
-        <w:t>:</w:t>
+      <w:r>
+        <w:t>WorldPositionOffset:</w:t>
       </w:r>
       <w:r>
         <w:t xml:space="preserve"> </w:t>
@@ -1651,15 +2749,7 @@
     </w:p>
     <w:p>
       <w:r>
-        <w:t xml:space="preserve">They are all the </w:t>
-      </w:r>
-      <w:proofErr w:type="spellStart"/>
-      <w:r>
-        <w:t>non output</w:t>
-      </w:r>
-      <w:proofErr w:type="spellEnd"/>
-      <w:r>
-        <w:t xml:space="preserve"> nodes that we add.</w:t>
+        <w:t>They are all the non output nodes that we add.</w:t>
       </w:r>
     </w:p>
     <w:p>
@@ -1675,7 +2765,323 @@
         <w:t>It represents a color.</w:t>
       </w:r>
     </w:p>
+    <w:p>
+      <w:pPr>
+        <w:pStyle w:val="Heading6"/>
+      </w:pPr>
+      <w:r>
+        <w:t>TextureCoord</w:t>
+      </w:r>
+    </w:p>
+    <w:p>
+      <w:pPr>
+        <w:pStyle w:val="Heading6"/>
+      </w:pPr>
+      <w:r>
+        <w:t>Component Mask</w:t>
+      </w:r>
+    </w:p>
+    <w:p>
+      <w:r>
+        <w:t>Takes a</w:t>
+      </w:r>
+      <w:r>
+        <w:t xml:space="preserve"> component ed value and treats it</w:t>
+      </w:r>
+      <w:r>
+        <w:t xml:space="preserve">’s first </w:t>
+      </w:r>
+      <w:r>
+        <w:t>4</w:t>
+      </w:r>
+      <w:r>
+        <w:t xml:space="preserve"> component as RGBA</w:t>
+      </w:r>
+      <w:r>
+        <w:t xml:space="preserve">, with Component Mask allowing you to mask off the components that you </w:t>
+      </w:r>
+      <w:r>
+        <w:t>don’t like using it.</w:t>
+      </w:r>
+      <w:r>
+        <w:t xml:space="preserve"> </w:t>
+      </w:r>
+      <w:r>
+        <w:t>All components except the ticked ones will be masked</w:t>
+      </w:r>
+      <w:r>
+        <w:t xml:space="preserve"> off.</w:t>
+      </w:r>
+    </w:p>
+    <w:p>
+      <w:pPr>
+        <w:pStyle w:val="Heading6"/>
+      </w:pPr>
+      <w:r>
+        <w:t>Linear Interpolate</w:t>
+      </w:r>
+      <w:r>
+        <w:t xml:space="preserve"> (Lerp)</w:t>
+      </w:r>
+    </w:p>
+    <w:p>
+      <w:r>
+        <w:t>Mixes</w:t>
+      </w:r>
+      <w:r>
+        <w:t xml:space="preserve"> pin B</w:t>
+      </w:r>
+      <w:r>
+        <w:t xml:space="preserve"> and A using Alpha as direct quotient for pin B and indirect quotient (through radix complement)</w:t>
+      </w:r>
+      <w:r>
+        <w:t xml:space="preserve"> for pin A</w:t>
+      </w:r>
+      <w:r>
+        <w:t>,</w:t>
+      </w:r>
+    </w:p>
+    <w:p>
+      <w:pPr>
+        <w:pStyle w:val="Heading6"/>
+      </w:pPr>
+      <w:r>
+        <w:lastRenderedPageBreak/>
+        <w:t>Vector Parameter</w:t>
+      </w:r>
+    </w:p>
+    <w:p>
+      <w:r>
+        <w:t>Doesn’t have or take any inputs.</w:t>
+      </w:r>
+      <w:r>
+        <w:t xml:space="preserve"> We set a color in it, outputs a single RGB or  separate</w:t>
+      </w:r>
+      <w:r>
+        <w:t xml:space="preserve"> ones.</w:t>
+      </w:r>
+    </w:p>
     <w:p/>
+    <w:p>
+      <w:pPr>
+        <w:pStyle w:val="Heading6"/>
+      </w:pPr>
+      <w:r>
+        <w:t>Scalar Parameter</w:t>
+      </w:r>
+    </w:p>
+    <w:p>
+      <w:r>
+        <w:t xml:space="preserve">This one represent a </w:t>
+      </w:r>
+      <w:r>
+        <w:t>single scalar value, takes no input, just defines</w:t>
+      </w:r>
+      <w:r>
+        <w:t xml:space="preserve"> and outputs.</w:t>
+      </w:r>
+    </w:p>
+    <w:p>
+      <w:pPr>
+        <w:pStyle w:val="Heading6"/>
+      </w:pPr>
+      <w:r>
+        <w:t>Panner</w:t>
+      </w:r>
+    </w:p>
+    <w:p>
+      <w:r>
+        <w:t>Takes inputs:</w:t>
+      </w:r>
+    </w:p>
+    <w:p>
+      <w:r>
+        <w:t>- Coordinates:</w:t>
+      </w:r>
+      <w:r>
+        <w:t xml:space="preserve"> (U,V)</w:t>
+      </w:r>
+    </w:p>
+    <w:p>
+      <w:r>
+        <w:t>- Time:</w:t>
+      </w:r>
+      <w:r>
+        <w:t xml:space="preserve"> </w:t>
+      </w:r>
+      <w:r>
+        <w:t>N</w:t>
+      </w:r>
+    </w:p>
+    <w:p>
+      <w:r>
+        <w:t xml:space="preserve">And outputs: </w:t>
+      </w:r>
+      <w:r>
+        <w:t>(U + (Speed U *N)) , (V + (speed V *N))</w:t>
+      </w:r>
+      <w:r>
+        <w:t>.</w:t>
+      </w:r>
+    </w:p>
+    <w:p>
+      <w:r>
+        <w:t>If the Time is not set it is set in real time, it could and usually is used for real time incrementation</w:t>
+      </w:r>
+    </w:p>
+    <w:p>
+      <w:pPr>
+        <w:pStyle w:val="Heading3"/>
+      </w:pPr>
+      <w:r>
+        <w:t>Textures</w:t>
+      </w:r>
+    </w:p>
+    <w:p>
+      <w:r>
+        <w:t>Any average picture file is considered and supposed to be regarded as 2D texture by the engine. The PNG format is preferred and the goto one as other formats (such as JPG in our case) did cause some unusual behavior.</w:t>
+      </w:r>
+    </w:p>
+    <w:p>
+      <w:pPr>
+        <w:pStyle w:val="Heading4"/>
+      </w:pPr>
+      <w:r>
+        <w:lastRenderedPageBreak/>
+        <w:t>Texture Editor</w:t>
+      </w:r>
+    </w:p>
+    <w:p>
+      <w:r>
+        <w:t xml:space="preserve">Typically we </w:t>
+      </w:r>
+      <w:r>
+        <w:t xml:space="preserve">define textures in </w:t>
+      </w:r>
+      <w:r>
+        <w:t>the  following resolutions</w:t>
+      </w:r>
+    </w:p>
+    <w:p>
+      <w:pPr>
+        <w:pStyle w:val="Heading5"/>
+      </w:pPr>
+      <w:r>
+        <w:t>256x</w:t>
+      </w:r>
+      <w:r>
+        <w:t>256 or 512x512</w:t>
+      </w:r>
+      <w:r>
+        <w:t xml:space="preserve"> (</w:t>
+      </w:r>
+      <w:r>
+        <w:t xml:space="preserve">Small </w:t>
+      </w:r>
+      <w:r>
+        <w:t>P</w:t>
+      </w:r>
+      <w:r>
+        <w:t>rop</w:t>
+      </w:r>
+      <w:r>
+        <w:t>s</w:t>
+      </w:r>
+      <w:r>
+        <w:t>)</w:t>
+      </w:r>
+    </w:p>
+    <w:p>
+      <w:r>
+        <w:t>Cans,books,etc</w:t>
+      </w:r>
+      <w:r>
+        <w:t>.</w:t>
+      </w:r>
+    </w:p>
+    <w:p>
+      <w:pPr>
+        <w:pStyle w:val="Heading5"/>
+      </w:pPr>
+      <w:r>
+        <w:t>512</w:t>
+      </w:r>
+      <w:r>
+        <w:t>x</w:t>
+      </w:r>
+      <w:r>
+        <w:t>512</w:t>
+      </w:r>
+      <w:r>
+        <w:t xml:space="preserve"> or </w:t>
+      </w:r>
+      <w:r>
+        <w:t>1024</w:t>
+      </w:r>
+      <w:r>
+        <w:t>x</w:t>
+      </w:r>
+      <w:r>
+        <w:t>1024</w:t>
+      </w:r>
+      <w:r>
+        <w:t xml:space="preserve"> </w:t>
+      </w:r>
+      <w:r>
+        <w:t>(Medium</w:t>
+      </w:r>
+      <w:r>
+        <w:t xml:space="preserve"> </w:t>
+      </w:r>
+      <w:r>
+        <w:t>P</w:t>
+      </w:r>
+      <w:r>
+        <w:t>rop</w:t>
+      </w:r>
+      <w:r>
+        <w:t>s</w:t>
+      </w:r>
+      <w:r>
+        <w:t>)</w:t>
+      </w:r>
+    </w:p>
+    <w:p>
+      <w:r>
+        <w:t>Crates</w:t>
+      </w:r>
+      <w:r>
+        <w:t>, weapons, furniture.</w:t>
+      </w:r>
+      <w:r>
+        <w:t xml:space="preserve"> </w:t>
+      </w:r>
+    </w:p>
+    <w:p>
+      <w:pPr>
+        <w:pStyle w:val="Heading4"/>
+      </w:pPr>
+      <w:r>
+        <w:t>1024</w:t>
+      </w:r>
+      <w:r>
+        <w:t>x</w:t>
+      </w:r>
+      <w:r>
+        <w:t>1024</w:t>
+      </w:r>
+      <w:r>
+        <w:t xml:space="preserve"> or 2048x2048</w:t>
+      </w:r>
+      <w:r>
+        <w:t xml:space="preserve"> (Hero Assets)</w:t>
+      </w:r>
+    </w:p>
+    <w:p>
+      <w:r>
+        <w:t>Player weapons,important characters.</w:t>
+      </w:r>
+    </w:p>
     <w:p>
       <w:pPr>
         <w:pStyle w:val="Heading2"/>
@@ -1724,7 +3130,7 @@
                     </pic:cNvPicPr>
                   </pic:nvPicPr>
                   <pic:blipFill>
-                    <a:blip r:embed="rId5" cstate="print">
+                    <a:blip r:embed="rId7" cstate="print">
                       <a:extLst>
                         <a:ext uri="{28A0092B-C50C-407E-A947-70E740481C1C}">
                           <a14:useLocalDpi xmlns:a14="http://schemas.microsoft.com/office/drawing/2010/main" val="0"/>
@@ -2173,7 +3579,7 @@
             <wp:extent cx="5943600" cy="755015"/>
             <wp:effectExtent l="0" t="0" r="0" b="0"/>
             <wp:docPr id="2021444596" name="Picture 2">
-              <a:hlinkClick xmlns:a="http://schemas.openxmlformats.org/drawingml/2006/main" r:id="rId6"/>
+              <a:hlinkClick xmlns:a="http://schemas.openxmlformats.org/drawingml/2006/main" r:id="rId8"/>
             </wp:docPr>
             <wp:cNvGraphicFramePr>
               <a:graphicFrameLocks xmlns:a="http://schemas.openxmlformats.org/drawingml/2006/main" noChangeAspect="1"/>
@@ -2183,14 +3589,14 @@
                 <pic:pic xmlns:pic="http://schemas.openxmlformats.org/drawingml/2006/picture">
                   <pic:nvPicPr>
                     <pic:cNvPr id="0" name="Picture 2">
-                      <a:hlinkClick r:id="rId6"/>
+                      <a:hlinkClick r:id="rId8"/>
                     </pic:cNvPr>
                     <pic:cNvPicPr>
                       <a:picLocks noChangeAspect="1" noChangeArrowheads="1"/>
                     </pic:cNvPicPr>
                   </pic:nvPicPr>
                   <pic:blipFill>
-                    <a:blip r:embed="rId7">
+                    <a:blip r:embed="rId9">
                       <a:extLst>
                         <a:ext uri="{28A0092B-C50C-407E-A947-70E740481C1C}">
                           <a14:useLocalDpi xmlns:a14="http://schemas.microsoft.com/office/drawing/2010/main" val="0"/>
@@ -2426,7 +3832,7 @@
                 <w:numId w:val="1"/>
               </w:numPr>
             </w:pPr>
-            <w:hyperlink r:id="rId8" w:history="1">
+            <w:hyperlink r:id="rId10" w:history="1">
               <w:r>
                 <w:rPr>
                   <w:rStyle w:val="Hyperlink"/>
@@ -2453,7 +3859,7 @@
                 <w:numId w:val="1"/>
               </w:numPr>
             </w:pPr>
-            <w:hyperlink r:id="rId9" w:history="1">
+            <w:hyperlink r:id="rId11" w:history="1">
               <w:r>
                 <w:rPr>
                   <w:rStyle w:val="Hyperlink"/>
@@ -2469,7 +3875,7 @@
                 <w:numId w:val="1"/>
               </w:numPr>
             </w:pPr>
-            <w:hyperlink r:id="rId10" w:history="1">
+            <w:hyperlink r:id="rId12" w:history="1">
               <w:r>
                 <w:rPr>
                   <w:rStyle w:val="Hyperlink"/>
@@ -2485,7 +3891,7 @@
                 <w:numId w:val="1"/>
               </w:numPr>
             </w:pPr>
-            <w:hyperlink r:id="rId11" w:history="1">
+            <w:hyperlink r:id="rId13" w:history="1">
               <w:r>
                 <w:rPr>
                   <w:rStyle w:val="Hyperlink"/>
@@ -2501,7 +3907,7 @@
                 <w:numId w:val="1"/>
               </w:numPr>
             </w:pPr>
-            <w:hyperlink r:id="rId12" w:history="1">
+            <w:hyperlink r:id="rId14" w:history="1">
               <w:r>
                 <w:rPr>
                   <w:rStyle w:val="Hyperlink"/>
@@ -2517,7 +3923,7 @@
                 <w:numId w:val="1"/>
               </w:numPr>
             </w:pPr>
-            <w:hyperlink r:id="rId13" w:history="1">
+            <w:hyperlink r:id="rId15" w:history="1">
               <w:r>
                 <w:rPr>
                   <w:rStyle w:val="Hyperlink"/>
@@ -2533,7 +3939,7 @@
                 <w:numId w:val="1"/>
               </w:numPr>
             </w:pPr>
-            <w:hyperlink r:id="rId14" w:history="1">
+            <w:hyperlink r:id="rId16" w:history="1">
               <w:r>
                 <w:rPr>
                   <w:rStyle w:val="Hyperlink"/>
@@ -2805,11 +4211,11 @@
           <w:noProof/>
         </w:rPr>
         <w:drawing>
-          <wp:inline distT="0" distB="0" distL="0" distR="0" wp14:anchorId="5BF2AAE8" wp14:editId="56F04A1D">
+          <wp:inline distT="0" distB="0" distL="0" distR="0" wp14:anchorId="5BF2AAE8" wp14:editId="2F8CBD28">
             <wp:extent cx="5943600" cy="408940"/>
             <wp:effectExtent l="0" t="0" r="0" b="0"/>
             <wp:docPr id="2002529314" name="Picture 3">
-              <a:hlinkClick xmlns:a="http://schemas.openxmlformats.org/drawingml/2006/main" r:id="rId15"/>
+              <a:hlinkClick xmlns:a="http://schemas.openxmlformats.org/drawingml/2006/main" r:id="rId17"/>
             </wp:docPr>
             <wp:cNvGraphicFramePr>
               <a:graphicFrameLocks xmlns:a="http://schemas.openxmlformats.org/drawingml/2006/main" noChangeAspect="1"/>
@@ -2819,14 +4225,14 @@
                 <pic:pic xmlns:pic="http://schemas.openxmlformats.org/drawingml/2006/picture">
                   <pic:nvPicPr>
                     <pic:cNvPr id="0" name="Picture 4">
-                      <a:hlinkClick r:id="rId15"/>
+                      <a:hlinkClick r:id="rId17"/>
                     </pic:cNvPr>
                     <pic:cNvPicPr>
                       <a:picLocks noChangeAspect="1" noChangeArrowheads="1"/>
                     </pic:cNvPicPr>
                   </pic:nvPicPr>
                   <pic:blipFill>
-                    <a:blip r:embed="rId16" cstate="print">
+                    <a:blip r:embed="rId18" cstate="print">
                       <a:extLst>
                         <a:ext uri="{28A0092B-C50C-407E-A947-70E740481C1C}">
                           <a14:useLocalDpi xmlns:a14="http://schemas.microsoft.com/office/drawing/2010/main" val="0"/>
@@ -3144,7 +4550,7 @@
       <w:r>
         <w:t>To learn more about this toolbar, read the </w:t>
       </w:r>
-      <w:hyperlink r:id="rId17" w:history="1">
+      <w:hyperlink r:id="rId19" w:history="1">
         <w:r>
           <w:rPr>
             <w:rStyle w:val="Hyperlink"/>
@@ -3204,13 +4610,8 @@
         <w:pStyle w:val="Heading5"/>
       </w:pPr>
       <w:r>
-        <w:t>Level/</w:t>
-      </w:r>
-      <w:proofErr w:type="spellStart"/>
-      <w:r>
-        <w:t>UMap</w:t>
-      </w:r>
-      <w:proofErr w:type="spellEnd"/>
+        <w:t>Level/UMap</w:t>
+      </w:r>
     </w:p>
     <w:p>
       <w:r>
@@ -3221,23 +4622,13 @@
       <w:pPr>
         <w:pStyle w:val="Heading5"/>
       </w:pPr>
-      <w:proofErr w:type="spellStart"/>
       <w:r>
         <w:t>UWorld</w:t>
       </w:r>
-      <w:proofErr w:type="spellEnd"/>
-    </w:p>
-    <w:p>
-      <w:r>
-        <w:t xml:space="preserve">A runtime simulation instance created from one or more </w:t>
-      </w:r>
-      <w:proofErr w:type="spellStart"/>
-      <w:r>
-        <w:t>umap</w:t>
-      </w:r>
-      <w:proofErr w:type="spellEnd"/>
-      <w:r>
-        <w:t xml:space="preserve"> defined levels.</w:t>
+    </w:p>
+    <w:p>
+      <w:r>
+        <w:t>A runtime simulation instance created from one or more umap defined levels.</w:t>
       </w:r>
     </w:p>
     <w:p>
@@ -3261,37 +4652,21 @@
           <w:bCs/>
           <w:u w:val="single"/>
         </w:rPr>
-        <w:t xml:space="preserve">engine </w:t>
-      </w:r>
-      <w:proofErr w:type="gramStart"/>
+        <w:t>engine specific</w:t>
+      </w:r>
       <w:r>
         <w:rPr>
           <w:b/>
           <w:bCs/>
           <w:u w:val="single"/>
         </w:rPr>
-        <w:t>specific</w:t>
-      </w:r>
-      <w:r>
-        <w:rPr>
-          <w:b/>
-          <w:bCs/>
-          <w:u w:val="single"/>
-        </w:rPr>
         <w:t xml:space="preserve"> </w:t>
       </w:r>
       <w:r>
         <w:rPr>
           <w:bCs/>
         </w:rPr>
-        <w:t xml:space="preserve"> filesystem</w:t>
-      </w:r>
-      <w:proofErr w:type="gramEnd"/>
-      <w:r>
-        <w:rPr>
-          <w:bCs/>
-        </w:rPr>
-        <w:t xml:space="preserve"> accordingly</w:t>
+        <w:t xml:space="preserve"> filesystem accordingly</w:t>
       </w:r>
       <w:r>
         <w:rPr>
@@ -3449,15 +4824,7 @@
     </w:p>
     <w:p>
       <w:r>
-        <w:t xml:space="preserve">These are the final interface between graph and </w:t>
-      </w:r>
-      <w:proofErr w:type="gramStart"/>
-      <w:r>
-        <w:t>the  GPU</w:t>
-      </w:r>
-      <w:proofErr w:type="gramEnd"/>
-      <w:r>
-        <w:t xml:space="preserve"> shader result. Everything built in graph must ultimately be plugged into them. It defines the values the generated shader must compute.</w:t>
+        <w:t>These are the final interface between graph and the  GPU shader result. Everything built in graph must ultimately be plugged into them. It defines the values the generated shader must compute.</w:t>
       </w:r>
     </w:p>
     <w:p>
@@ -3524,10 +4891,7 @@
         <w:t xml:space="preserve">Base </w:t>
       </w:r>
       <w:r>
-        <w:t>Color</w:t>
-      </w:r>
-      <w:r>
-        <w:t>: Takes color.</w:t>
+        <w:t>Color: Takes color.</w:t>
       </w:r>
     </w:p>
     <w:p>
@@ -3538,13 +4902,8 @@
           <w:numId w:val="9"/>
         </w:numPr>
       </w:pPr>
-      <w:proofErr w:type="spellStart"/>
-      <w:r>
-        <w:t>DiffusePower</w:t>
-      </w:r>
-      <w:proofErr w:type="spellEnd"/>
-      <w:r>
-        <w:t>:</w:t>
+      <w:r>
+        <w:t>DiffusePower:</w:t>
       </w:r>
     </w:p>
     <w:p>
@@ -3594,13 +4953,8 @@
           <w:numId w:val="9"/>
         </w:numPr>
       </w:pPr>
-      <w:proofErr w:type="spellStart"/>
-      <w:r>
-        <w:t>OpacityMask</w:t>
-      </w:r>
-      <w:proofErr w:type="spellEnd"/>
-      <w:r>
-        <w:t>:</w:t>
+      <w:r>
+        <w:t>OpacityMask:</w:t>
       </w:r>
     </w:p>
     <w:p>
@@ -3623,14 +4977,9 @@
           <w:numId w:val="9"/>
         </w:numPr>
       </w:pPr>
-      <w:proofErr w:type="spellStart"/>
       <w:r>
         <w:lastRenderedPageBreak/>
-        <w:t>TransmissionMask</w:t>
-      </w:r>
-      <w:proofErr w:type="spellEnd"/>
-      <w:r>
-        <w:t>:</w:t>
+        <w:t>TransmissionMask:</w:t>
       </w:r>
     </w:p>
     <w:p>
@@ -3641,11 +4990,9 @@
           <w:numId w:val="9"/>
         </w:numPr>
       </w:pPr>
-      <w:proofErr w:type="spellStart"/>
       <w:r>
         <w:t>TransmissionColor:</w:t>
       </w:r>
-      <w:proofErr w:type="spellEnd"/>
     </w:p>
     <w:p>
       <w:pPr>
@@ -3655,13 +5002,8 @@
           <w:numId w:val="9"/>
         </w:numPr>
       </w:pPr>
-      <w:proofErr w:type="spellStart"/>
-      <w:r>
-        <w:t>Normal</w:t>
-      </w:r>
-      <w:proofErr w:type="spellEnd"/>
-      <w:r>
-        <w:t>:</w:t>
+      <w:r>
+        <w:t>Normal:</w:t>
       </w:r>
     </w:p>
     <w:p>
@@ -3672,13 +5014,8 @@
           <w:numId w:val="9"/>
         </w:numPr>
       </w:pPr>
-      <w:proofErr w:type="spellStart"/>
-      <w:r>
-        <w:t>CustomLighting</w:t>
-      </w:r>
-      <w:proofErr w:type="spellEnd"/>
-      <w:r>
-        <w:t>:</w:t>
+      <w:r>
+        <w:t>CustomLighting:</w:t>
       </w:r>
     </w:p>
     <w:p>
@@ -3689,13 +5026,8 @@
           <w:numId w:val="9"/>
         </w:numPr>
       </w:pPr>
-      <w:proofErr w:type="spellStart"/>
-      <w:r>
-        <w:t>CustomLightingDiffuse</w:t>
-      </w:r>
-      <w:proofErr w:type="spellEnd"/>
-      <w:r>
-        <w:t>:</w:t>
+      <w:r>
+        <w:t>CustomLightingDiffuse:</w:t>
       </w:r>
     </w:p>
     <w:p>
@@ -3706,13 +5038,8 @@
           <w:numId w:val="9"/>
         </w:numPr>
       </w:pPr>
-      <w:proofErr w:type="spellStart"/>
-      <w:r>
-        <w:t>AnisotropicDirection</w:t>
-      </w:r>
-      <w:proofErr w:type="spellEnd"/>
-      <w:r>
-        <w:t>:</w:t>
+      <w:r>
+        <w:t>AnisotropicDirection:</w:t>
       </w:r>
     </w:p>
     <w:p>
@@ -3723,13 +5050,8 @@
           <w:numId w:val="9"/>
         </w:numPr>
       </w:pPr>
-      <w:proofErr w:type="spellStart"/>
-      <w:r>
-        <w:t>WorldPositionOffset</w:t>
-      </w:r>
-      <w:proofErr w:type="spellEnd"/>
-      <w:r>
-        <w:t xml:space="preserve">: </w:t>
+      <w:r>
+        <w:t xml:space="preserve">WorldPositionOffset: </w:t>
       </w:r>
     </w:p>
     <w:p/>
@@ -3847,6 +5169,95 @@
     </w:lvl>
   </w:abstractNum>
   <w:abstractNum w:abstractNumId="1" w15:restartNumberingAfterBreak="0">
+    <w:nsid w:val="13815F53"/>
+    <w:multiLevelType w:val="hybridMultilevel"/>
+    <w:tmpl w:val="E84AEDB6"/>
+    <w:lvl w:ilvl="0" w:tplc="C92E96E2">
+      <w:start w:val="1"/>
+      <w:numFmt w:val="decimal"/>
+      <w:lvlText w:val="%1-"/>
+      <w:lvlJc w:val="left"/>
+      <w:pPr>
+        <w:ind w:left="720" w:hanging="360"/>
+      </w:pPr>
+      <w:rPr>
+        <w:rFonts w:hint="default"/>
+      </w:rPr>
+    </w:lvl>
+    <w:lvl w:ilvl="1" w:tplc="04090019" w:tentative="1">
+      <w:start w:val="1"/>
+      <w:numFmt w:val="lowerLetter"/>
+      <w:lvlText w:val="%2."/>
+      <w:lvlJc w:val="left"/>
+      <w:pPr>
+        <w:ind w:left="1440" w:hanging="360"/>
+      </w:pPr>
+    </w:lvl>
+    <w:lvl w:ilvl="2" w:tplc="0409001B" w:tentative="1">
+      <w:start w:val="1"/>
+      <w:numFmt w:val="lowerRoman"/>
+      <w:lvlText w:val="%3."/>
+      <w:lvlJc w:val="right"/>
+      <w:pPr>
+        <w:ind w:left="2160" w:hanging="180"/>
+      </w:pPr>
+    </w:lvl>
+    <w:lvl w:ilvl="3" w:tplc="0409000F" w:tentative="1">
+      <w:start w:val="1"/>
+      <w:numFmt w:val="decimal"/>
+      <w:lvlText w:val="%4."/>
+      <w:lvlJc w:val="left"/>
+      <w:pPr>
+        <w:ind w:left="2880" w:hanging="360"/>
+      </w:pPr>
+    </w:lvl>
+    <w:lvl w:ilvl="4" w:tplc="04090019" w:tentative="1">
+      <w:start w:val="1"/>
+      <w:numFmt w:val="lowerLetter"/>
+      <w:lvlText w:val="%5."/>
+      <w:lvlJc w:val="left"/>
+      <w:pPr>
+        <w:ind w:left="3600" w:hanging="360"/>
+      </w:pPr>
+    </w:lvl>
+    <w:lvl w:ilvl="5" w:tplc="0409001B" w:tentative="1">
+      <w:start w:val="1"/>
+      <w:numFmt w:val="lowerRoman"/>
+      <w:lvlText w:val="%6."/>
+      <w:lvlJc w:val="right"/>
+      <w:pPr>
+        <w:ind w:left="4320" w:hanging="180"/>
+      </w:pPr>
+    </w:lvl>
+    <w:lvl w:ilvl="6" w:tplc="0409000F" w:tentative="1">
+      <w:start w:val="1"/>
+      <w:numFmt w:val="decimal"/>
+      <w:lvlText w:val="%7."/>
+      <w:lvlJc w:val="left"/>
+      <w:pPr>
+        <w:ind w:left="5040" w:hanging="360"/>
+      </w:pPr>
+    </w:lvl>
+    <w:lvl w:ilvl="7" w:tplc="04090019" w:tentative="1">
+      <w:start w:val="1"/>
+      <w:numFmt w:val="lowerLetter"/>
+      <w:lvlText w:val="%8."/>
+      <w:lvlJc w:val="left"/>
+      <w:pPr>
+        <w:ind w:left="5760" w:hanging="360"/>
+      </w:pPr>
+    </w:lvl>
+    <w:lvl w:ilvl="8" w:tplc="0409001B" w:tentative="1">
+      <w:start w:val="1"/>
+      <w:numFmt w:val="lowerRoman"/>
+      <w:lvlText w:val="%9."/>
+      <w:lvlJc w:val="right"/>
+      <w:pPr>
+        <w:ind w:left="6480" w:hanging="180"/>
+      </w:pPr>
+    </w:lvl>
+  </w:abstractNum>
+  <w:abstractNum w:abstractNumId="2" w15:restartNumberingAfterBreak="0">
     <w:nsid w:val="15330D2F"/>
     <w:multiLevelType w:val="hybridMultilevel"/>
     <w:tmpl w:val="CD96829C"/>
@@ -3935,7 +5346,96 @@
       </w:pPr>
     </w:lvl>
   </w:abstractNum>
-  <w:abstractNum w:abstractNumId="2" w15:restartNumberingAfterBreak="0">
+  <w:abstractNum w:abstractNumId="3" w15:restartNumberingAfterBreak="0">
+    <w:nsid w:val="1BFD75A4"/>
+    <w:multiLevelType w:val="hybridMultilevel"/>
+    <w:tmpl w:val="94EE0C52"/>
+    <w:lvl w:ilvl="0" w:tplc="25045502">
+      <w:start w:val="1"/>
+      <w:numFmt w:val="decimal"/>
+      <w:lvlText w:val="%1-"/>
+      <w:lvlJc w:val="left"/>
+      <w:pPr>
+        <w:ind w:left="720" w:hanging="360"/>
+      </w:pPr>
+      <w:rPr>
+        <w:rFonts w:hint="default"/>
+      </w:rPr>
+    </w:lvl>
+    <w:lvl w:ilvl="1" w:tplc="04090019" w:tentative="1">
+      <w:start w:val="1"/>
+      <w:numFmt w:val="lowerLetter"/>
+      <w:lvlText w:val="%2."/>
+      <w:lvlJc w:val="left"/>
+      <w:pPr>
+        <w:ind w:left="1440" w:hanging="360"/>
+      </w:pPr>
+    </w:lvl>
+    <w:lvl w:ilvl="2" w:tplc="0409001B" w:tentative="1">
+      <w:start w:val="1"/>
+      <w:numFmt w:val="lowerRoman"/>
+      <w:lvlText w:val="%3."/>
+      <w:lvlJc w:val="right"/>
+      <w:pPr>
+        <w:ind w:left="2160" w:hanging="180"/>
+      </w:pPr>
+    </w:lvl>
+    <w:lvl w:ilvl="3" w:tplc="0409000F" w:tentative="1">
+      <w:start w:val="1"/>
+      <w:numFmt w:val="decimal"/>
+      <w:lvlText w:val="%4."/>
+      <w:lvlJc w:val="left"/>
+      <w:pPr>
+        <w:ind w:left="2880" w:hanging="360"/>
+      </w:pPr>
+    </w:lvl>
+    <w:lvl w:ilvl="4" w:tplc="04090019" w:tentative="1">
+      <w:start w:val="1"/>
+      <w:numFmt w:val="lowerLetter"/>
+      <w:lvlText w:val="%5."/>
+      <w:lvlJc w:val="left"/>
+      <w:pPr>
+        <w:ind w:left="3600" w:hanging="360"/>
+      </w:pPr>
+    </w:lvl>
+    <w:lvl w:ilvl="5" w:tplc="0409001B" w:tentative="1">
+      <w:start w:val="1"/>
+      <w:numFmt w:val="lowerRoman"/>
+      <w:lvlText w:val="%6."/>
+      <w:lvlJc w:val="right"/>
+      <w:pPr>
+        <w:ind w:left="4320" w:hanging="180"/>
+      </w:pPr>
+    </w:lvl>
+    <w:lvl w:ilvl="6" w:tplc="0409000F" w:tentative="1">
+      <w:start w:val="1"/>
+      <w:numFmt w:val="decimal"/>
+      <w:lvlText w:val="%7."/>
+      <w:lvlJc w:val="left"/>
+      <w:pPr>
+        <w:ind w:left="5040" w:hanging="360"/>
+      </w:pPr>
+    </w:lvl>
+    <w:lvl w:ilvl="7" w:tplc="04090019" w:tentative="1">
+      <w:start w:val="1"/>
+      <w:numFmt w:val="lowerLetter"/>
+      <w:lvlText w:val="%8."/>
+      <w:lvlJc w:val="left"/>
+      <w:pPr>
+        <w:ind w:left="5760" w:hanging="360"/>
+      </w:pPr>
+    </w:lvl>
+    <w:lvl w:ilvl="8" w:tplc="0409001B" w:tentative="1">
+      <w:start w:val="1"/>
+      <w:numFmt w:val="lowerRoman"/>
+      <w:lvlText w:val="%9."/>
+      <w:lvlJc w:val="right"/>
+      <w:pPr>
+        <w:ind w:left="6480" w:hanging="180"/>
+      </w:pPr>
+    </w:lvl>
+  </w:abstractNum>
+  <w:abstractNum w:abstractNumId="4" w15:restartNumberingAfterBreak="0">
     <w:nsid w:val="1E73523C"/>
     <w:multiLevelType w:val="multilevel"/>
     <w:tmpl w:val="330222B8"/>
@@ -4084,7 +5584,7 @@
       </w:rPr>
     </w:lvl>
   </w:abstractNum>
-  <w:abstractNum w:abstractNumId="3" w15:restartNumberingAfterBreak="0">
+  <w:abstractNum w:abstractNumId="5" w15:restartNumberingAfterBreak="0">
     <w:nsid w:val="22A831FF"/>
     <w:multiLevelType w:val="hybridMultilevel"/>
     <w:tmpl w:val="4B2C6470"/>
@@ -4173,7 +5673,7 @@
       </w:pPr>
     </w:lvl>
   </w:abstractNum>
-  <w:abstractNum w:abstractNumId="4" w15:restartNumberingAfterBreak="0">
+  <w:abstractNum w:abstractNumId="6" w15:restartNumberingAfterBreak="0">
     <w:nsid w:val="2B24325F"/>
     <w:multiLevelType w:val="hybridMultilevel"/>
     <w:tmpl w:val="4B2C6470"/>
@@ -4262,7 +5762,7 @@
       </w:pPr>
     </w:lvl>
   </w:abstractNum>
-  <w:abstractNum w:abstractNumId="5" w15:restartNumberingAfterBreak="0">
+  <w:abstractNum w:abstractNumId="7" w15:restartNumberingAfterBreak="0">
     <w:nsid w:val="36B27CD7"/>
     <w:multiLevelType w:val="hybridMultilevel"/>
     <w:tmpl w:val="6638FB76"/>
@@ -4351,7 +5851,7 @@
       </w:pPr>
     </w:lvl>
   </w:abstractNum>
-  <w:abstractNum w:abstractNumId="6" w15:restartNumberingAfterBreak="0">
+  <w:abstractNum w:abstractNumId="8" w15:restartNumberingAfterBreak="0">
     <w:nsid w:val="43A56220"/>
     <w:multiLevelType w:val="hybridMultilevel"/>
     <w:tmpl w:val="6638FB76"/>
@@ -4440,7 +5940,120 @@
       </w:pPr>
     </w:lvl>
   </w:abstractNum>
-  <w:abstractNum w:abstractNumId="7" w15:restartNumberingAfterBreak="0">
+  <w:abstractNum w:abstractNumId="9" w15:restartNumberingAfterBreak="0">
+    <w:nsid w:val="4C8D0300"/>
+    <w:multiLevelType w:val="hybridMultilevel"/>
+    <w:tmpl w:val="966AC5EA"/>
+    <w:lvl w:ilvl="0" w:tplc="04090001">
+      <w:start w:val="1"/>
+      <w:numFmt w:val="bullet"/>
+      <w:lvlText w:val=""/>
+      <w:lvlJc w:val="left"/>
+      <w:pPr>
+        <w:ind w:left="720" w:hanging="360"/>
+      </w:pPr>
+      <w:rPr>
+        <w:rFonts w:ascii="Symbol" w:hAnsi="Symbol" w:hint="default"/>
+      </w:rPr>
+    </w:lvl>
+    <w:lvl w:ilvl="1" w:tplc="04090003" w:tentative="1">
+      <w:start w:val="1"/>
+      <w:numFmt w:val="bullet"/>
+      <w:lvlText w:val="o"/>
+      <w:lvlJc w:val="left"/>
+      <w:pPr>
+        <w:ind w:left="1440" w:hanging="360"/>
+      </w:pPr>
+      <w:rPr>
+        <w:rFonts w:ascii="Courier New" w:hAnsi="Courier New" w:cs="Courier New" w:hint="default"/>
+      </w:rPr>
+    </w:lvl>
+    <w:lvl w:ilvl="2" w:tplc="04090005" w:tentative="1">
+      <w:start w:val="1"/>
+      <w:numFmt w:val="bullet"/>
+      <w:lvlText w:val=""/>
+      <w:lvlJc w:val="left"/>
+      <w:pPr>
+        <w:ind w:left="2160" w:hanging="360"/>
+      </w:pPr>
+      <w:rPr>
+        <w:rFonts w:ascii="Wingdings" w:hAnsi="Wingdings" w:hint="default"/>
+      </w:rPr>
+    </w:lvl>
+    <w:lvl w:ilvl="3" w:tplc="04090001" w:tentative="1">
+      <w:start w:val="1"/>
+      <w:numFmt w:val="bullet"/>
+      <w:lvlText w:val=""/>
+      <w:lvlJc w:val="left"/>
+      <w:pPr>
+        <w:ind w:left="2880" w:hanging="360"/>
+      </w:pPr>
+      <w:rPr>
+        <w:rFonts w:ascii="Symbol" w:hAnsi="Symbol" w:hint="default"/>
+      </w:rPr>
+    </w:lvl>
+    <w:lvl w:ilvl="4" w:tplc="04090003" w:tentative="1">
+      <w:start w:val="1"/>
+      <w:numFmt w:val="bullet"/>
+      <w:lvlText w:val="o"/>
+      <w:lvlJc w:val="left"/>
+      <w:pPr>
+        <w:ind w:left="3600" w:hanging="360"/>
+      </w:pPr>
+      <w:rPr>
+        <w:rFonts w:ascii="Courier New" w:hAnsi="Courier New" w:cs="Courier New" w:hint="default"/>
+      </w:rPr>
+    </w:lvl>
+    <w:lvl w:ilvl="5" w:tplc="04090005" w:tentative="1">
+      <w:start w:val="1"/>
+      <w:numFmt w:val="bullet"/>
+      <w:lvlText w:val=""/>
+      <w:lvlJc w:val="left"/>
+      <w:pPr>
+        <w:ind w:left="4320" w:hanging="360"/>
+      </w:pPr>
+      <w:rPr>
+        <w:rFonts w:ascii="Wingdings" w:hAnsi="Wingdings" w:hint="default"/>
+      </w:rPr>
+    </w:lvl>
+    <w:lvl w:ilvl="6" w:tplc="04090001" w:tentative="1">
+      <w:start w:val="1"/>
+      <w:numFmt w:val="bullet"/>
+      <w:lvlText w:val=""/>
+      <w:lvlJc w:val="left"/>
+      <w:pPr>
+        <w:ind w:left="5040" w:hanging="360"/>
+      </w:pPr>
+      <w:rPr>
+        <w:rFonts w:ascii="Symbol" w:hAnsi="Symbol" w:hint="default"/>
+      </w:rPr>
+    </w:lvl>
+    <w:lvl w:ilvl="7" w:tplc="04090003" w:tentative="1">
+      <w:start w:val="1"/>
+      <w:numFmt w:val="bullet"/>
+      <w:lvlText w:val="o"/>
+      <w:lvlJc w:val="left"/>
+      <w:pPr>
+        <w:ind w:left="5760" w:hanging="360"/>
+      </w:pPr>
+      <w:rPr>
+        <w:rFonts w:ascii="Courier New" w:hAnsi="Courier New" w:cs="Courier New" w:hint="default"/>
+      </w:rPr>
+    </w:lvl>
+    <w:lvl w:ilvl="8" w:tplc="04090005" w:tentative="1">
+      <w:start w:val="1"/>
+      <w:numFmt w:val="bullet"/>
+      <w:lvlText w:val=""/>
+      <w:lvlJc w:val="left"/>
+      <w:pPr>
+        <w:ind w:left="6480" w:hanging="360"/>
+      </w:pPr>
+      <w:rPr>
+        <w:rFonts w:ascii="Wingdings" w:hAnsi="Wingdings" w:hint="default"/>
+      </w:rPr>
+    </w:lvl>
+  </w:abstractNum>
+  <w:abstractNum w:abstractNumId="10" w15:restartNumberingAfterBreak="0">
     <w:nsid w:val="5EB762D6"/>
     <w:multiLevelType w:val="hybridMultilevel"/>
     <w:tmpl w:val="F6DE6AAC"/>
@@ -4529,7 +6142,7 @@
       </w:pPr>
     </w:lvl>
   </w:abstractNum>
-  <w:abstractNum w:abstractNumId="8" w15:restartNumberingAfterBreak="0">
+  <w:abstractNum w:abstractNumId="11" w15:restartNumberingAfterBreak="0">
     <w:nsid w:val="6C5427A8"/>
     <w:multiLevelType w:val="multilevel"/>
     <w:tmpl w:val="2F5E8A92"/>
@@ -4642,7 +6255,7 @@
       </w:pPr>
     </w:lvl>
   </w:abstractNum>
-  <w:abstractNum w:abstractNumId="9" w15:restartNumberingAfterBreak="0">
+  <w:abstractNum w:abstractNumId="12" w15:restartNumberingAfterBreak="0">
     <w:nsid w:val="790344F7"/>
     <w:multiLevelType w:val="hybridMultilevel"/>
     <w:tmpl w:val="C2EC93A8"/>
@@ -4732,34 +6345,43 @@
     </w:lvl>
   </w:abstractNum>
   <w:num w:numId="1" w16cid:durableId="728457621">
-    <w:abstractNumId w:val="2"/>
+    <w:abstractNumId w:val="4"/>
   </w:num>
   <w:num w:numId="2" w16cid:durableId="1162888779">
+    <w:abstractNumId w:val="11"/>
+  </w:num>
+  <w:num w:numId="3" w16cid:durableId="1146776607">
+    <w:abstractNumId w:val="7"/>
+  </w:num>
+  <w:num w:numId="4" w16cid:durableId="968507647">
     <w:abstractNumId w:val="8"/>
   </w:num>
-  <w:num w:numId="3" w16cid:durableId="1146776607">
+  <w:num w:numId="5" w16cid:durableId="602152161">
     <w:abstractNumId w:val="5"/>
   </w:num>
-  <w:num w:numId="4" w16cid:durableId="968507647">
+  <w:num w:numId="6" w16cid:durableId="420881504">
     <w:abstractNumId w:val="6"/>
   </w:num>
-  <w:num w:numId="5" w16cid:durableId="602152161">
-    <w:abstractNumId w:val="3"/>
-  </w:num>
-  <w:num w:numId="6" w16cid:durableId="420881504">
-    <w:abstractNumId w:val="4"/>
-  </w:num>
   <w:num w:numId="7" w16cid:durableId="213782093">
-    <w:abstractNumId w:val="7"/>
+    <w:abstractNumId w:val="10"/>
   </w:num>
   <w:num w:numId="8" w16cid:durableId="90048804">
-    <w:abstractNumId w:val="9"/>
+    <w:abstractNumId w:val="12"/>
   </w:num>
   <w:num w:numId="9" w16cid:durableId="1554853626">
     <w:abstractNumId w:val="0"/>
   </w:num>
   <w:num w:numId="10" w16cid:durableId="569971750">
+    <w:abstractNumId w:val="2"/>
+  </w:num>
+  <w:num w:numId="11" w16cid:durableId="153691028">
+    <w:abstractNumId w:val="3"/>
+  </w:num>
+  <w:num w:numId="12" w16cid:durableId="1866405484">
     <w:abstractNumId w:val="1"/>
+  </w:num>
+  <w:num w:numId="13" w16cid:durableId="355497066">
+    <w:abstractNumId w:val="9"/>
   </w:num>
 </w:numbering>
 </file>

--- a/Game Dev Challenges and Programming.docx
+++ b/Game Dev Challenges and Programming.docx
@@ -10,11 +10,81 @@
         <w:t>Game Dev Challenges and Programming</w:t>
       </w:r>
     </w:p>
+    <w:p/>
     <w:p>
       <w:pPr>
         <w:jc w:val="center"/>
       </w:pPr>
       <w:r>
+        <w:rPr>
+          <w:noProof/>
+        </w:rPr>
+        <w:drawing>
+          <wp:anchor distT="0" distB="0" distL="114300" distR="114300" simplePos="0" relativeHeight="251662336" behindDoc="0" locked="0" layoutInCell="1" allowOverlap="1" wp14:anchorId="6855DD94" wp14:editId="16F5BEB0">
+            <wp:simplePos x="0" y="0"/>
+            <wp:positionH relativeFrom="margin">
+              <wp:posOffset>1951630</wp:posOffset>
+            </wp:positionH>
+            <wp:positionV relativeFrom="paragraph">
+              <wp:posOffset>-11809</wp:posOffset>
+            </wp:positionV>
+            <wp:extent cx="2033270" cy="1897380"/>
+            <wp:effectExtent l="0" t="0" r="5080" b="7620"/>
+            <wp:wrapTopAndBottom/>
+            <wp:docPr id="484856381" name="Picture 1"/>
+            <wp:cNvGraphicFramePr>
+              <a:graphicFrameLocks xmlns:a="http://schemas.openxmlformats.org/drawingml/2006/main" noChangeAspect="1"/>
+            </wp:cNvGraphicFramePr>
+            <a:graphic xmlns:a="http://schemas.openxmlformats.org/drawingml/2006/main">
+              <a:graphicData uri="http://schemas.openxmlformats.org/drawingml/2006/picture">
+                <pic:pic xmlns:pic="http://schemas.openxmlformats.org/drawingml/2006/picture">
+                  <pic:nvPicPr>
+                    <pic:cNvPr id="0" name="Picture 1"/>
+                    <pic:cNvPicPr>
+                      <a:picLocks noChangeAspect="1" noChangeArrowheads="1"/>
+                    </pic:cNvPicPr>
+                  </pic:nvPicPr>
+                  <pic:blipFill>
+                    <a:blip>
+                      <a:extLst>
+                        <a:ext uri="{28A0092B-C50C-407E-A947-70E740481C1C}">
+                          <a14:useLocalDpi xmlns:a14="http://schemas.microsoft.com/office/drawing/2010/main" val="0"/>
+                        </a:ext>
+                      </a:extLst>
+                    </a:blip>
+                    <a:srcRect/>
+                    <a:stretch>
+                      <a:fillRect/>
+                    </a:stretch>
+                  </pic:blipFill>
+                  <pic:spPr bwMode="auto">
+                    <a:xfrm>
+                      <a:off x="0" y="0"/>
+                      <a:ext cx="2033270" cy="1897380"/>
+                    </a:xfrm>
+                    <a:prstGeom prst="rect">
+                      <a:avLst/>
+                    </a:prstGeom>
+                    <a:ln>
+                      <a:noFill/>
+                    </a:ln>
+                    <a:effectLst>
+                      <a:softEdge rad="112500"/>
+                    </a:effectLst>
+                  </pic:spPr>
+                </pic:pic>
+              </a:graphicData>
+            </a:graphic>
+            <wp14:sizeRelH relativeFrom="margin">
+              <wp14:pctWidth>0</wp14:pctWidth>
+            </wp14:sizeRelH>
+            <wp14:sizeRelV relativeFrom="margin">
+              <wp14:pctHeight>0</wp14:pctHeight>
+            </wp14:sizeRelV>
+          </wp:anchor>
+        </w:drawing>
+      </w:r>
+      <w:r>
         <w:t>A book by ADSkeptic</w:t>
       </w:r>
       <w:r>
@@ -26,6 +96,7 @@
         <w:pStyle w:val="Heading2"/>
       </w:pPr>
       <w:r>
+        <w:lastRenderedPageBreak/>
         <w:t>Basic Concepts</w:t>
       </w:r>
     </w:p>
@@ -84,6 +155,9 @@
         <w:t>by my wiser dictionary</w:t>
       </w:r>
       <w:r>
+        <w:t xml:space="preserve"> (or so I believe!)</w:t>
+      </w:r>
+      <w:r>
         <w:t xml:space="preserve">, is </w:t>
       </w:r>
       <w:r>
@@ -122,8 +196,227 @@
         <w:pStyle w:val="Heading4"/>
       </w:pPr>
       <w:r>
+        <w:t>Assets</w:t>
+      </w:r>
+    </w:p>
+    <w:p>
+      <w:pPr>
+        <w:pStyle w:val="Heading5"/>
+      </w:pPr>
+      <w:r>
+        <w:t>Mesh</w:t>
+      </w:r>
+    </w:p>
+    <w:p>
+      <w:r>
+        <w:t>An actual “physical”</w:t>
+      </w:r>
+      <w:r>
+        <w:t xml:space="preserve"> object in the world.</w:t>
+      </w:r>
+    </w:p>
+    <w:p>
+      <w:pPr>
+        <w:pStyle w:val="Heading5"/>
+      </w:pPr>
+      <w:r>
+        <w:t>Textures</w:t>
+      </w:r>
+    </w:p>
+    <w:p>
+      <w:r>
+        <w:t xml:space="preserve">Are 2D </w:t>
+      </w:r>
+      <w:r>
+        <w:t>images used for different purposes</w:t>
+      </w:r>
+      <w:r>
+        <w:t>. There are different variations of textures defining</w:t>
+      </w:r>
+      <w:r>
+        <w:t xml:space="preserve"> an equally necessary aspect of </w:t>
+      </w:r>
+      <w:r>
+        <w:t>for it’s</w:t>
+      </w:r>
+      <w:r>
+        <w:t xml:space="preserve"> mapping.</w:t>
+      </w:r>
+    </w:p>
+    <w:p>
+      <w:pPr>
+        <w:pStyle w:val="Heading6"/>
+      </w:pPr>
+      <w:r>
+        <w:t>Noise</w:t>
+      </w:r>
+    </w:p>
+    <w:p>
+      <w:r>
+        <w:t>A layer containing procedurally generated</w:t>
+      </w:r>
+      <w:r>
+        <w:t xml:space="preserve"> values</w:t>
+      </w:r>
+      <w:r>
+        <w:t xml:space="preserve"> according to an </w:t>
+      </w:r>
+      <w:r>
+        <w:t xml:space="preserve">Algorithm to be later used for </w:t>
+      </w:r>
+      <w:r>
+        <w:t xml:space="preserve">creating </w:t>
+      </w:r>
+      <w:r>
+        <w:t xml:space="preserve">texture </w:t>
+      </w:r>
+      <w:r>
+        <w:t xml:space="preserve">patterns </w:t>
+      </w:r>
+      <w:r>
+        <w:t>basically.</w:t>
+      </w:r>
+    </w:p>
+    <w:p/>
+    <w:p>
+      <w:pPr>
+        <w:pStyle w:val="Heading6"/>
+      </w:pPr>
+      <w:r>
         <w:lastRenderedPageBreak/>
-        <w:t>Assets</w:t>
+        <w:t>Albedo Map / Di</w:t>
+      </w:r>
+      <w:r>
+        <w:t>f</w:t>
+      </w:r>
+      <w:r>
+        <w:t>fuse Map</w:t>
+      </w:r>
+    </w:p>
+    <w:p>
+      <w:r>
+        <w:t>Is the image itself</w:t>
+      </w:r>
+      <w:r>
+        <w:t xml:space="preserve"> that’s usually meant to “coat” a mesh.</w:t>
+      </w:r>
+    </w:p>
+    <w:p>
+      <w:pPr>
+        <w:pStyle w:val="Heading6"/>
+      </w:pPr>
+      <w:r>
+        <w:t>Height Map</w:t>
+      </w:r>
+      <w:r>
+        <w:t xml:space="preserve"> / Grayscale</w:t>
+      </w:r>
+    </w:p>
+    <w:p>
+      <w:r>
+        <w:t xml:space="preserve">A drawing using grayscale </w:t>
+      </w:r>
+      <w:r>
+        <w:t xml:space="preserve">color range </w:t>
+      </w:r>
+      <w:r>
+        <w:t>where the</w:t>
+      </w:r>
+      <w:r>
+        <w:t xml:space="preserve"> higher/extruding points are </w:t>
+      </w:r>
+      <w:r>
+        <w:t xml:space="preserve">usually </w:t>
+      </w:r>
+      <w:r>
+        <w:t>brighter.</w:t>
+      </w:r>
+    </w:p>
+    <w:p>
+      <w:r>
+        <w:t xml:space="preserve">Make sure the contrast </w:t>
+      </w:r>
+      <w:r>
+        <w:t xml:space="preserve">is enough to </w:t>
+      </w:r>
+      <w:r>
+        <w:t>depict</w:t>
+      </w:r>
+      <w:r>
+        <w:t xml:space="preserve"> the separation of details or you’ll end up with a big blob.</w:t>
+      </w:r>
+    </w:p>
+    <w:p>
+      <w:pPr>
+        <w:pStyle w:val="Heading6"/>
+      </w:pPr>
+      <w:r>
+        <w:t>Normal Map</w:t>
+      </w:r>
+    </w:p>
+    <w:p>
+      <w:r>
+        <w:t>Replaces RGB</w:t>
+      </w:r>
+      <w:r>
+        <w:t xml:space="preserve"> </w:t>
+      </w:r>
+      <w:r>
+        <w:t>with</w:t>
+      </w:r>
+      <w:r>
+        <w:t xml:space="preserve"> </w:t>
+      </w:r>
+      <w:r>
+        <w:t>surface info</w:t>
+      </w:r>
+      <w:r>
+        <w:t xml:space="preserve"> </w:t>
+      </w:r>
+      <w:r>
+        <w:t>(</w:t>
+      </w:r>
+      <w:r>
+        <w:t>“extrusion” and the like</w:t>
+      </w:r>
+      <w:r>
+        <w:t>)</w:t>
+      </w:r>
+      <w:r>
+        <w:t xml:space="preserve"> in</w:t>
+      </w:r>
+      <w:r>
+        <w:t xml:space="preserve"> xyz.</w:t>
+      </w:r>
+    </w:p>
+    <w:p>
+      <w:r>
+        <w:t>Used for fake lighting detail</w:t>
+      </w:r>
+      <w:r>
+        <w:t>s</w:t>
+      </w:r>
+      <w:r>
+        <w:t>.</w:t>
+      </w:r>
+    </w:p>
+    <w:p>
+      <w:pPr>
+        <w:pStyle w:val="Heading6"/>
+      </w:pPr>
+      <w:r>
+        <w:t>Mask Map / Control Map</w:t>
+      </w:r>
+      <w:r>
+        <w:t xml:space="preserve"> / Alpha Mask/ Opacity Mask / Roughness Mask / Gloss Mask</w:t>
+      </w:r>
+      <w:r>
+        <w:t xml:space="preserve"> / Specular Mask</w:t>
+      </w:r>
+    </w:p>
+    <w:p>
+      <w:r>
+        <w:t>Controls where and how effects apply.</w:t>
       </w:r>
     </w:p>
     <w:p>
@@ -131,286 +424,67 @@
         <w:pStyle w:val="Heading5"/>
       </w:pPr>
       <w:r>
-        <w:t>Mesh</w:t>
-      </w:r>
-    </w:p>
-    <w:p>
-      <w:r>
-        <w:t>An actual “physical”</w:t>
-      </w:r>
-      <w:r>
-        <w:t xml:space="preserve"> object in the world.</w:t>
-      </w:r>
-    </w:p>
+        <w:t>Materials</w:t>
+      </w:r>
+    </w:p>
+    <w:p>
+      <w:r>
+        <w:t>These are</w:t>
+      </w:r>
+      <w:r>
+        <w:t xml:space="preserve"> shader setups</w:t>
+      </w:r>
+      <w:r>
+        <w:t xml:space="preserve"> </w:t>
+      </w:r>
+      <w:r>
+        <w:t>defining how to take textures</w:t>
+      </w:r>
+      <w:r>
+        <w:t xml:space="preserve"> and simulate. They are instructions for rendering data</w:t>
+      </w:r>
+      <w:r>
+        <w:t xml:space="preserve"> and are mainly concerned about</w:t>
+      </w:r>
+      <w:r>
+        <w:t xml:space="preserve"> how to render things on</w:t>
+      </w:r>
+      <w:r>
+        <w:t xml:space="preserve"> “surfaces”.</w:t>
+      </w:r>
+      <w:r>
+        <w:t xml:space="preserve"> </w:t>
+      </w:r>
+    </w:p>
+    <w:p>
+      <w:pPr>
+        <w:pStyle w:val="Heading6"/>
+      </w:pPr>
+      <w:r>
+        <w:lastRenderedPageBreak/>
+        <w:t>Material Instances</w:t>
+      </w:r>
+    </w:p>
+    <w:p>
+      <w:r>
+        <w:t>Tweaked version of material</w:t>
+      </w:r>
+      <w:r>
+        <w:t xml:space="preserve"> still reliant on the base version</w:t>
+      </w:r>
+      <w:r>
+        <w:t>.</w:t>
+      </w:r>
+      <w:r>
+        <w:t xml:space="preserve"> e.g: We have a Sky material then we create a morning on outta it </w:t>
+      </w:r>
+    </w:p>
+    <w:p/>
     <w:p>
       <w:pPr>
         <w:pStyle w:val="Heading5"/>
       </w:pPr>
       <w:r>
-        <w:t>Textures</w:t>
-      </w:r>
-    </w:p>
-    <w:p>
-      <w:r>
-        <w:t xml:space="preserve">Are 2D </w:t>
-      </w:r>
-      <w:r>
-        <w:t>images used for different purposes</w:t>
-      </w:r>
-      <w:r>
-        <w:t>. There are different variations of textures defining</w:t>
-      </w:r>
-      <w:r>
-        <w:t xml:space="preserve"> an equally necessary aspect of </w:t>
-      </w:r>
-      <w:r>
-        <w:t>for it’s</w:t>
-      </w:r>
-      <w:r>
-        <w:t xml:space="preserve"> mapping.</w:t>
-      </w:r>
-    </w:p>
-    <w:p>
-      <w:pPr>
-        <w:pStyle w:val="Heading6"/>
-      </w:pPr>
-      <w:r>
-        <w:t>Noise</w:t>
-      </w:r>
-    </w:p>
-    <w:p>
-      <w:r>
-        <w:t>A layer containing procedurally generated</w:t>
-      </w:r>
-      <w:r>
-        <w:t xml:space="preserve"> values</w:t>
-      </w:r>
-      <w:r>
-        <w:t xml:space="preserve"> according to an </w:t>
-      </w:r>
-      <w:r>
-        <w:t xml:space="preserve">Algorithm to be later used for </w:t>
-      </w:r>
-      <w:r>
-        <w:t xml:space="preserve">creating </w:t>
-      </w:r>
-      <w:r>
-        <w:t xml:space="preserve">texture </w:t>
-      </w:r>
-      <w:r>
-        <w:t xml:space="preserve">patterns </w:t>
-      </w:r>
-      <w:r>
-        <w:t>basically.</w:t>
-      </w:r>
-    </w:p>
-    <w:p/>
-    <w:p>
-      <w:pPr>
-        <w:pStyle w:val="Heading6"/>
-      </w:pPr>
-      <w:r>
-        <w:t>Albedo Map / Di</w:t>
-      </w:r>
-      <w:r>
-        <w:t>f</w:t>
-      </w:r>
-      <w:r>
-        <w:t>fuse Map</w:t>
-      </w:r>
-    </w:p>
-    <w:p>
-      <w:r>
-        <w:t>Is the image itself</w:t>
-      </w:r>
-      <w:r>
-        <w:t xml:space="preserve"> that’s usually meant to “coat” a mesh.</w:t>
-      </w:r>
-    </w:p>
-    <w:p>
-      <w:pPr>
-        <w:pStyle w:val="Heading6"/>
-      </w:pPr>
-      <w:r>
-        <w:t>Height Map</w:t>
-      </w:r>
-      <w:r>
-        <w:t xml:space="preserve"> / Grayscale</w:t>
-      </w:r>
-    </w:p>
-    <w:p>
-      <w:r>
-        <w:t xml:space="preserve">A drawing using grayscale </w:t>
-      </w:r>
-      <w:r>
-        <w:t xml:space="preserve">color range </w:t>
-      </w:r>
-      <w:r>
-        <w:t>where the</w:t>
-      </w:r>
-      <w:r>
-        <w:t xml:space="preserve"> higher/extruding points are </w:t>
-      </w:r>
-      <w:r>
-        <w:t xml:space="preserve">usually </w:t>
-      </w:r>
-      <w:r>
-        <w:t>brighter.</w:t>
-      </w:r>
-    </w:p>
-    <w:p>
-      <w:r>
-        <w:t xml:space="preserve">Make sure the contrast </w:t>
-      </w:r>
-      <w:r>
-        <w:t xml:space="preserve">is enough to </w:t>
-      </w:r>
-      <w:r>
-        <w:t>depict</w:t>
-      </w:r>
-      <w:r>
-        <w:t xml:space="preserve"> the separation of details or you’ll end up with a big blob.</w:t>
-      </w:r>
-    </w:p>
-    <w:p>
-      <w:pPr>
-        <w:pStyle w:val="Heading6"/>
-      </w:pPr>
-      <w:r>
-        <w:lastRenderedPageBreak/>
-        <w:t>Normal Map</w:t>
-      </w:r>
-    </w:p>
-    <w:p>
-      <w:r>
-        <w:t>Replaces RGB</w:t>
-      </w:r>
-      <w:r>
-        <w:t xml:space="preserve"> </w:t>
-      </w:r>
-      <w:r>
-        <w:t>with</w:t>
-      </w:r>
-      <w:r>
-        <w:t xml:space="preserve"> </w:t>
-      </w:r>
-      <w:r>
-        <w:t>surface info</w:t>
-      </w:r>
-      <w:r>
-        <w:t xml:space="preserve"> </w:t>
-      </w:r>
-      <w:r>
-        <w:t>(</w:t>
-      </w:r>
-      <w:r>
-        <w:t>“extrusion” and the like</w:t>
-      </w:r>
-      <w:r>
-        <w:t>)</w:t>
-      </w:r>
-      <w:r>
-        <w:t xml:space="preserve"> in</w:t>
-      </w:r>
-      <w:r>
-        <w:t xml:space="preserve"> xyz.</w:t>
-      </w:r>
-    </w:p>
-    <w:p>
-      <w:r>
-        <w:t>Used for fake lighting detail</w:t>
-      </w:r>
-      <w:r>
-        <w:t>s</w:t>
-      </w:r>
-      <w:r>
-        <w:t>.</w:t>
-      </w:r>
-    </w:p>
-    <w:p>
-      <w:pPr>
-        <w:pStyle w:val="Heading6"/>
-      </w:pPr>
-      <w:r>
-        <w:t>Mask Map / Control Map</w:t>
-      </w:r>
-      <w:r>
-        <w:t xml:space="preserve"> / Alpha Mask/ Opacity Mask / Roughness Mask / Gloss Mask</w:t>
-      </w:r>
-      <w:r>
-        <w:t xml:space="preserve"> / Specular Mask</w:t>
-      </w:r>
-    </w:p>
-    <w:p>
-      <w:r>
-        <w:t>Controls where and how effects apply.</w:t>
-      </w:r>
-    </w:p>
-    <w:p>
-      <w:pPr>
-        <w:pStyle w:val="Heading5"/>
-      </w:pPr>
-      <w:r>
-        <w:t>Materials</w:t>
-      </w:r>
-    </w:p>
-    <w:p>
-      <w:r>
-        <w:t>These are</w:t>
-      </w:r>
-      <w:r>
-        <w:t xml:space="preserve"> shader setups</w:t>
-      </w:r>
-      <w:r>
-        <w:t xml:space="preserve"> </w:t>
-      </w:r>
-      <w:r>
-        <w:t>defining how to take textures</w:t>
-      </w:r>
-      <w:r>
-        <w:t xml:space="preserve"> and simulate. They are instructions for rendering data</w:t>
-      </w:r>
-      <w:r>
-        <w:t xml:space="preserve"> and are mainly concerned about</w:t>
-      </w:r>
-      <w:r>
-        <w:t xml:space="preserve"> how to render things on</w:t>
-      </w:r>
-      <w:r>
-        <w:t xml:space="preserve"> “surfaces”.</w:t>
-      </w:r>
-      <w:r>
-        <w:t xml:space="preserve"> </w:t>
-      </w:r>
-    </w:p>
-    <w:p>
-      <w:pPr>
-        <w:pStyle w:val="Heading6"/>
-      </w:pPr>
-      <w:r>
-        <w:t>Material Instances</w:t>
-      </w:r>
-    </w:p>
-    <w:p>
-      <w:r>
-        <w:t>Tweaked version of material</w:t>
-      </w:r>
-      <w:r>
-        <w:t xml:space="preserve"> still reliant on the base version</w:t>
-      </w:r>
-      <w:r>
-        <w:t>.</w:t>
-      </w:r>
-      <w:r>
-        <w:t xml:space="preserve"> e.g: We have a Sky material then we create a morning on outta it </w:t>
-      </w:r>
-    </w:p>
-    <w:p/>
-    <w:p>
-      <w:pPr>
-        <w:pStyle w:val="Heading5"/>
-      </w:pPr>
-      <w:r>
         <w:t>Cell</w:t>
       </w:r>
     </w:p>
@@ -420,9 +494,6 @@
       </w:r>
       <w:r>
         <w:br/>
-      </w:r>
-      <w:r>
-        <w:lastRenderedPageBreak/>
         <w:t xml:space="preserve">From open world games to linear ones they all use this system but in open world ones typically the world loading should happen by more estimations and according to variables such as draw distance and player location to keep the open world from being loaded late.  </w:t>
       </w:r>
     </w:p>
@@ -465,6 +536,7 @@
         <w:pStyle w:val="Heading4"/>
       </w:pPr>
       <w:r>
+        <w:lastRenderedPageBreak/>
         <w:t>Pipelining</w:t>
       </w:r>
     </w:p>
@@ -651,450 +723,450 @@
           <w:b/>
           <w:bCs/>
         </w:rPr>
+        <w:t>origin</w:t>
+      </w:r>
+      <w:r>
+        <w:rPr>
+          <w:b/>
+          <w:bCs/>
+        </w:rPr>
+        <w:t>/starting</w:t>
+      </w:r>
+      <w:r>
+        <w:rPr>
+          <w:b/>
+          <w:bCs/>
+        </w:rPr>
+        <w:t xml:space="preserve"> point</w:t>
+      </w:r>
+      <w:r>
+        <w:t>.</w:t>
+      </w:r>
+      <w:r>
+        <w:t xml:space="preserve"> The extra stuff such as </w:t>
+      </w:r>
+      <w:r>
+        <w:t>the direction of axis</w:t>
+      </w:r>
+      <w:r>
+        <w:t xml:space="preserve">, </w:t>
+      </w:r>
+      <w:r>
+        <w:t>the</w:t>
+      </w:r>
+      <w:r>
+        <w:t xml:space="preserve"> </w:t>
+      </w:r>
+      <w:r>
+        <w:t>domain</w:t>
+      </w:r>
+      <w:r>
+        <w:t>s they cover</w:t>
+      </w:r>
+      <w:r>
+        <w:t xml:space="preserve"> (in which</w:t>
+      </w:r>
+      <w:r>
+        <w:t xml:space="preserve"> our shapes/vertices can exist</w:t>
+      </w:r>
+      <w:r>
+        <w:t>)</w:t>
+      </w:r>
+      <w:r>
+        <w:t>, the</w:t>
+      </w:r>
+      <w:r>
+        <w:t>ir</w:t>
+      </w:r>
+      <w:r>
+        <w:t xml:space="preserve"> established origin</w:t>
+      </w:r>
+      <w:r>
+        <w:t xml:space="preserve"> </w:t>
+      </w:r>
+      <w:r>
+        <w:t>point implementation</w:t>
+      </w:r>
+      <w:r>
+        <w:t>s</w:t>
+      </w:r>
+      <w:r>
+        <w:t xml:space="preserve"> </w:t>
+      </w:r>
+      <w:r>
+        <w:t>and</w:t>
+      </w:r>
+      <w:r>
+        <w:t xml:space="preserve"> etc</w:t>
+      </w:r>
+      <w:r>
+        <w:t xml:space="preserve"> may or may not be defined as a part of the coordinate system and are usually</w:t>
+      </w:r>
+      <w:r>
+        <w:t xml:space="preserve"> </w:t>
+      </w:r>
+      <w:r>
+        <w:rPr>
+          <w:b/>
+          <w:bCs/>
+        </w:rPr>
+        <w:t>implementation dependent</w:t>
+      </w:r>
+      <w:r>
+        <w:rPr>
+          <w:b/>
+          <w:bCs/>
+        </w:rPr>
+        <w:t xml:space="preserve"> coordinate</w:t>
+      </w:r>
+      <w:r>
+        <w:rPr>
+          <w:b/>
+          <w:bCs/>
+        </w:rPr>
+        <w:t xml:space="preserve"> con</w:t>
+      </w:r>
+      <w:r>
+        <w:rPr>
+          <w:b/>
+          <w:bCs/>
+        </w:rPr>
+        <w:t>v</w:t>
+      </w:r>
+      <w:r>
+        <w:rPr>
+          <w:b/>
+          <w:bCs/>
+        </w:rPr>
+        <w:t>entions</w:t>
+      </w:r>
+      <w:r>
+        <w:t>.</w:t>
+      </w:r>
+      <w:r>
+        <w:t xml:space="preserve"> </w:t>
+      </w:r>
+      <w:r>
+        <w:t>Consequently for each shape to be able to</w:t>
+      </w:r>
+      <w:r>
+        <w:t xml:space="preserve"> </w:t>
+      </w:r>
+      <w:r>
+        <w:t>independently exist it would n</w:t>
+      </w:r>
+      <w:r>
+        <w:t>eed to</w:t>
+      </w:r>
+      <w:r>
+        <w:t xml:space="preserve"> locally</w:t>
+      </w:r>
+      <w:r>
+        <w:t>:</w:t>
+      </w:r>
+    </w:p>
+    <w:p>
+      <w:r>
+        <w:t xml:space="preserve">- Decide it’s coordinate </w:t>
+      </w:r>
+      <w:r>
+        <w:t>s</w:t>
+      </w:r>
+      <w:r>
+        <w:t>ystem</w:t>
+      </w:r>
+      <w:r>
+        <w:t>,</w:t>
+      </w:r>
+      <w:r>
+        <w:t xml:space="preserve"> establish the</w:t>
+      </w:r>
+      <w:r>
+        <w:t xml:space="preserve"> conventions (</w:t>
+      </w:r>
+      <w:r>
+        <w:t>origin</w:t>
+      </w:r>
+      <w:r>
+        <w:t>, directions etc)</w:t>
+      </w:r>
+      <w:r>
+        <w:t xml:space="preserve"> </w:t>
+      </w:r>
+    </w:p>
+    <w:p>
+      <w:r>
+        <w:t>-</w:t>
+      </w:r>
+      <w:r>
+        <w:t xml:space="preserve"> Define it’s own local axis</w:t>
+      </w:r>
+      <w:r>
+        <w:t>, in relativism to which</w:t>
+      </w:r>
+      <w:r>
+        <w:t>,</w:t>
+      </w:r>
+      <w:r>
+        <w:t xml:space="preserve"> it</w:t>
+      </w:r>
+      <w:r>
+        <w:t xml:space="preserve"> settles things</w:t>
+      </w:r>
+      <w:r>
+        <w:t xml:space="preserve"> (things being vertices in computer graphics)</w:t>
+      </w:r>
+      <w:r>
+        <w:t>.</w:t>
+      </w:r>
+    </w:p>
+    <w:p>
+      <w:r>
+        <w:t xml:space="preserve">The real challenge is that </w:t>
+      </w:r>
+      <w:r>
+        <w:t>the</w:t>
+      </w:r>
+      <w:r>
+        <w:t xml:space="preserve"> </w:t>
+      </w:r>
+      <w:r>
+        <w:rPr>
+          <w:b/>
+          <w:bCs/>
+        </w:rPr>
+        <w:t>implementation dependent coordinate conventions</w:t>
+      </w:r>
+      <w:r>
+        <w:rPr>
+          <w:b/>
+          <w:bCs/>
+        </w:rPr>
+        <w:t xml:space="preserve"> </w:t>
+      </w:r>
+      <w:r>
+        <w:t xml:space="preserve"> could </w:t>
+      </w:r>
+      <w:r>
+        <w:t xml:space="preserve">demand </w:t>
+      </w:r>
+      <w:r>
+        <w:t>different orders/settings</w:t>
+      </w:r>
+      <w:r>
+        <w:t xml:space="preserve"> according to what they a</w:t>
+      </w:r>
+      <w:r>
+        <w:t>re prioritizing.</w:t>
+      </w:r>
+    </w:p>
+    <w:p>
+      <w:r>
+        <w:t>(</w:t>
+      </w:r>
+      <w:r>
+        <w:t>I know it sounds difficult to understand but b</w:t>
+      </w:r>
+      <w:r>
+        <w:t>efore giving up look at the example it’ll help you understand</w:t>
+      </w:r>
+      <w:r>
+        <w:t>)</w:t>
+      </w:r>
+    </w:p>
+    <w:p>
+      <w:r>
+        <w:t>e.g:</w:t>
+      </w:r>
+      <w:r>
+        <w:t xml:space="preserve"> Normally on pap</w:t>
+      </w:r>
+      <w:r>
+        <w:t xml:space="preserve">er we consider the x,y coordinate system </w:t>
+      </w:r>
+      <w:r>
+        <w:t xml:space="preserve"> with x and y ax</w:t>
+      </w:r>
+      <w:r>
+        <w:t>es</w:t>
+      </w:r>
+      <w:r>
+        <w:t xml:space="preserve"> in which</w:t>
+      </w:r>
+      <w:r>
+        <w:t>:</w:t>
+      </w:r>
+    </w:p>
+    <w:p>
+      <w:r>
         <w:lastRenderedPageBreak/>
-        <w:t>origin</w:t>
-      </w:r>
-      <w:r>
-        <w:rPr>
-          <w:b/>
-          <w:bCs/>
-        </w:rPr>
-        <w:t>/starting</w:t>
-      </w:r>
-      <w:r>
-        <w:rPr>
-          <w:b/>
-          <w:bCs/>
-        </w:rPr>
-        <w:t xml:space="preserve"> point</w:t>
+        <w:t>-</w:t>
+      </w:r>
+      <w:r>
+        <w:t xml:space="preserve"> </w:t>
+      </w:r>
+      <w:r>
+        <w:t xml:space="preserve">x </w:t>
+      </w:r>
+      <w:r>
+        <w:t>a</w:t>
+      </w:r>
+      <w:r>
+        <w:t xml:space="preserve"> horizontal</w:t>
+      </w:r>
+      <w:r>
+        <w:t xml:space="preserve"> and </w:t>
+      </w:r>
+      <w:r>
+        <w:t xml:space="preserve">y </w:t>
+      </w:r>
+      <w:r>
+        <w:t>a</w:t>
+      </w:r>
+      <w:r>
+        <w:t xml:space="preserve"> vertical</w:t>
+      </w:r>
+      <w:r>
+        <w:t xml:space="preserve"> axis</w:t>
       </w:r>
       <w:r>
         <w:t>.</w:t>
       </w:r>
-      <w:r>
-        <w:t xml:space="preserve"> The extra stuff such as </w:t>
-      </w:r>
-      <w:r>
-        <w:t>the direction of axis</w:t>
-      </w:r>
-      <w:r>
-        <w:t xml:space="preserve">, </w:t>
-      </w:r>
-      <w:r>
-        <w:t>the</w:t>
+    </w:p>
+    <w:p>
+      <w:r>
+        <w:t>-</w:t>
       </w:r>
       <w:r>
         <w:t xml:space="preserve"> </w:t>
       </w:r>
       <w:r>
-        <w:t>domain</w:t>
-      </w:r>
-      <w:r>
-        <w:t>s they cover</w:t>
-      </w:r>
-      <w:r>
-        <w:t xml:space="preserve"> (in which</w:t>
-      </w:r>
-      <w:r>
-        <w:t xml:space="preserve"> our shapes/vertices can exist</w:t>
+        <w:t>A</w:t>
+      </w:r>
+      <w:r>
+        <w:t xml:space="preserve"> single origin</w:t>
+      </w:r>
+      <w:r>
+        <w:t xml:space="preserve"> is set </w:t>
+      </w:r>
+      <w:r>
+        <w:t xml:space="preserve"> for </w:t>
+      </w:r>
+      <w:r>
+        <w:t>both axis</w:t>
+      </w:r>
+      <w:r>
+        <w:t xml:space="preserve">, by convention </w:t>
+      </w:r>
+      <w:r>
+        <w:t>at the middle of the paper</w:t>
+      </w:r>
+      <w:r>
+        <w:t>.</w:t>
+      </w:r>
+    </w:p>
+    <w:p>
+      <w:r>
+        <w:t>- A single</w:t>
+      </w:r>
+      <w:r>
+        <w:t xml:space="preserve"> </w:t>
+      </w:r>
+      <w:r>
+        <w:t>fixed</w:t>
+      </w:r>
+      <w:r>
+        <w:t xml:space="preserve"> universal</w:t>
+      </w:r>
+      <w:r>
+        <w:t xml:space="preserve"> measuring unit</w:t>
+      </w:r>
+      <w:r>
+        <w:t xml:space="preserve"> is used</w:t>
+      </w:r>
+      <w:r>
+        <w:t>.</w:t>
+      </w:r>
+      <w:r>
+        <w:t xml:space="preserve"> </w:t>
+      </w:r>
+    </w:p>
+    <w:p>
+      <w:r>
+        <w:t>- The directio</w:t>
+      </w:r>
+      <w:r>
+        <w:t xml:space="preserve">n of </w:t>
+      </w:r>
+      <w:r>
+        <w:t xml:space="preserve">x </w:t>
+      </w:r>
+      <w:r>
+        <w:t>left to right (</w:t>
+      </w:r>
+      <w:r>
+        <w:t xml:space="preserve">values increase </w:t>
+      </w:r>
+      <w:r>
+        <w:t xml:space="preserve">from </w:t>
+      </w:r>
+      <w:r>
+        <w:t>0</w:t>
+      </w:r>
+      <w:r>
+        <w:t xml:space="preserve"> </w:t>
+      </w:r>
+      <w:r>
+        <w:t>rightward</w:t>
+      </w:r>
+      <w:r>
+        <w:t>,</w:t>
+      </w:r>
+      <w:r>
+        <w:t xml:space="preserve"> </w:t>
+      </w:r>
+      <w:r>
+        <w:t>decrease</w:t>
+      </w:r>
+      <w:r>
+        <w:t xml:space="preserve"> from </w:t>
+      </w:r>
+      <w:r>
+        <w:t>0</w:t>
+      </w:r>
+      <w:r>
+        <w:t xml:space="preserve"> leftward</w:t>
       </w:r>
       <w:r>
         <w:t>)</w:t>
       </w:r>
       <w:r>
-        <w:t>, the</w:t>
-      </w:r>
-      <w:r>
-        <w:t>ir</w:t>
-      </w:r>
-      <w:r>
-        <w:t xml:space="preserve"> established origin</w:t>
-      </w:r>
-      <w:r>
-        <w:t xml:space="preserve"> </w:t>
-      </w:r>
-      <w:r>
-        <w:t>point implementation</w:t>
-      </w:r>
-      <w:r>
-        <w:t>s</w:t>
-      </w:r>
-      <w:r>
-        <w:t xml:space="preserve"> </w:t>
-      </w:r>
-      <w:r>
-        <w:t>and</w:t>
-      </w:r>
-      <w:r>
-        <w:t xml:space="preserve"> etc</w:t>
-      </w:r>
-      <w:r>
-        <w:t xml:space="preserve"> may or may not be defined as a part of the coordinate system and are usually</w:t>
-      </w:r>
-      <w:r>
-        <w:t xml:space="preserve"> </w:t>
-      </w:r>
-      <w:r>
-        <w:rPr>
-          <w:b/>
-          <w:bCs/>
-        </w:rPr>
-        <w:t>implementation dependent</w:t>
-      </w:r>
-      <w:r>
-        <w:rPr>
-          <w:b/>
-          <w:bCs/>
-        </w:rPr>
-        <w:t xml:space="preserve"> coordinate</w:t>
-      </w:r>
-      <w:r>
-        <w:rPr>
-          <w:b/>
-          <w:bCs/>
-        </w:rPr>
-        <w:t xml:space="preserve"> con</w:t>
-      </w:r>
-      <w:r>
-        <w:rPr>
-          <w:b/>
-          <w:bCs/>
-        </w:rPr>
-        <w:t>v</w:t>
-      </w:r>
-      <w:r>
-        <w:rPr>
-          <w:b/>
-          <w:bCs/>
-        </w:rPr>
-        <w:t>entions</w:t>
+        <w:t xml:space="preserve"> and the direction of </w:t>
+      </w:r>
+      <w:r>
+        <w:t>y</w:t>
+      </w:r>
+      <w:r>
+        <w:t xml:space="preserve"> increases bottom up</w:t>
+      </w:r>
+      <w:r>
+        <w:t xml:space="preserve"> (values increase since </w:t>
+      </w:r>
+      <w:r>
+        <w:t xml:space="preserve">0 </w:t>
+      </w:r>
+      <w:r>
+        <w:t xml:space="preserve">upward and decrease since </w:t>
+      </w:r>
+      <w:r>
+        <w:t xml:space="preserve">0 </w:t>
+      </w:r>
+      <w:r>
+        <w:t>downward)</w:t>
       </w:r>
       <w:r>
         <w:t>.</w:t>
       </w:r>
-      <w:r>
-        <w:t xml:space="preserve"> </w:t>
-      </w:r>
-      <w:r>
-        <w:t>Consequently for each shape to be able to</w:t>
-      </w:r>
-      <w:r>
-        <w:t xml:space="preserve"> </w:t>
-      </w:r>
-      <w:r>
-        <w:t>independently exist it would n</w:t>
-      </w:r>
-      <w:r>
-        <w:t>eed to</w:t>
-      </w:r>
-      <w:r>
-        <w:t xml:space="preserve"> locally</w:t>
-      </w:r>
-      <w:r>
-        <w:t>:</w:t>
-      </w:r>
-    </w:p>
-    <w:p>
-      <w:r>
-        <w:t xml:space="preserve">- Decide it’s coordinate </w:t>
-      </w:r>
-      <w:r>
-        <w:t>s</w:t>
-      </w:r>
-      <w:r>
-        <w:t>ystem</w:t>
-      </w:r>
-      <w:r>
-        <w:t>,</w:t>
-      </w:r>
-      <w:r>
-        <w:t xml:space="preserve"> establish the</w:t>
-      </w:r>
-      <w:r>
-        <w:t xml:space="preserve"> conventions (</w:t>
-      </w:r>
-      <w:r>
-        <w:t>origin</w:t>
-      </w:r>
-      <w:r>
-        <w:t>, directions etc)</w:t>
-      </w:r>
-      <w:r>
-        <w:t xml:space="preserve"> </w:t>
-      </w:r>
-    </w:p>
-    <w:p>
-      <w:r>
-        <w:t>-</w:t>
-      </w:r>
-      <w:r>
-        <w:t xml:space="preserve"> Define it’s own local axis</w:t>
-      </w:r>
-      <w:r>
-        <w:t>, in relativism to which</w:t>
-      </w:r>
-      <w:r>
-        <w:t>,</w:t>
-      </w:r>
-      <w:r>
-        <w:t xml:space="preserve"> it</w:t>
-      </w:r>
-      <w:r>
-        <w:t xml:space="preserve"> settles things</w:t>
-      </w:r>
-      <w:r>
-        <w:t xml:space="preserve"> (things being vertices in computer graphics)</w:t>
-      </w:r>
-      <w:r>
-        <w:t>.</w:t>
-      </w:r>
-    </w:p>
-    <w:p>
-      <w:r>
-        <w:t xml:space="preserve">The real challenge is that </w:t>
-      </w:r>
-      <w:r>
-        <w:t>the</w:t>
-      </w:r>
-      <w:r>
-        <w:t xml:space="preserve"> </w:t>
-      </w:r>
-      <w:r>
-        <w:rPr>
-          <w:b/>
-          <w:bCs/>
-        </w:rPr>
-        <w:t>implementation dependent coordinate conventions</w:t>
-      </w:r>
-      <w:r>
-        <w:rPr>
-          <w:b/>
-          <w:bCs/>
-        </w:rPr>
-        <w:t xml:space="preserve"> </w:t>
-      </w:r>
-      <w:r>
-        <w:t xml:space="preserve"> could </w:t>
-      </w:r>
-      <w:r>
-        <w:t xml:space="preserve">demand </w:t>
-      </w:r>
-      <w:r>
-        <w:t>different orders/settings</w:t>
-      </w:r>
-      <w:r>
-        <w:t xml:space="preserve"> according to what they a</w:t>
-      </w:r>
-      <w:r>
-        <w:t>re prioritizing.</w:t>
-      </w:r>
-    </w:p>
-    <w:p>
-      <w:r>
-        <w:t>(</w:t>
-      </w:r>
-      <w:r>
-        <w:t>I know it sounds difficult to understand but b</w:t>
-      </w:r>
-      <w:r>
-        <w:t>efore giving up look at the example it’ll help you understand</w:t>
-      </w:r>
-      <w:r>
-        <w:t>)</w:t>
-      </w:r>
-    </w:p>
-    <w:p>
-      <w:r>
-        <w:t>e.g:</w:t>
-      </w:r>
-      <w:r>
-        <w:t xml:space="preserve"> Normally on pap</w:t>
-      </w:r>
-      <w:r>
-        <w:t xml:space="preserve">er we consider the x,y coordinate system </w:t>
-      </w:r>
-      <w:r>
-        <w:t xml:space="preserve"> with x and y ax</w:t>
-      </w:r>
-      <w:r>
-        <w:t>es</w:t>
-      </w:r>
-      <w:r>
-        <w:t xml:space="preserve"> in which</w:t>
-      </w:r>
-      <w:r>
-        <w:t>:</w:t>
-      </w:r>
-    </w:p>
-    <w:p>
-      <w:r>
-        <w:t>-</w:t>
-      </w:r>
-      <w:r>
-        <w:t xml:space="preserve"> </w:t>
-      </w:r>
-      <w:r>
-        <w:t xml:space="preserve">x </w:t>
-      </w:r>
-      <w:r>
-        <w:t>a</w:t>
-      </w:r>
-      <w:r>
-        <w:t xml:space="preserve"> horizontal</w:t>
-      </w:r>
-      <w:r>
-        <w:t xml:space="preserve"> and </w:t>
-      </w:r>
-      <w:r>
-        <w:t xml:space="preserve">y </w:t>
-      </w:r>
-      <w:r>
-        <w:t>a</w:t>
-      </w:r>
-      <w:r>
-        <w:t xml:space="preserve"> vertical</w:t>
-      </w:r>
-      <w:r>
-        <w:t xml:space="preserve"> axis</w:t>
-      </w:r>
-      <w:r>
-        <w:t>.</w:t>
-      </w:r>
-    </w:p>
-    <w:p>
-      <w:r>
-        <w:t>-</w:t>
-      </w:r>
-      <w:r>
-        <w:t xml:space="preserve"> </w:t>
-      </w:r>
-      <w:r>
-        <w:t>A</w:t>
-      </w:r>
-      <w:r>
-        <w:t xml:space="preserve"> single origin</w:t>
-      </w:r>
-      <w:r>
-        <w:t xml:space="preserve"> is set </w:t>
-      </w:r>
-      <w:r>
-        <w:t xml:space="preserve"> for </w:t>
-      </w:r>
-      <w:r>
-        <w:t>both axis</w:t>
-      </w:r>
-      <w:r>
-        <w:t xml:space="preserve">, by convention </w:t>
-      </w:r>
-      <w:r>
-        <w:t>at the middle of the paper</w:t>
-      </w:r>
-      <w:r>
-        <w:t>.</w:t>
-      </w:r>
-    </w:p>
-    <w:p>
-      <w:r>
-        <w:t>- A single</w:t>
-      </w:r>
-      <w:r>
-        <w:t xml:space="preserve"> </w:t>
-      </w:r>
-      <w:r>
-        <w:t>fixed</w:t>
-      </w:r>
-      <w:r>
-        <w:t xml:space="preserve"> universal</w:t>
-      </w:r>
-      <w:r>
-        <w:t xml:space="preserve"> measuring unit</w:t>
-      </w:r>
-      <w:r>
-        <w:t xml:space="preserve"> is used</w:t>
-      </w:r>
-      <w:r>
-        <w:t>.</w:t>
-      </w:r>
-      <w:r>
-        <w:t xml:space="preserve"> </w:t>
-      </w:r>
-    </w:p>
-    <w:p>
-      <w:r>
-        <w:t>- The directio</w:t>
-      </w:r>
-      <w:r>
-        <w:t xml:space="preserve">n of </w:t>
-      </w:r>
-      <w:r>
-        <w:t xml:space="preserve">x </w:t>
-      </w:r>
-      <w:r>
-        <w:t>left to right (</w:t>
-      </w:r>
-      <w:r>
-        <w:t xml:space="preserve">values increase </w:t>
-      </w:r>
-      <w:r>
-        <w:t xml:space="preserve">from </w:t>
-      </w:r>
-      <w:r>
-        <w:t>0</w:t>
-      </w:r>
-      <w:r>
-        <w:t xml:space="preserve"> </w:t>
-      </w:r>
-      <w:r>
-        <w:t>rightward</w:t>
-      </w:r>
-      <w:r>
-        <w:t>,</w:t>
-      </w:r>
-      <w:r>
-        <w:t xml:space="preserve"> </w:t>
-      </w:r>
-      <w:r>
-        <w:t>decrease</w:t>
-      </w:r>
-      <w:r>
-        <w:t xml:space="preserve"> from </w:t>
-      </w:r>
-      <w:r>
-        <w:t>0</w:t>
-      </w:r>
-      <w:r>
-        <w:t xml:space="preserve"> leftward</w:t>
-      </w:r>
-      <w:r>
-        <w:t>)</w:t>
-      </w:r>
-      <w:r>
-        <w:t xml:space="preserve"> and the direction of </w:t>
-      </w:r>
-      <w:r>
-        <w:t>y</w:t>
-      </w:r>
-      <w:r>
-        <w:t xml:space="preserve"> increases bottom up</w:t>
-      </w:r>
-      <w:r>
-        <w:t xml:space="preserve"> (values increase since </w:t>
-      </w:r>
-      <w:r>
-        <w:t xml:space="preserve">0 </w:t>
-      </w:r>
-      <w:r>
-        <w:t xml:space="preserve">upward and decrease since </w:t>
-      </w:r>
-      <w:r>
-        <w:t xml:space="preserve">0 </w:t>
-      </w:r>
-      <w:r>
-        <w:t>downward)</w:t>
-      </w:r>
-      <w:r>
-        <w:t>.</w:t>
-      </w:r>
     </w:p>
     <w:p>
       <w:r>
@@ -1106,7 +1178,6 @@
         <w:rPr>
           <w:noProof/>
         </w:rPr>
-        <w:lastRenderedPageBreak/>
         <w:drawing>
           <wp:anchor distT="0" distB="0" distL="114300" distR="114300" simplePos="0" relativeHeight="251660288" behindDoc="0" locked="0" layoutInCell="1" allowOverlap="1" wp14:anchorId="5FC2BB6B" wp14:editId="33D2A71B">
             <wp:simplePos x="0" y="0"/>
@@ -1311,6 +1382,7 @@
     </w:p>
     <w:p>
       <w:r>
+        <w:lastRenderedPageBreak/>
         <w:t>- In UV</w:t>
       </w:r>
       <w:r>
@@ -1390,7 +1462,6 @@
         </w:rPr>
       </w:pPr>
       <w:r>
-        <w:lastRenderedPageBreak/>
         <w:t>The direction</w:t>
       </w:r>
       <w:r>
@@ -3130,7 +3201,7 @@
                     </pic:cNvPicPr>
                   </pic:nvPicPr>
                   <pic:blipFill>
-                    <a:blip r:embed="rId7" cstate="print">
+                    <a:blip cstate="print">
                       <a:extLst>
                         <a:ext uri="{28A0092B-C50C-407E-A947-70E740481C1C}">
                           <a14:useLocalDpi xmlns:a14="http://schemas.microsoft.com/office/drawing/2010/main" val="0"/>
@@ -3579,7 +3650,7 @@
             <wp:extent cx="5943600" cy="755015"/>
             <wp:effectExtent l="0" t="0" r="0" b="0"/>
             <wp:docPr id="2021444596" name="Picture 2">
-              <a:hlinkClick xmlns:a="http://schemas.openxmlformats.org/drawingml/2006/main" r:id="rId8"/>
+              <a:hlinkClick xmlns:a="http://schemas.openxmlformats.org/drawingml/2006/main" r:id="rId7"/>
             </wp:docPr>
             <wp:cNvGraphicFramePr>
               <a:graphicFrameLocks xmlns:a="http://schemas.openxmlformats.org/drawingml/2006/main" noChangeAspect="1"/>
@@ -3589,14 +3660,14 @@
                 <pic:pic xmlns:pic="http://schemas.openxmlformats.org/drawingml/2006/picture">
                   <pic:nvPicPr>
                     <pic:cNvPr id="0" name="Picture 2">
-                      <a:hlinkClick r:id="rId8"/>
+                      <a:hlinkClick r:id="rId7"/>
                     </pic:cNvPr>
                     <pic:cNvPicPr>
                       <a:picLocks noChangeAspect="1" noChangeArrowheads="1"/>
                     </pic:cNvPicPr>
                   </pic:nvPicPr>
                   <pic:blipFill>
-                    <a:blip r:embed="rId9">
+                    <a:blip r:embed="rId8">
                       <a:extLst>
                         <a:ext uri="{28A0092B-C50C-407E-A947-70E740481C1C}">
                           <a14:useLocalDpi xmlns:a14="http://schemas.microsoft.com/office/drawing/2010/main" val="0"/>
@@ -3832,7 +3903,7 @@
                 <w:numId w:val="1"/>
               </w:numPr>
             </w:pPr>
-            <w:hyperlink r:id="rId10" w:history="1">
+            <w:hyperlink r:id="rId9" w:history="1">
               <w:r>
                 <w:rPr>
                   <w:rStyle w:val="Hyperlink"/>
@@ -3859,7 +3930,7 @@
                 <w:numId w:val="1"/>
               </w:numPr>
             </w:pPr>
-            <w:hyperlink r:id="rId11" w:history="1">
+            <w:hyperlink r:id="rId10" w:history="1">
               <w:r>
                 <w:rPr>
                   <w:rStyle w:val="Hyperlink"/>
@@ -3875,7 +3946,7 @@
                 <w:numId w:val="1"/>
               </w:numPr>
             </w:pPr>
-            <w:hyperlink r:id="rId12" w:history="1">
+            <w:hyperlink r:id="rId11" w:history="1">
               <w:r>
                 <w:rPr>
                   <w:rStyle w:val="Hyperlink"/>
@@ -3891,7 +3962,7 @@
                 <w:numId w:val="1"/>
               </w:numPr>
             </w:pPr>
-            <w:hyperlink r:id="rId13" w:history="1">
+            <w:hyperlink r:id="rId12" w:history="1">
               <w:r>
                 <w:rPr>
                   <w:rStyle w:val="Hyperlink"/>
@@ -3907,7 +3978,7 @@
                 <w:numId w:val="1"/>
               </w:numPr>
             </w:pPr>
-            <w:hyperlink r:id="rId14" w:history="1">
+            <w:hyperlink r:id="rId13" w:history="1">
               <w:r>
                 <w:rPr>
                   <w:rStyle w:val="Hyperlink"/>
@@ -3923,7 +3994,7 @@
                 <w:numId w:val="1"/>
               </w:numPr>
             </w:pPr>
-            <w:hyperlink r:id="rId15" w:history="1">
+            <w:hyperlink r:id="rId14" w:history="1">
               <w:r>
                 <w:rPr>
                   <w:rStyle w:val="Hyperlink"/>
@@ -3939,7 +4010,7 @@
                 <w:numId w:val="1"/>
               </w:numPr>
             </w:pPr>
-            <w:hyperlink r:id="rId16" w:history="1">
+            <w:hyperlink r:id="rId15" w:history="1">
               <w:r>
                 <w:rPr>
                   <w:rStyle w:val="Hyperlink"/>
@@ -4211,11 +4282,11 @@
           <w:noProof/>
         </w:rPr>
         <w:drawing>
-          <wp:inline distT="0" distB="0" distL="0" distR="0" wp14:anchorId="5BF2AAE8" wp14:editId="2F8CBD28">
+          <wp:inline distT="0" distB="0" distL="0" distR="0" wp14:anchorId="5BF2AAE8" wp14:editId="04F8AF4E">
             <wp:extent cx="5943600" cy="408940"/>
             <wp:effectExtent l="0" t="0" r="0" b="0"/>
             <wp:docPr id="2002529314" name="Picture 3">
-              <a:hlinkClick xmlns:a="http://schemas.openxmlformats.org/drawingml/2006/main" r:id="rId17"/>
+              <a:hlinkClick xmlns:a="http://schemas.openxmlformats.org/drawingml/2006/main" r:id="rId16"/>
             </wp:docPr>
             <wp:cNvGraphicFramePr>
               <a:graphicFrameLocks xmlns:a="http://schemas.openxmlformats.org/drawingml/2006/main" noChangeAspect="1"/>
@@ -4225,14 +4296,14 @@
                 <pic:pic xmlns:pic="http://schemas.openxmlformats.org/drawingml/2006/picture">
                   <pic:nvPicPr>
                     <pic:cNvPr id="0" name="Picture 4">
-                      <a:hlinkClick r:id="rId17"/>
+                      <a:hlinkClick r:id="rId16"/>
                     </pic:cNvPr>
                     <pic:cNvPicPr>
                       <a:picLocks noChangeAspect="1" noChangeArrowheads="1"/>
                     </pic:cNvPicPr>
                   </pic:nvPicPr>
                   <pic:blipFill>
-                    <a:blip r:embed="rId18" cstate="print">
+                    <a:blip r:embed="rId17" cstate="print">
                       <a:extLst>
                         <a:ext uri="{28A0092B-C50C-407E-A947-70E740481C1C}">
                           <a14:useLocalDpi xmlns:a14="http://schemas.microsoft.com/office/drawing/2010/main" val="0"/>
@@ -4550,7 +4621,7 @@
       <w:r>
         <w:t>To learn more about this toolbar, read the </w:t>
       </w:r>
-      <w:hyperlink r:id="rId19" w:history="1">
+      <w:hyperlink r:id="rId18" w:history="1">
         <w:r>
           <w:rPr>
             <w:rStyle w:val="Hyperlink"/>
@@ -4578,6 +4649,38 @@
         <w:pStyle w:val="Heading4"/>
       </w:pPr>
       <w:r>
+        <w:t>Unreal Engine Routine</w:t>
+      </w:r>
+    </w:p>
+    <w:p>
+      <w:pPr>
+        <w:pStyle w:val="Heading5"/>
+      </w:pPr>
+      <w:r>
+        <w:t>Project Creation</w:t>
+      </w:r>
+    </w:p>
+    <w:p>
+      <w:r>
+        <w:t xml:space="preserve">Upon running the unreal engine for the first time/setting a directory a </w:t>
+      </w:r>
+      <w:r>
+        <w:rPr>
+          <w:b/>
+          <w:bCs/>
+        </w:rPr>
+        <w:t>uproject</w:t>
+      </w:r>
+      <w:r>
+        <w:t xml:space="preserve"> is made in that directory, marking the root of the unreal projects. Also generating all the necessary files/folders that and the structure of files to later be used in the process.</w:t>
+      </w:r>
+    </w:p>
+    <w:p>
+      <w:pPr>
+        <w:pStyle w:val="Heading4"/>
+      </w:pPr>
+      <w:r>
+        <w:lastRenderedPageBreak/>
         <w:t>Game World</w:t>
       </w:r>
       <w:r>
@@ -4598,90 +4701,140 @@
       </w:r>
       <w:r>
         <w:br/>
-        <w:t xml:space="preserve">From open world games to linear ones they all use this system but in open world ones typically the world loading should happen by more estimations and according </w:t>
-      </w:r>
+        <w:t xml:space="preserve">From open world games to linear ones they all use this system but in open world ones typically the world loading should happen by more estimations and according to variables such as draw distance and player location to keep the open world from being loaded late.  </w:t>
+      </w:r>
+    </w:p>
+    <w:p>
+      <w:pPr>
+        <w:pStyle w:val="Heading5"/>
+      </w:pPr>
+      <w:r>
+        <w:t>Level/UMap</w:t>
+      </w:r>
+    </w:p>
+    <w:p>
+      <w:r>
+        <w:t>A saved definition of a world section.</w:t>
+      </w:r>
+    </w:p>
+    <w:p>
+      <w:pPr>
+        <w:pStyle w:val="Heading5"/>
+      </w:pPr>
+      <w:r>
+        <w:t>UWorld</w:t>
+      </w:r>
+    </w:p>
+    <w:p>
+      <w:r>
+        <w:t xml:space="preserve">A runtime simulation instance created from one or more </w:t>
+      </w:r>
+      <w:r>
+        <w:rPr>
+          <w:b/>
+          <w:bCs/>
+        </w:rPr>
+        <w:t>umap</w:t>
+      </w:r>
+      <w:r>
+        <w:t xml:space="preserve"> defined levels.</w:t>
+      </w:r>
+    </w:p>
+    <w:p>
+      <w:r>
+        <w:t>A world is what’s loaded in Memory.</w:t>
+      </w:r>
+    </w:p>
+    <w:p>
+      <w:r>
+        <w:t>A umap/level is what’s residing on disk.</w:t>
+      </w:r>
+    </w:p>
+    <w:p>
+      <w:r>
+        <w:t>It’s the home for all events to take place in.</w:t>
+      </w:r>
+    </w:p>
+    <w:p>
+      <w:pPr>
+        <w:pStyle w:val="Heading4"/>
+      </w:pPr>
       <w:r>
         <w:lastRenderedPageBreak/>
-        <w:t xml:space="preserve">to variables such as draw distance and player location to keep the open world from being loaded late.  </w:t>
-      </w:r>
-    </w:p>
-    <w:p>
-      <w:pPr>
-        <w:pStyle w:val="Heading5"/>
-      </w:pPr>
-      <w:r>
-        <w:t>Level/UMap</w:t>
-      </w:r>
-    </w:p>
-    <w:p>
-      <w:r>
-        <w:t>A saved definition of a world section.</w:t>
-      </w:r>
-    </w:p>
-    <w:p>
-      <w:pPr>
-        <w:pStyle w:val="Heading5"/>
-      </w:pPr>
-      <w:r>
-        <w:t>UWorld</w:t>
-      </w:r>
-    </w:p>
-    <w:p>
-      <w:r>
-        <w:t>A runtime simulation instance created from one or more umap defined levels.</w:t>
-      </w:r>
+        <w:t>Outliner</w:t>
+      </w:r>
+    </w:p>
+    <w:p>
+      <w:pPr>
+        <w:rPr>
+          <w:bCs/>
+        </w:rPr>
+      </w:pPr>
+      <w:r>
+        <w:t>It repres</w:t>
+      </w:r>
+      <w:r>
+        <w:t xml:space="preserve">ents and loads the engines </w:t>
+      </w:r>
+      <w:r>
+        <w:rPr>
+          <w:b/>
+          <w:bCs/>
+          <w:u w:val="single"/>
+        </w:rPr>
+        <w:t>engine specific</w:t>
+      </w:r>
+      <w:r>
+        <w:rPr>
+          <w:b/>
+          <w:bCs/>
+          <w:u w:val="single"/>
+        </w:rPr>
+        <w:t xml:space="preserve"> </w:t>
+      </w:r>
+      <w:r>
+        <w:rPr>
+          <w:bCs/>
+        </w:rPr>
+        <w:t xml:space="preserve"> filesystem accordingly</w:t>
+      </w:r>
+      <w:r>
+        <w:rPr>
+          <w:bCs/>
+        </w:rPr>
+        <w:t>. It shows the content of the currently loaded umap/level</w:t>
+      </w:r>
+      <w:r>
+        <w:rPr>
+          <w:bCs/>
+        </w:rPr>
+        <w:t xml:space="preserve"> and does what sceneview did in unreal 3.</w:t>
+      </w:r>
+    </w:p>
+    <w:p>
+      <w:pPr>
+        <w:rPr>
+          <w:bCs/>
+        </w:rPr>
+      </w:pPr>
     </w:p>
     <w:p>
       <w:pPr>
         <w:pStyle w:val="Heading4"/>
       </w:pPr>
       <w:r>
-        <w:t>Outliner</w:t>
-      </w:r>
-    </w:p>
-    <w:p>
-      <w:r>
-        <w:t>It repres</w:t>
-      </w:r>
-      <w:r>
-        <w:t xml:space="preserve">ents and loads the engines </w:t>
-      </w:r>
-      <w:r>
-        <w:rPr>
-          <w:b/>
-          <w:bCs/>
-          <w:u w:val="single"/>
-        </w:rPr>
-        <w:t>engine specific</w:t>
-      </w:r>
-      <w:r>
-        <w:rPr>
-          <w:b/>
-          <w:bCs/>
-          <w:u w:val="single"/>
-        </w:rPr>
-        <w:t xml:space="preserve"> </w:t>
-      </w:r>
-      <w:r>
-        <w:rPr>
-          <w:bCs/>
-        </w:rPr>
-        <w:t xml:space="preserve"> filesystem accordingly</w:t>
-      </w:r>
-      <w:r>
-        <w:rPr>
-          <w:bCs/>
-        </w:rPr>
-        <w:t>.</w:t>
+        <w:t>Content Browser</w:t>
+      </w:r>
+    </w:p>
+    <w:p>
+      <w:r>
+        <w:t xml:space="preserve">Instead of upk files in UE5 all the assets exist in their “Raw Form”  without any more packaging involved than what the OS’s directory system offer. </w:t>
       </w:r>
     </w:p>
     <w:p/>
-    <w:p/>
-    <w:p/>
-    <w:p/>
-    <w:p>
-      <w:pPr>
-        <w:pStyle w:val="Heading3"/>
+    <w:p>
+      <w:pPr>
+        <w:pStyle w:val="Heading4"/>
       </w:pPr>
       <w:r>
         <w:t>Material Editor</w:t>
@@ -4741,7 +4894,6 @@
           <w:b/>
           <w:bCs/>
         </w:rPr>
-        <w:lastRenderedPageBreak/>
         <w:t>T</w:t>
       </w:r>
       <w:r>
@@ -4819,6 +4971,7 @@
         <w:pStyle w:val="Heading5"/>
       </w:pPr>
       <w:r>
+        <w:lastRenderedPageBreak/>
         <w:t>Material Output Nodes</w:t>
       </w:r>
     </w:p>
@@ -4978,7 +5131,6 @@
         </w:numPr>
       </w:pPr>
       <w:r>
-        <w:lastRenderedPageBreak/>
         <w:t>TransmissionMask:</w:t>
       </w:r>
     </w:p>
@@ -5027,6 +5179,7 @@
         </w:numPr>
       </w:pPr>
       <w:r>
+        <w:lastRenderedPageBreak/>
         <w:t>CustomLightingDiffuse:</w:t>
       </w:r>
     </w:p>
@@ -5054,18 +5207,138 @@
         <w:t xml:space="preserve">WorldPositionOffset: </w:t>
       </w:r>
     </w:p>
+    <w:p>
+      <w:pPr>
+        <w:pStyle w:val="Heading4"/>
+      </w:pPr>
+      <w:r>
+        <w:t>Widgets</w:t>
+      </w:r>
+    </w:p>
+    <w:p>
+      <w:r>
+        <w:t>Are created content explorer and then used</w:t>
+      </w:r>
+      <w:r>
+        <w:t>.</w:t>
+      </w:r>
+      <w:r>
+        <w:t xml:space="preserve"> It allows us to set a bunch of widgets using the details section on the right. </w:t>
+      </w:r>
+      <w:r>
+        <w:t>Where we set “Anchors” and then in relativism to them set the element itself.</w:t>
+      </w:r>
+      <w:r>
+        <w:t xml:space="preserve"> Keep in mind everything seen in the widget’s preview is a mere preview within the size of the preview at the moment and WILL change in the time of running it.</w:t>
+      </w:r>
+    </w:p>
+    <w:p>
+      <w:pPr>
+        <w:pStyle w:val="Heading5"/>
+      </w:pPr>
+      <w:r>
+        <w:t>Normal Details</w:t>
+      </w:r>
+    </w:p>
+    <w:p>
+      <w:r>
+        <w:t>The following Normal Details operations are available for widgets.</w:t>
+      </w:r>
+    </w:p>
+    <w:p>
+      <w:pPr>
+        <w:pStyle w:val="Heading6"/>
+      </w:pPr>
+      <w:r>
+        <w:t>Anchor Operations</w:t>
+      </w:r>
+    </w:p>
+    <w:p>
+      <w:r>
+        <w:t xml:space="preserve">Sets the anchor </w:t>
+      </w:r>
+      <w:r>
+        <w:t>and the position of widget in relativism to it.</w:t>
+      </w:r>
+    </w:p>
+    <w:p>
+      <w:pPr>
+        <w:pStyle w:val="Heading5"/>
+      </w:pPr>
+      <w:r>
+        <w:t>Canvas Panel</w:t>
+      </w:r>
+    </w:p>
+    <w:p>
+      <w:r>
+        <w:t xml:space="preserve">A canvas panel is used as the root coordinate system like container for the rest of the </w:t>
+      </w:r>
+      <w:r>
+        <w:t xml:space="preserve"> stuff inside it.</w:t>
+      </w:r>
+    </w:p>
+    <w:p>
+      <w:pPr>
+        <w:pStyle w:val="Heading5"/>
+      </w:pPr>
+      <w:r>
+        <w:t>Image</w:t>
+      </w:r>
+    </w:p>
+    <w:p>
+      <w:r>
+        <w:t>Is used to display a material</w:t>
+      </w:r>
+      <w:r>
+        <w:t>/Texture.</w:t>
+      </w:r>
+    </w:p>
+    <w:p>
+      <w:pPr>
+        <w:pStyle w:val="Heading5"/>
+      </w:pPr>
+      <w:r>
+        <w:lastRenderedPageBreak/>
+        <w:t>List View</w:t>
+      </w:r>
+    </w:p>
+    <w:p>
+      <w:r>
+        <w:t>Force fits the items inside it as a vertical list (where no 2 items get to exist in the same line) and possibly adds scrolling if the size of the List View is too small to contain them all.</w:t>
+      </w:r>
+      <w:r>
+        <w:t xml:space="preserve"> It acts like a stack used for automatic list arrangement and positioning  where custom alignment of the objects within the list is not a focus</w:t>
+      </w:r>
+      <w:r>
+        <w:t>.</w:t>
+      </w:r>
+    </w:p>
+    <w:p>
+      <w:pPr>
+        <w:pStyle w:val="Heading5"/>
+      </w:pPr>
+      <w:r>
+        <w:t>Vertical Box</w:t>
+      </w:r>
+    </w:p>
+    <w:p>
+      <w:r>
+        <w:t>Is used for when we want the objects within the box to show up as a list but want to align their positioning manually.</w:t>
+      </w:r>
+      <w:r>
+        <w:t xml:space="preserve"> It’s List View for a predefined constant list.</w:t>
+      </w:r>
+    </w:p>
     <w:p/>
-    <w:p>
-      <w:pPr>
-        <w:spacing w:line="278" w:lineRule="auto"/>
-        <w:rPr>
-          <w:rFonts w:asciiTheme="minorHAnsi" w:eastAsiaTheme="minorHAnsi" w:hAnsiTheme="minorHAnsi" w:cstheme="minorBidi"/>
-          <w:kern w:val="2"/>
-          <w:sz w:val="24"/>
-          <w:szCs w:val="24"/>
-          <w14:ligatures w14:val="standardContextual"/>
-        </w:rPr>
-      </w:pPr>
+    <w:p/>
+    <w:p/>
+    <w:p>
+      <w:pPr>
+        <w:pStyle w:val="Heading2"/>
+      </w:pPr>
+      <w:r>
+        <w:t>Side Quest</w:t>
+      </w:r>
     </w:p>
     <w:sectPr>
       <w:pgSz w:w="12240" w:h="15840"/>

--- a/Game Dev Challenges and Programming.docx
+++ b/Game Dev Challenges and Programming.docx
@@ -4282,7 +4282,7 @@
           <w:noProof/>
         </w:rPr>
         <w:drawing>
-          <wp:inline distT="0" distB="0" distL="0" distR="0" wp14:anchorId="5BF2AAE8" wp14:editId="04F8AF4E">
+          <wp:inline distT="0" distB="0" distL="0" distR="0" wp14:anchorId="5BF2AAE8" wp14:editId="7D142634">
             <wp:extent cx="5943600" cy="408940"/>
             <wp:effectExtent l="0" t="0" r="0" b="0"/>
             <wp:docPr id="2002529314" name="Picture 3">
@@ -4643,6 +4643,14 @@
         <w:t>Personal Understanding</w:t>
       </w:r>
     </w:p>
+    <w:p>
+      <w:pPr>
+        <w:pStyle w:val="Heading4"/>
+      </w:pPr>
+      <w:r>
+        <w:t>The way UE sees things</w:t>
+      </w:r>
+    </w:p>
     <w:p/>
     <w:p>
       <w:pPr>
@@ -4672,7 +4680,11 @@
         <w:t>uproject</w:t>
       </w:r>
       <w:r>
-        <w:t xml:space="preserve"> is made in that directory, marking the root of the unreal projects. Also generating all the necessary files/folders that and the structure of files to later be used in the process.</w:t>
+        <w:t xml:space="preserve"> is made in that directory, marking the root of the unreal projects. Also generating all </w:t>
+      </w:r>
+      <w:r>
+        <w:lastRenderedPageBreak/>
+        <w:t>the necessary files/folders that and the structure of files to later be used in the process.</w:t>
       </w:r>
     </w:p>
     <w:p>
@@ -4680,13 +4692,10 @@
         <w:pStyle w:val="Heading4"/>
       </w:pPr>
       <w:r>
-        <w:lastRenderedPageBreak/>
-        <w:t>Game World</w:t>
-      </w:r>
-      <w:r>
-        <w:t xml:space="preserve"> Sections</w:t>
-      </w:r>
-    </w:p>
+        <w:t>The way UE sees things…</w:t>
+      </w:r>
+    </w:p>
+    <w:p/>
     <w:p>
       <w:pPr>
         <w:pStyle w:val="Heading5"/>
@@ -4761,6 +4770,38 @@
       </w:pPr>
       <w:r>
         <w:lastRenderedPageBreak/>
+        <w:t>U</w:t>
+      </w:r>
+      <w:r>
+        <w:t>E’s</w:t>
+      </w:r>
+      <w:r>
+        <w:t xml:space="preserve"> World Processing Hierarchy</w:t>
+      </w:r>
+    </w:p>
+    <w:p>
+      <w:r>
+        <w:t>It's safe to say that Unreal Engine defines the hierarchy of video game sections based on, according to its own units, worlds, levels, and all. And the source code that we actually write only exists to define the main loop and behaviors of the different objects within our worlds. The behaviors and the properties that are specific to the objects remain as a part of their class, while the generic calculations that are used remain as global space functions. Upon the simulation of each world, the behaviors and the main loop of each existing function is run and gets to exist and behave as it should, according to its definition.</w:t>
+      </w:r>
+    </w:p>
+    <w:p/>
+    <w:p>
+      <w:pPr>
+        <w:pStyle w:val="Heading4"/>
+      </w:pPr>
+      <w:r>
+        <w:t>Game World</w:t>
+      </w:r>
+      <w:r>
+        <w:t xml:space="preserve"> Sections</w:t>
+      </w:r>
+    </w:p>
+    <w:p/>
+    <w:p>
+      <w:pPr>
+        <w:pStyle w:val="Heading4"/>
+      </w:pPr>
+      <w:r>
         <w:t>Outliner</w:t>
       </w:r>
     </w:p>
@@ -4823,6 +4864,7 @@
         <w:pStyle w:val="Heading4"/>
       </w:pPr>
       <w:r>
+        <w:lastRenderedPageBreak/>
         <w:t>Content Browser</w:t>
       </w:r>
     </w:p>
@@ -4971,42 +5013,42 @@
         <w:pStyle w:val="Heading5"/>
       </w:pPr>
       <w:r>
+        <w:t>Material Output Nodes</w:t>
+      </w:r>
+    </w:p>
+    <w:p>
+      <w:r>
+        <w:t>These are the final interface between graph and the  GPU shader result. Everything built in graph must ultimately be plugged into them. It defines the values the generated shader must compute.</w:t>
+      </w:r>
+    </w:p>
+    <w:p>
+      <w:pPr>
+        <w:rPr>
+          <w:b/>
+          <w:bCs/>
+        </w:rPr>
+      </w:pPr>
+      <w:r>
+        <w:rPr>
+          <w:b/>
+          <w:bCs/>
+        </w:rPr>
+        <w:t>- Every material must have ONE single output node.</w:t>
+      </w:r>
+    </w:p>
+    <w:p>
+      <w:pPr>
+        <w:rPr>
+          <w:b/>
+          <w:bCs/>
+        </w:rPr>
+      </w:pPr>
+      <w:r>
+        <w:rPr>
+          <w:b/>
+          <w:bCs/>
+        </w:rPr>
         <w:lastRenderedPageBreak/>
-        <w:t>Material Output Nodes</w:t>
-      </w:r>
-    </w:p>
-    <w:p>
-      <w:r>
-        <w:t>These are the final interface between graph and the  GPU shader result. Everything built in graph must ultimately be plugged into them. It defines the values the generated shader must compute.</w:t>
-      </w:r>
-    </w:p>
-    <w:p>
-      <w:pPr>
-        <w:rPr>
-          <w:b/>
-          <w:bCs/>
-        </w:rPr>
-      </w:pPr>
-      <w:r>
-        <w:rPr>
-          <w:b/>
-          <w:bCs/>
-        </w:rPr>
-        <w:t>- Every material must have ONE single output node.</w:t>
-      </w:r>
-    </w:p>
-    <w:p>
-      <w:pPr>
-        <w:rPr>
-          <w:b/>
-          <w:bCs/>
-        </w:rPr>
-      </w:pPr>
-      <w:r>
-        <w:rPr>
-          <w:b/>
-          <w:bCs/>
-        </w:rPr>
         <w:t>- The output node is always there by default with a pretty descriptive name like Material or PreviewMaterial_2.</w:t>
       </w:r>
     </w:p>
@@ -5179,7 +5221,6 @@
         </w:numPr>
       </w:pPr>
       <w:r>
-        <w:lastRenderedPageBreak/>
         <w:t>CustomLightingDiffuse:</w:t>
       </w:r>
     </w:p>
@@ -5212,6 +5253,7 @@
         <w:pStyle w:val="Heading4"/>
       </w:pPr>
       <w:r>
+        <w:lastRenderedPageBreak/>
         <w:t>Widgets</w:t>
       </w:r>
     </w:p>
@@ -5298,13 +5340,16 @@
         <w:pStyle w:val="Heading5"/>
       </w:pPr>
       <w:r>
+        <w:t>List View</w:t>
+      </w:r>
+    </w:p>
+    <w:p>
+      <w:r>
+        <w:t xml:space="preserve">Force fits the items inside it as a vertical list (where no 2 items get to exist in the same line) and possibly adds scrolling if the size of the List View is too small to </w:t>
+      </w:r>
+      <w:r>
         <w:lastRenderedPageBreak/>
-        <w:t>List View</w:t>
-      </w:r>
-    </w:p>
-    <w:p>
-      <w:r>
-        <w:t>Force fits the items inside it as a vertical list (where no 2 items get to exist in the same line) and possibly adds scrolling if the size of the List View is too small to contain them all.</w:t>
+        <w:t>contain them all.</w:t>
       </w:r>
       <w:r>
         <w:t xml:space="preserve"> It acts like a stack used for automatic list arrangement and positioning  where custom alignment of the objects within the list is not a focus</w:t>
@@ -7275,7 +7320,6 @@
   <w:style w:type="character" w:default="1" w:styleId="DefaultParagraphFont">
     <w:name w:val="Default Paragraph Font"/>
     <w:uiPriority w:val="1"/>
-    <w:semiHidden/>
     <w:unhideWhenUsed/>
   </w:style>
   <w:style w:type="table" w:default="1" w:styleId="TableNormal">
